--- a/docs/FitPick-Project-Report.docx
+++ b/docs/FitPick-Project-Report.docx
@@ -8776,7 +8776,7 @@
           <w:sz w:val="20"/>
           <w:szCs w:val="20"/>
         </w:rPr>
-        <w:t xml:space="preserve">The six screens were designed in Figma and then implemented as six React pages with the same names. They share one design system: royal blue </w:t>
+        <w:t xml:space="preserve">The six screens were designed in Figma and then implemented as six React pages with the same names. The brand mark returns to the Dashboard from anywhere, and the account chip opens a menu holding profile, settings and log out. They share one design system: royal blue </w:t>
       </w:r>
       <w:r>
         <w:rPr>

--- a/docs/FitPick-Project-Report.docx
+++ b/docs/FitPick-Project-Report.docx
@@ -4,7 +4,7 @@
   <w:body>
     <w:p>
       <w:pPr>
-        <w:spacing w:after="1400"/>
+        <w:spacing w:after="1100"/>
       </w:pPr>
     </w:p>
     <w:p>
@@ -58,7 +58,7 @@
     </w:p>
     <w:p>
       <w:pPr>
-        <w:spacing w:after="700" w:before="200"/>
+        <w:spacing w:after="420" w:before="200"/>
         <w:jc w:val="center"/>
       </w:pPr>
       <w:r>
@@ -67,7 +67,7 @@
           <w:sz w:val="22"/>
           <w:szCs w:val="22"/>
         </w:rPr>
-        <w:t xml:space="preserve">Software Engineering  ·  Final Project Submission (Part C)</w:t>
+        <w:t xml:space="preserve">Software Engineering  ·  Final Project Submission (Part C)  ·  Revised</w:t>
       </w:r>
     </w:p>
     <w:p>
@@ -139,6 +139,77 @@
         <w:t xml:space="preserve">React 19 + Vite  ·  FastAPI  ·  PostgreSQL 16  ·  Docker</w:t>
       </w:r>
     </w:p>
+    <w:p>
+      <w:pPr>
+        <w:spacing w:after="360"/>
+      </w:pPr>
+    </w:p>
+    <w:tbl>
+      <w:tblPr>
+        <w:tblW w:type="dxa" w:w="9706"/>
+        <w:tblBorders>
+          <w:top w:val="single" w:color="auto" w:sz="4"/>
+          <w:left w:val="single" w:color="auto" w:sz="4"/>
+          <w:bottom w:val="single" w:color="auto" w:sz="4"/>
+          <w:right w:val="single" w:color="auto" w:sz="4"/>
+          <w:insideH w:val="single" w:color="auto" w:sz="4"/>
+          <w:insideV w:val="single" w:color="auto" w:sz="4"/>
+        </w:tblBorders>
+      </w:tblPr>
+      <w:tblGrid>
+        <w:gridCol w:w="9706"/>
+      </w:tblGrid>
+      <w:tr>
+        <w:trPr>
+          <w:cantSplit/>
+        </w:trPr>
+        <w:tc>
+          <w:tcPr>
+            <w:tcW w:type="dxa" w:w="9706"/>
+            <w:tcBorders>
+              <w:top w:val="none" w:color="FFFFFF" w:sz="0"/>
+              <w:left w:val="none" w:color="FFFFFF" w:sz="0"/>
+              <w:bottom w:val="none" w:color="FFFFFF" w:sz="0"/>
+              <w:right w:val="none" w:color="FFFFFF" w:sz="0"/>
+            </w:tcBorders>
+            <w:shd w:fill="FFF7E6" w:color="auto" w:val="clear"/>
+            <w:tcMar>
+              <w:top w:type="dxa" w:w="110"/>
+              <w:left w:type="dxa" w:w="150"/>
+              <w:bottom w:type="dxa" w:w="110"/>
+              <w:right w:type="dxa" w:w="150"/>
+            </w:tcMar>
+          </w:tcPr>
+          <w:p>
+            <w:pPr>
+              <w:spacing w:after="50"/>
+            </w:pPr>
+            <w:r>
+              <w:rPr>
+                <w:b/>
+                <w:bCs/>
+                <w:color w:val="B45309"/>
+                <w:sz w:val="18"/>
+                <w:szCs w:val="18"/>
+              </w:rPr>
+              <w:t xml:space="preserve">Revision note</w:t>
+            </w:r>
+          </w:p>
+          <w:p>
+            <w:pPr>
+              <w:spacing w:after="0" w:line="265"/>
+            </w:pPr>
+            <w:r>
+              <w:rPr>
+                <w:sz w:val="18"/>
+                <w:szCs w:val="18"/>
+              </w:rPr>
+              <w:t xml:space="preserve">This document has been revised and re-uploaded at the request of the course instructor. After the original submission the application was extended — per-account wardrobes, a ready-made clothing catalogue, removal of items, and saved outfits with a style score — and this report has been updated throughout so that it describes the software as it now stands. Every figure, screenshot and test result below was re-captured from the current build.</w:t>
+            </w:r>
+          </w:p>
+        </w:tc>
+      </w:tr>
+    </w:tbl>
     <w:p>
       <w:r>
         <w:br w:type="page"/>
@@ -388,7 +459,7 @@
           <w:sz w:val="20"/>
           <w:szCs w:val="20"/>
         </w:rPr>
-        <w:t xml:space="preserve">Most people own far more clothes than they actually wear. Items get pushed to the back of a wardrobe and forgotten, near-duplicates are bought because nobody can remember what is already owned, and the outfit that worked well last month is never written down anywhere. The result is a daily decision that takes longer than it should and a wardrobe that is used at a fraction of its value.</w:t>
+        <w:t xml:space="preserve">Most people own far more clothes than they wear. Items get pushed to the back of a wardrobe and forgotten, near-duplicates are bought because nobody can remember what is already owned, and the outfit that worked well last month is never written down anywhere. The result is a daily decision that takes longer than it should and a wardrobe used at a fraction of its value.</w:t>
       </w:r>
     </w:p>
     <w:p>
@@ -437,7 +508,7 @@
           <w:sz w:val="20"/>
           <w:szCs w:val="20"/>
         </w:rPr>
-        <w:t xml:space="preserve"> addresses this by giving the wardrobe a digital index. Every garment is recorded once with its category, colour, season, brand, size and price. From then on the collection can be searched, filtered and sorted in seconds, garments can be combined into named outfits that are saved for reuse, and the application reports what is actually owned and how often it is worn.</w:t>
+        <w:t xml:space="preserve"> gives the wardrobe a digital index. Each garment is recorded once with its category, colour, season, brand, size and price — either by choosing it from a ready-made catalogue or by entering it by hand. From then on the collection can be searched, filtered and sorted in seconds, garments can be combined into named outfits that are saved and scored, and the application reports what is actually owned and how often it is worn.</w:t>
       </w:r>
     </w:p>
     <w:p>
@@ -800,7 +871,7 @@
                 <w:sz w:val="16"/>
                 <w:szCs w:val="16"/>
               </w:rPr>
-              <w:t xml:space="preserve">Saved outfits tagged by occasion, so getting dressed becomes choosing from a short list.</w:t>
+              <w:t xml:space="preserve">Saved outfits tagged by occasion and scored, so getting dressed becomes choosing from a short list.</w:t>
             </w:r>
           </w:p>
         </w:tc>
@@ -1029,7 +1100,7 @@
           <w:sz w:val="20"/>
           <w:szCs w:val="20"/>
         </w:rPr>
-        <w:t xml:space="preserve">Record a garment with enough detail to find it again, in under thirty seconds.</w:t>
+        <w:t xml:space="preserve">Let a user record what they own with as little effort as possible — ideally by picking from a list rather than typing.</w:t>
       </w:r>
     </w:p>
     <w:p>
@@ -1063,7 +1134,7 @@
           <w:sz w:val="20"/>
           <w:szCs w:val="20"/>
         </w:rPr>
-        <w:t xml:space="preserve">Let a user assemble and save an outfit from existing garments, and reopen it later.</w:t>
+        <w:t xml:space="preserve">Let a user assemble and save an outfit from existing garments, reopen it later, and get useful feedback on it.</w:t>
       </w:r>
     </w:p>
     <w:p>
@@ -1081,6 +1152,23 @@
           <w:szCs w:val="20"/>
         </w:rPr>
         <w:t xml:space="preserve">Report honest statistics about the wardrobe — totals, favourites, most worn, value, wear rate.</w:t>
+      </w:r>
+    </w:p>
+    <w:p>
+      <w:pPr>
+        <w:pStyle w:val="ListParagraph"/>
+        <w:numPr>
+          <w:ilvl w:val="0"/>
+          <w:numId w:val="2"/>
+        </w:numPr>
+        <w:spacing w:after="70" w:line="268"/>
+      </w:pPr>
+      <w:r>
+        <w:rPr>
+          <w:sz w:val="20"/>
+          <w:szCs w:val="20"/>
+        </w:rPr>
+        <w:t xml:space="preserve">Keep each person's wardrobe separate from everyone else's.</w:t>
       </w:r>
     </w:p>
     <w:p>
@@ -1228,7 +1316,7 @@
                 <w:sz w:val="17"/>
                 <w:szCs w:val="17"/>
               </w:rPr>
-              <w:t xml:space="preserve">Recording, editing and deleting clothing items</w:t>
+              <w:t xml:space="preserve">Recording, editing and removing clothing items</w:t>
             </w:r>
           </w:p>
         </w:tc>
@@ -1294,7 +1382,7 @@
                 <w:sz w:val="17"/>
                 <w:szCs w:val="17"/>
               </w:rPr>
-              <w:t xml:space="preserve">Searching, filtering and sorting the wardrobe</w:t>
+              <w:t xml:space="preserve">Choosing garments from a ready-made catalogue</w:t>
             </w:r>
           </w:p>
         </w:tc>
@@ -1360,7 +1448,7 @@
                 <w:sz w:val="17"/>
                 <w:szCs w:val="17"/>
               </w:rPr>
-              <w:t xml:space="preserve">Building, saving and favouriting outfits</w:t>
+              <w:t xml:space="preserve">Searching, filtering and sorting the wardrobe</w:t>
             </w:r>
           </w:p>
         </w:tc>
@@ -1426,7 +1514,7 @@
                 <w:sz w:val="17"/>
                 <w:szCs w:val="17"/>
               </w:rPr>
-              <w:t xml:space="preserve">Dashboard and wardrobe analytics</w:t>
+              <w:t xml:space="preserve">Building, saving, scoring and favouriting outfits</w:t>
             </w:r>
           </w:p>
         </w:tc>
@@ -1492,7 +1580,7 @@
                 <w:sz w:val="17"/>
                 <w:szCs w:val="17"/>
               </w:rPr>
-              <w:t xml:space="preserve">Profile screen and account details</w:t>
+              <w:t xml:space="preserve">Separate wardrobes per account</w:t>
             </w:r>
           </w:p>
         </w:tc>
@@ -1522,7 +1610,73 @@
                 <w:sz w:val="17"/>
                 <w:szCs w:val="17"/>
               </w:rPr>
-              <w:t xml:space="preserve">Real authentication, sessions and multi-user accounts</w:t>
+              <w:t xml:space="preserve">Password authentication and sessions</w:t>
+            </w:r>
+          </w:p>
+        </w:tc>
+      </w:tr>
+      <w:tr>
+        <w:trPr>
+          <w:cantSplit/>
+          <w:tblHeader w:val="off"/>
+        </w:trPr>
+        <w:tc>
+          <w:tcPr>
+            <w:tcW w:type="dxa" w:w="4853"/>
+            <w:tcBorders>
+              <w:top w:val="single" w:color="DDE1E6" w:sz="3"/>
+              <w:left w:val="none" w:color="FFFFFF" w:sz="0"/>
+              <w:bottom w:val="single" w:color="DDE1E6" w:sz="3"/>
+              <w:right w:val="none" w:color="FFFFFF" w:sz="0"/>
+            </w:tcBorders>
+            <w:tcMar>
+              <w:top w:type="dxa" w:w="70"/>
+              <w:left w:type="dxa" w:w="110"/>
+              <w:bottom w:type="dxa" w:w="70"/>
+              <w:right w:type="dxa" w:w="110"/>
+            </w:tcMar>
+          </w:tcPr>
+          <w:p>
+            <w:pPr>
+              <w:spacing w:after="0" w:line="240"/>
+            </w:pPr>
+            <w:r>
+              <w:rPr>
+                <w:color w:val="15161A"/>
+                <w:sz w:val="17"/>
+                <w:szCs w:val="17"/>
+              </w:rPr>
+              <w:t xml:space="preserve">Dashboard and wardrobe analytics</w:t>
+            </w:r>
+          </w:p>
+        </w:tc>
+        <w:tc>
+          <w:tcPr>
+            <w:tcW w:type="dxa" w:w="4853"/>
+            <w:tcBorders>
+              <w:top w:val="single" w:color="DDE1E6" w:sz="3"/>
+              <w:left w:val="none" w:color="FFFFFF" w:sz="0"/>
+              <w:bottom w:val="single" w:color="DDE1E6" w:sz="3"/>
+              <w:right w:val="none" w:color="FFFFFF" w:sz="0"/>
+            </w:tcBorders>
+            <w:tcMar>
+              <w:top w:type="dxa" w:w="70"/>
+              <w:left w:type="dxa" w:w="110"/>
+              <w:bottom w:type="dxa" w:w="70"/>
+              <w:right w:type="dxa" w:w="110"/>
+            </w:tcMar>
+          </w:tcPr>
+          <w:p>
+            <w:pPr>
+              <w:spacing w:after="0" w:line="240"/>
+            </w:pPr>
+            <w:r>
+              <w:rPr>
+                <w:color w:val="15161A"/>
+                <w:sz w:val="17"/>
+                <w:szCs w:val="17"/>
+              </w:rPr>
+              <w:t xml:space="preserve">Photograph upload and storage</w:t>
             </w:r>
           </w:p>
         </w:tc>
@@ -1678,7 +1832,7 @@
           <w:sz w:val="20"/>
           <w:szCs w:val="20"/>
         </w:rPr>
-        <w:t xml:space="preserve">no real authentication in this version, so the application is single-user. The database schema already carries a </w:t>
+        <w:t xml:space="preserve">no password authentication in this version. The email given at sign-in identifies an account and keeps wardrobes apart, but it does not authenticate anyone; the </w:t>
       </w:r>
       <w:r>
         <w:rPr>
@@ -1687,14 +1841,14 @@
           <w:sz w:val="18"/>
           <w:szCs w:val="18"/>
         </w:rPr>
-        <w:t xml:space="preserve">user_id</w:t>
+        <w:t xml:space="preserve">password_hash</w:t>
       </w:r>
       <w:r>
         <w:rPr>
           <w:sz w:val="20"/>
           <w:szCs w:val="20"/>
         </w:rPr>
-        <w:t xml:space="preserve"> on every record so that multi-user support is an addition rather than a rewrite.</w:t>
+        <w:t xml:space="preserve"> column exists unused.</w:t>
       </w:r>
     </w:p>
     <w:p>
@@ -1720,7 +1874,7 @@
           <w:sz w:val="20"/>
           <w:szCs w:val="20"/>
         </w:rPr>
-        <w:t xml:space="preserve">users are willing to spend some initial effort entering their wardrobe, because the payoff is repeated daily.</w:t>
+        <w:t xml:space="preserve">recording a wardrobe must be nearly effortless, which is why the catalogue was added: picking from a list beats typing or photographing forty garments.</w:t>
       </w:r>
     </w:p>
     <w:p>
@@ -1746,7 +1900,7 @@
           <w:sz w:val="20"/>
           <w:szCs w:val="20"/>
         </w:rPr>
-        <w:t xml:space="preserve">photographs are optional. Text details alone are enough to make the wardrobe useful, so the application illustrates each garment from its category and colour.</w:t>
+        <w:t xml:space="preserve">photographs are optional. Text details alone are enough, so the application illustrates each garment from its category and colour.</w:t>
       </w:r>
     </w:p>
     <w:p>
@@ -2188,23 +2342,7 @@
           <w:sz w:val="20"/>
           <w:szCs w:val="20"/>
         </w:rPr>
-        <w:t xml:space="preserve"> on a project board called </w:t>
-      </w:r>
-      <w:r>
-        <w:rPr>
-          <w:i/>
-          <w:iCs/>
-          <w:sz w:val="20"/>
-          <w:szCs w:val="20"/>
-        </w:rPr>
-        <w:t xml:space="preserve">FitPick Development Board</w:t>
-      </w:r>
-      <w:r>
-        <w:rPr>
-          <w:sz w:val="20"/>
-          <w:szCs w:val="20"/>
-        </w:rPr>
-        <w:t xml:space="preserve">. Fifteen stories were placed in </w:t>
+        <w:t xml:space="preserve"> on a project board. Fifteen stories were placed in </w:t>
       </w:r>
       <w:r>
         <w:rPr>
@@ -2220,7 +2358,7 @@
           <w:sz w:val="20"/>
           <w:szCs w:val="20"/>
         </w:rPr>
-        <w:t xml:space="preserve"> — they define a usable product — and ten in </w:t>
+        <w:t xml:space="preserve"> and ten in </w:t>
       </w:r>
       <w:r>
         <w:rPr>
@@ -2273,7 +2411,7 @@
           <w:sz w:val="20"/>
           <w:szCs w:val="20"/>
         </w:rPr>
-        <w:t xml:space="preserve"> column states honestly what exists today. “Full” means the story works end to end through the interface; “API” means the backend endpoint and its tests exist but no screen calls it yet; “UI only” means the screen exists but there is no backend behind it.</w:t>
+        <w:t xml:space="preserve"> column states honestly what exists today. “Full” means the story works end to end through the interface; “API” means the endpoint and its tests exist but no screen calls it yet; “Partial” means the core works but part of the story is missing; “UI only” means the screen exists with no backend behind it.</w:t>
       </w:r>
     </w:p>
     <w:tbl>
@@ -2553,7 +2691,7 @@
                 <w:sz w:val="16"/>
                 <w:szCs w:val="16"/>
               </w:rPr>
-              <w:t xml:space="preserve">UI only</w:t>
+              <w:t xml:space="preserve">Partial</w:t>
             </w:r>
           </w:p>
         </w:tc>
@@ -2679,7 +2817,7 @@
                 <w:sz w:val="16"/>
                 <w:szCs w:val="16"/>
               </w:rPr>
-              <w:t xml:space="preserve">UI only</w:t>
+              <w:t xml:space="preserve">Partial</w:t>
             </w:r>
           </w:p>
         </w:tc>
@@ -2805,7 +2943,7 @@
                 <w:sz w:val="16"/>
                 <w:szCs w:val="16"/>
               </w:rPr>
-              <w:t xml:space="preserve">UI only</w:t>
+              <w:t xml:space="preserve">Full</w:t>
             </w:r>
           </w:p>
         </w:tc>
@@ -3183,7 +3321,7 @@
                 <w:sz w:val="16"/>
                 <w:szCs w:val="16"/>
               </w:rPr>
-              <w:t xml:space="preserve">API</w:t>
+              <w:t xml:space="preserve">Full</w:t>
             </w:r>
           </w:p>
         </w:tc>
@@ -3939,7 +4077,7 @@
                 <w:sz w:val="16"/>
                 <w:szCs w:val="16"/>
               </w:rPr>
-              <w:t xml:space="preserve">API</w:t>
+              <w:t xml:space="preserve">Full</w:t>
             </w:r>
           </w:p>
         </w:tc>
@@ -4065,7 +4203,7 @@
                 <w:sz w:val="16"/>
                 <w:szCs w:val="16"/>
               </w:rPr>
-              <w:t xml:space="preserve">Partial</w:t>
+              <w:t xml:space="preserve">Full</w:t>
             </w:r>
           </w:p>
         </w:tc>
@@ -5617,7 +5755,7 @@
                 <w:sz w:val="16"/>
                 <w:szCs w:val="16"/>
               </w:rPr>
-              <w:t xml:space="preserve">Partial</w:t>
+              <w:t xml:space="preserve">Full</w:t>
             </w:r>
           </w:p>
         </w:tc>
@@ -5945,7 +6083,7 @@
                 <w:sz w:val="17"/>
                 <w:szCs w:val="17"/>
               </w:rPr>
-              <w:t xml:space="preserve">12</w:t>
+              <w:t xml:space="preserve">17</w:t>
             </w:r>
           </w:p>
         </w:tc>
@@ -6149,7 +6287,7 @@
                 <w:sz w:val="17"/>
                 <w:szCs w:val="17"/>
               </w:rPr>
-              <w:t xml:space="preserve">4</w:t>
+              <w:t xml:space="preserve">2</w:t>
             </w:r>
           </w:p>
         </w:tc>
@@ -6251,7 +6389,7 @@
                 <w:sz w:val="17"/>
                 <w:szCs w:val="17"/>
               </w:rPr>
-              <w:t xml:space="preserve">6</w:t>
+              <w:t xml:space="preserve">3</w:t>
             </w:r>
           </w:p>
         </w:tc>
@@ -6402,7 +6540,7 @@
         <w:keepNext/>
       </w:pPr>
       <w:r>
-        <w:t xml:space="preserve">2.4 A story in full</w:t>
+        <w:t xml:space="preserve">2.4 Stories added after the first submission</w:t>
       </w:r>
     </w:p>
     <w:p>
@@ -6414,7 +6552,689 @@
           <w:sz w:val="20"/>
           <w:szCs w:val="20"/>
         </w:rPr>
-        <w:t xml:space="preserve">Each story carries acceptance criteria. Story 4 is shown in full as an example of how the backlog items were written:</w:t>
+        <w:t xml:space="preserve">The instructor asked for changes after the original submission. These are new stories, not part of the original twenty-five, and all four are complete:</w:t>
+      </w:r>
+    </w:p>
+    <w:tbl>
+      <w:tblPr>
+        <w:tblW w:type="dxa" w:w="9706"/>
+        <w:tblBorders>
+          <w:top w:val="single" w:color="auto" w:sz="4"/>
+          <w:left w:val="single" w:color="auto" w:sz="4"/>
+          <w:bottom w:val="single" w:color="auto" w:sz="4"/>
+          <w:right w:val="single" w:color="auto" w:sz="4"/>
+          <w:insideH w:val="single" w:color="auto" w:sz="4"/>
+          <w:insideV w:val="single" w:color="auto" w:sz="4"/>
+        </w:tblBorders>
+      </w:tblPr>
+      <w:tblGrid>
+        <w:gridCol w:w="485"/>
+        <w:gridCol w:w="3203"/>
+        <w:gridCol w:w="4562"/>
+        <w:gridCol w:w="1456"/>
+      </w:tblGrid>
+      <w:tr>
+        <w:trPr>
+          <w:cantSplit/>
+          <w:tblHeader/>
+        </w:trPr>
+        <w:tc>
+          <w:tcPr>
+            <w:tcW w:type="dxa" w:w="485"/>
+            <w:tcBorders>
+              <w:top w:val="single" w:color="DDE1E6" w:sz="3"/>
+              <w:left w:val="none" w:color="FFFFFF" w:sz="0"/>
+              <w:bottom w:val="single" w:color="DDE1E6" w:sz="3"/>
+              <w:right w:val="none" w:color="FFFFFF" w:sz="0"/>
+            </w:tcBorders>
+            <w:shd w:fill="EEF3FF" w:color="auto" w:val="clear"/>
+            <w:tcMar>
+              <w:top w:type="dxa" w:w="70"/>
+              <w:left w:type="dxa" w:w="110"/>
+              <w:bottom w:type="dxa" w:w="70"/>
+              <w:right w:type="dxa" w:w="110"/>
+            </w:tcMar>
+          </w:tcPr>
+          <w:p>
+            <w:pPr>
+              <w:spacing w:after="0" w:line="240"/>
+            </w:pPr>
+            <w:r>
+              <w:rPr>
+                <w:b/>
+                <w:bCs/>
+                <w:color w:val="1D4ED8"/>
+                <w:sz w:val="16"/>
+                <w:szCs w:val="16"/>
+              </w:rPr>
+              <w:t xml:space="preserve">#</w:t>
+            </w:r>
+          </w:p>
+        </w:tc>
+        <w:tc>
+          <w:tcPr>
+            <w:tcW w:type="dxa" w:w="3203"/>
+            <w:tcBorders>
+              <w:top w:val="single" w:color="DDE1E6" w:sz="3"/>
+              <w:left w:val="none" w:color="FFFFFF" w:sz="0"/>
+              <w:bottom w:val="single" w:color="DDE1E6" w:sz="3"/>
+              <w:right w:val="none" w:color="FFFFFF" w:sz="0"/>
+            </w:tcBorders>
+            <w:shd w:fill="EEF3FF" w:color="auto" w:val="clear"/>
+            <w:tcMar>
+              <w:top w:type="dxa" w:w="70"/>
+              <w:left w:type="dxa" w:w="110"/>
+              <w:bottom w:type="dxa" w:w="70"/>
+              <w:right w:type="dxa" w:w="110"/>
+            </w:tcMar>
+          </w:tcPr>
+          <w:p>
+            <w:pPr>
+              <w:spacing w:after="0" w:line="240"/>
+            </w:pPr>
+            <w:r>
+              <w:rPr>
+                <w:b/>
+                <w:bCs/>
+                <w:color w:val="1D4ED8"/>
+                <w:sz w:val="16"/>
+                <w:szCs w:val="16"/>
+              </w:rPr>
+              <w:t xml:space="preserve">As a user I want to…</w:t>
+            </w:r>
+          </w:p>
+        </w:tc>
+        <w:tc>
+          <w:tcPr>
+            <w:tcW w:type="dxa" w:w="4562"/>
+            <w:tcBorders>
+              <w:top w:val="single" w:color="DDE1E6" w:sz="3"/>
+              <w:left w:val="none" w:color="FFFFFF" w:sz="0"/>
+              <w:bottom w:val="single" w:color="DDE1E6" w:sz="3"/>
+              <w:right w:val="none" w:color="FFFFFF" w:sz="0"/>
+            </w:tcBorders>
+            <w:shd w:fill="EEF3FF" w:color="auto" w:val="clear"/>
+            <w:tcMar>
+              <w:top w:type="dxa" w:w="70"/>
+              <w:left w:type="dxa" w:w="110"/>
+              <w:bottom w:type="dxa" w:w="70"/>
+              <w:right w:type="dxa" w:w="110"/>
+            </w:tcMar>
+          </w:tcPr>
+          <w:p>
+            <w:pPr>
+              <w:spacing w:after="0" w:line="240"/>
+            </w:pPr>
+            <w:r>
+              <w:rPr>
+                <w:b/>
+                <w:bCs/>
+                <w:color w:val="1D4ED8"/>
+                <w:sz w:val="16"/>
+                <w:szCs w:val="16"/>
+              </w:rPr>
+              <w:t xml:space="preserve">…so that</w:t>
+            </w:r>
+          </w:p>
+        </w:tc>
+        <w:tc>
+          <w:tcPr>
+            <w:tcW w:type="dxa" w:w="1456"/>
+            <w:tcBorders>
+              <w:top w:val="single" w:color="DDE1E6" w:sz="3"/>
+              <w:left w:val="none" w:color="FFFFFF" w:sz="0"/>
+              <w:bottom w:val="single" w:color="DDE1E6" w:sz="3"/>
+              <w:right w:val="none" w:color="FFFFFF" w:sz="0"/>
+            </w:tcBorders>
+            <w:shd w:fill="EEF3FF" w:color="auto" w:val="clear"/>
+            <w:tcMar>
+              <w:top w:type="dxa" w:w="70"/>
+              <w:left w:type="dxa" w:w="110"/>
+              <w:bottom w:type="dxa" w:w="70"/>
+              <w:right w:type="dxa" w:w="110"/>
+            </w:tcMar>
+          </w:tcPr>
+          <w:p>
+            <w:pPr>
+              <w:spacing w:after="0" w:line="240"/>
+            </w:pPr>
+            <w:r>
+              <w:rPr>
+                <w:b/>
+                <w:bCs/>
+                <w:color w:val="1D4ED8"/>
+                <w:sz w:val="16"/>
+                <w:szCs w:val="16"/>
+              </w:rPr>
+              <w:t xml:space="preserve">Status</w:t>
+            </w:r>
+          </w:p>
+        </w:tc>
+      </w:tr>
+      <w:tr>
+        <w:trPr>
+          <w:cantSplit/>
+          <w:tblHeader w:val="off"/>
+        </w:trPr>
+        <w:tc>
+          <w:tcPr>
+            <w:tcW w:type="dxa" w:w="485"/>
+            <w:tcBorders>
+              <w:top w:val="single" w:color="DDE1E6" w:sz="3"/>
+              <w:left w:val="none" w:color="FFFFFF" w:sz="0"/>
+              <w:bottom w:val="single" w:color="DDE1E6" w:sz="3"/>
+              <w:right w:val="none" w:color="FFFFFF" w:sz="0"/>
+            </w:tcBorders>
+            <w:tcMar>
+              <w:top w:type="dxa" w:w="70"/>
+              <w:left w:type="dxa" w:w="110"/>
+              <w:bottom w:type="dxa" w:w="70"/>
+              <w:right w:type="dxa" w:w="110"/>
+            </w:tcMar>
+          </w:tcPr>
+          <w:p>
+            <w:pPr>
+              <w:spacing w:after="0" w:line="240"/>
+            </w:pPr>
+            <w:r>
+              <w:rPr>
+                <w:color w:val="15161A"/>
+                <w:sz w:val="16"/>
+                <w:szCs w:val="16"/>
+              </w:rPr>
+              <w:t xml:space="preserve">26</w:t>
+            </w:r>
+          </w:p>
+        </w:tc>
+        <w:tc>
+          <w:tcPr>
+            <w:tcW w:type="dxa" w:w="3203"/>
+            <w:tcBorders>
+              <w:top w:val="single" w:color="DDE1E6" w:sz="3"/>
+              <w:left w:val="none" w:color="FFFFFF" w:sz="0"/>
+              <w:bottom w:val="single" w:color="DDE1E6" w:sz="3"/>
+              <w:right w:val="none" w:color="FFFFFF" w:sz="0"/>
+            </w:tcBorders>
+            <w:tcMar>
+              <w:top w:type="dxa" w:w="70"/>
+              <w:left w:type="dxa" w:w="110"/>
+              <w:bottom w:type="dxa" w:w="70"/>
+              <w:right w:type="dxa" w:w="110"/>
+            </w:tcMar>
+          </w:tcPr>
+          <w:p>
+            <w:pPr>
+              <w:spacing w:after="0" w:line="240"/>
+            </w:pPr>
+            <w:r>
+              <w:rPr>
+                <w:color w:val="15161A"/>
+                <w:sz w:val="16"/>
+                <w:szCs w:val="16"/>
+              </w:rPr>
+              <w:t xml:space="preserve">have a wardrobe of my own</w:t>
+            </w:r>
+          </w:p>
+        </w:tc>
+        <w:tc>
+          <w:tcPr>
+            <w:tcW w:type="dxa" w:w="4562"/>
+            <w:tcBorders>
+              <w:top w:val="single" w:color="DDE1E6" w:sz="3"/>
+              <w:left w:val="none" w:color="FFFFFF" w:sz="0"/>
+              <w:bottom w:val="single" w:color="DDE1E6" w:sz="3"/>
+              <w:right w:val="none" w:color="FFFFFF" w:sz="0"/>
+            </w:tcBorders>
+            <w:tcMar>
+              <w:top w:type="dxa" w:w="70"/>
+              <w:left w:type="dxa" w:w="110"/>
+              <w:bottom w:type="dxa" w:w="70"/>
+              <w:right w:type="dxa" w:w="110"/>
+            </w:tcMar>
+          </w:tcPr>
+          <w:p>
+            <w:pPr>
+              <w:spacing w:after="0" w:line="240"/>
+            </w:pPr>
+            <w:r>
+              <w:rPr>
+                <w:color w:val="15161A"/>
+                <w:sz w:val="16"/>
+                <w:szCs w:val="16"/>
+              </w:rPr>
+              <w:t xml:space="preserve">what I own is separate from anyone else's</w:t>
+            </w:r>
+          </w:p>
+        </w:tc>
+        <w:tc>
+          <w:tcPr>
+            <w:tcW w:type="dxa" w:w="1456"/>
+            <w:tcBorders>
+              <w:top w:val="single" w:color="DDE1E6" w:sz="3"/>
+              <w:left w:val="none" w:color="FFFFFF" w:sz="0"/>
+              <w:bottom w:val="single" w:color="DDE1E6" w:sz="3"/>
+              <w:right w:val="none" w:color="FFFFFF" w:sz="0"/>
+            </w:tcBorders>
+            <w:tcMar>
+              <w:top w:type="dxa" w:w="70"/>
+              <w:left w:type="dxa" w:w="110"/>
+              <w:bottom w:type="dxa" w:w="70"/>
+              <w:right w:type="dxa" w:w="110"/>
+            </w:tcMar>
+          </w:tcPr>
+          <w:p>
+            <w:pPr>
+              <w:spacing w:after="0" w:line="240"/>
+            </w:pPr>
+            <w:r>
+              <w:rPr>
+                <w:color w:val="15161A"/>
+                <w:sz w:val="16"/>
+                <w:szCs w:val="16"/>
+              </w:rPr>
+              <w:t xml:space="preserve">Full</w:t>
+            </w:r>
+          </w:p>
+        </w:tc>
+      </w:tr>
+      <w:tr>
+        <w:trPr>
+          <w:cantSplit/>
+          <w:tblHeader w:val="off"/>
+        </w:trPr>
+        <w:tc>
+          <w:tcPr>
+            <w:tcW w:type="dxa" w:w="485"/>
+            <w:tcBorders>
+              <w:top w:val="single" w:color="DDE1E6" w:sz="3"/>
+              <w:left w:val="none" w:color="FFFFFF" w:sz="0"/>
+              <w:bottom w:val="single" w:color="DDE1E6" w:sz="3"/>
+              <w:right w:val="none" w:color="FFFFFF" w:sz="0"/>
+            </w:tcBorders>
+            <w:tcMar>
+              <w:top w:type="dxa" w:w="70"/>
+              <w:left w:type="dxa" w:w="110"/>
+              <w:bottom w:type="dxa" w:w="70"/>
+              <w:right w:type="dxa" w:w="110"/>
+            </w:tcMar>
+          </w:tcPr>
+          <w:p>
+            <w:pPr>
+              <w:spacing w:after="0" w:line="240"/>
+            </w:pPr>
+            <w:r>
+              <w:rPr>
+                <w:color w:val="15161A"/>
+                <w:sz w:val="16"/>
+                <w:szCs w:val="16"/>
+              </w:rPr>
+              <w:t xml:space="preserve">27</w:t>
+            </w:r>
+          </w:p>
+        </w:tc>
+        <w:tc>
+          <w:tcPr>
+            <w:tcW w:type="dxa" w:w="3203"/>
+            <w:tcBorders>
+              <w:top w:val="single" w:color="DDE1E6" w:sz="3"/>
+              <w:left w:val="none" w:color="FFFFFF" w:sz="0"/>
+              <w:bottom w:val="single" w:color="DDE1E6" w:sz="3"/>
+              <w:right w:val="none" w:color="FFFFFF" w:sz="0"/>
+            </w:tcBorders>
+            <w:tcMar>
+              <w:top w:type="dxa" w:w="70"/>
+              <w:left w:type="dxa" w:w="110"/>
+              <w:bottom w:type="dxa" w:w="70"/>
+              <w:right w:type="dxa" w:w="110"/>
+            </w:tcMar>
+          </w:tcPr>
+          <w:p>
+            <w:pPr>
+              <w:spacing w:after="0" w:line="240"/>
+            </w:pPr>
+            <w:r>
+              <w:rPr>
+                <w:color w:val="15161A"/>
+                <w:sz w:val="16"/>
+                <w:szCs w:val="16"/>
+              </w:rPr>
+              <w:t xml:space="preserve">pick clothes from a ready-made catalogue</w:t>
+            </w:r>
+          </w:p>
+        </w:tc>
+        <w:tc>
+          <w:tcPr>
+            <w:tcW w:type="dxa" w:w="4562"/>
+            <w:tcBorders>
+              <w:top w:val="single" w:color="DDE1E6" w:sz="3"/>
+              <w:left w:val="none" w:color="FFFFFF" w:sz="0"/>
+              <w:bottom w:val="single" w:color="DDE1E6" w:sz="3"/>
+              <w:right w:val="none" w:color="FFFFFF" w:sz="0"/>
+            </w:tcBorders>
+            <w:tcMar>
+              <w:top w:type="dxa" w:w="70"/>
+              <w:left w:type="dxa" w:w="110"/>
+              <w:bottom w:type="dxa" w:w="70"/>
+              <w:right w:type="dxa" w:w="110"/>
+            </w:tcMar>
+          </w:tcPr>
+          <w:p>
+            <w:pPr>
+              <w:spacing w:after="0" w:line="240"/>
+            </w:pPr>
+            <w:r>
+              <w:rPr>
+                <w:color w:val="15161A"/>
+                <w:sz w:val="16"/>
+                <w:szCs w:val="16"/>
+              </w:rPr>
+              <w:t xml:space="preserve">I do not have to type in or photograph every garment</w:t>
+            </w:r>
+          </w:p>
+        </w:tc>
+        <w:tc>
+          <w:tcPr>
+            <w:tcW w:type="dxa" w:w="1456"/>
+            <w:tcBorders>
+              <w:top w:val="single" w:color="DDE1E6" w:sz="3"/>
+              <w:left w:val="none" w:color="FFFFFF" w:sz="0"/>
+              <w:bottom w:val="single" w:color="DDE1E6" w:sz="3"/>
+              <w:right w:val="none" w:color="FFFFFF" w:sz="0"/>
+            </w:tcBorders>
+            <w:tcMar>
+              <w:top w:type="dxa" w:w="70"/>
+              <w:left w:type="dxa" w:w="110"/>
+              <w:bottom w:type="dxa" w:w="70"/>
+              <w:right w:type="dxa" w:w="110"/>
+            </w:tcMar>
+          </w:tcPr>
+          <w:p>
+            <w:pPr>
+              <w:spacing w:after="0" w:line="240"/>
+            </w:pPr>
+            <w:r>
+              <w:rPr>
+                <w:color w:val="15161A"/>
+                <w:sz w:val="16"/>
+                <w:szCs w:val="16"/>
+              </w:rPr>
+              <w:t xml:space="preserve">Full</w:t>
+            </w:r>
+          </w:p>
+        </w:tc>
+      </w:tr>
+      <w:tr>
+        <w:trPr>
+          <w:cantSplit/>
+          <w:tblHeader w:val="off"/>
+        </w:trPr>
+        <w:tc>
+          <w:tcPr>
+            <w:tcW w:type="dxa" w:w="485"/>
+            <w:tcBorders>
+              <w:top w:val="single" w:color="DDE1E6" w:sz="3"/>
+              <w:left w:val="none" w:color="FFFFFF" w:sz="0"/>
+              <w:bottom w:val="single" w:color="DDE1E6" w:sz="3"/>
+              <w:right w:val="none" w:color="FFFFFF" w:sz="0"/>
+            </w:tcBorders>
+            <w:tcMar>
+              <w:top w:type="dxa" w:w="70"/>
+              <w:left w:type="dxa" w:w="110"/>
+              <w:bottom w:type="dxa" w:w="70"/>
+              <w:right w:type="dxa" w:w="110"/>
+            </w:tcMar>
+          </w:tcPr>
+          <w:p>
+            <w:pPr>
+              <w:spacing w:after="0" w:line="240"/>
+            </w:pPr>
+            <w:r>
+              <w:rPr>
+                <w:color w:val="15161A"/>
+                <w:sz w:val="16"/>
+                <w:szCs w:val="16"/>
+              </w:rPr>
+              <w:t xml:space="preserve">28</w:t>
+            </w:r>
+          </w:p>
+        </w:tc>
+        <w:tc>
+          <w:tcPr>
+            <w:tcW w:type="dxa" w:w="3203"/>
+            <w:tcBorders>
+              <w:top w:val="single" w:color="DDE1E6" w:sz="3"/>
+              <w:left w:val="none" w:color="FFFFFF" w:sz="0"/>
+              <w:bottom w:val="single" w:color="DDE1E6" w:sz="3"/>
+              <w:right w:val="none" w:color="FFFFFF" w:sz="0"/>
+            </w:tcBorders>
+            <w:tcMar>
+              <w:top w:type="dxa" w:w="70"/>
+              <w:left w:type="dxa" w:w="110"/>
+              <w:bottom w:type="dxa" w:w="70"/>
+              <w:right w:type="dxa" w:w="110"/>
+            </w:tcMar>
+          </w:tcPr>
+          <w:p>
+            <w:pPr>
+              <w:spacing w:after="0" w:line="240"/>
+            </w:pPr>
+            <w:r>
+              <w:rPr>
+                <w:color w:val="15161A"/>
+                <w:sz w:val="16"/>
+                <w:szCs w:val="16"/>
+              </w:rPr>
+              <w:t xml:space="preserve">remove a piece from my wardrobe</w:t>
+            </w:r>
+          </w:p>
+        </w:tc>
+        <w:tc>
+          <w:tcPr>
+            <w:tcW w:type="dxa" w:w="4562"/>
+            <w:tcBorders>
+              <w:top w:val="single" w:color="DDE1E6" w:sz="3"/>
+              <w:left w:val="none" w:color="FFFFFF" w:sz="0"/>
+              <w:bottom w:val="single" w:color="DDE1E6" w:sz="3"/>
+              <w:right w:val="none" w:color="FFFFFF" w:sz="0"/>
+            </w:tcBorders>
+            <w:tcMar>
+              <w:top w:type="dxa" w:w="70"/>
+              <w:left w:type="dxa" w:w="110"/>
+              <w:bottom w:type="dxa" w:w="70"/>
+              <w:right w:type="dxa" w:w="110"/>
+            </w:tcMar>
+          </w:tcPr>
+          <w:p>
+            <w:pPr>
+              <w:spacing w:after="0" w:line="240"/>
+            </w:pPr>
+            <w:r>
+              <w:rPr>
+                <w:color w:val="15161A"/>
+                <w:sz w:val="16"/>
+                <w:szCs w:val="16"/>
+              </w:rPr>
+              <w:t xml:space="preserve">the list reflects what I actually own</w:t>
+            </w:r>
+          </w:p>
+        </w:tc>
+        <w:tc>
+          <w:tcPr>
+            <w:tcW w:type="dxa" w:w="1456"/>
+            <w:tcBorders>
+              <w:top w:val="single" w:color="DDE1E6" w:sz="3"/>
+              <w:left w:val="none" w:color="FFFFFF" w:sz="0"/>
+              <w:bottom w:val="single" w:color="DDE1E6" w:sz="3"/>
+              <w:right w:val="none" w:color="FFFFFF" w:sz="0"/>
+            </w:tcBorders>
+            <w:tcMar>
+              <w:top w:type="dxa" w:w="70"/>
+              <w:left w:type="dxa" w:w="110"/>
+              <w:bottom w:type="dxa" w:w="70"/>
+              <w:right w:type="dxa" w:w="110"/>
+            </w:tcMar>
+          </w:tcPr>
+          <w:p>
+            <w:pPr>
+              <w:spacing w:after="0" w:line="240"/>
+            </w:pPr>
+            <w:r>
+              <w:rPr>
+                <w:color w:val="15161A"/>
+                <w:sz w:val="16"/>
+                <w:szCs w:val="16"/>
+              </w:rPr>
+              <w:t xml:space="preserve">Full</w:t>
+            </w:r>
+          </w:p>
+        </w:tc>
+      </w:tr>
+      <w:tr>
+        <w:trPr>
+          <w:cantSplit/>
+          <w:tblHeader w:val="off"/>
+        </w:trPr>
+        <w:tc>
+          <w:tcPr>
+            <w:tcW w:type="dxa" w:w="485"/>
+            <w:tcBorders>
+              <w:top w:val="single" w:color="DDE1E6" w:sz="3"/>
+              <w:left w:val="none" w:color="FFFFFF" w:sz="0"/>
+              <w:bottom w:val="single" w:color="DDE1E6" w:sz="3"/>
+              <w:right w:val="none" w:color="FFFFFF" w:sz="0"/>
+            </w:tcBorders>
+            <w:tcMar>
+              <w:top w:type="dxa" w:w="70"/>
+              <w:left w:type="dxa" w:w="110"/>
+              <w:bottom w:type="dxa" w:w="70"/>
+              <w:right w:type="dxa" w:w="110"/>
+            </w:tcMar>
+          </w:tcPr>
+          <w:p>
+            <w:pPr>
+              <w:spacing w:after="0" w:line="240"/>
+            </w:pPr>
+            <w:r>
+              <w:rPr>
+                <w:color w:val="15161A"/>
+                <w:sz w:val="16"/>
+                <w:szCs w:val="16"/>
+              </w:rPr>
+              <w:t xml:space="preserve">29</w:t>
+            </w:r>
+          </w:p>
+        </w:tc>
+        <w:tc>
+          <w:tcPr>
+            <w:tcW w:type="dxa" w:w="3203"/>
+            <w:tcBorders>
+              <w:top w:val="single" w:color="DDE1E6" w:sz="3"/>
+              <w:left w:val="none" w:color="FFFFFF" w:sz="0"/>
+              <w:bottom w:val="single" w:color="DDE1E6" w:sz="3"/>
+              <w:right w:val="none" w:color="FFFFFF" w:sz="0"/>
+            </w:tcBorders>
+            <w:tcMar>
+              <w:top w:type="dxa" w:w="70"/>
+              <w:left w:type="dxa" w:w="110"/>
+              <w:bottom w:type="dxa" w:w="70"/>
+              <w:right w:type="dxa" w:w="110"/>
+            </w:tcMar>
+          </w:tcPr>
+          <w:p>
+            <w:pPr>
+              <w:spacing w:after="0" w:line="240"/>
+            </w:pPr>
+            <w:r>
+              <w:rPr>
+                <w:color w:val="15161A"/>
+                <w:sz w:val="16"/>
+                <w:szCs w:val="16"/>
+              </w:rPr>
+              <w:t xml:space="preserve">see each saved outfit scored</w:t>
+            </w:r>
+          </w:p>
+        </w:tc>
+        <w:tc>
+          <w:tcPr>
+            <w:tcW w:type="dxa" w:w="4562"/>
+            <w:tcBorders>
+              <w:top w:val="single" w:color="DDE1E6" w:sz="3"/>
+              <w:left w:val="none" w:color="FFFFFF" w:sz="0"/>
+              <w:bottom w:val="single" w:color="DDE1E6" w:sz="3"/>
+              <w:right w:val="none" w:color="FFFFFF" w:sz="0"/>
+            </w:tcBorders>
+            <w:tcMar>
+              <w:top w:type="dxa" w:w="70"/>
+              <w:left w:type="dxa" w:w="110"/>
+              <w:bottom w:type="dxa" w:w="70"/>
+              <w:right w:type="dxa" w:w="110"/>
+            </w:tcMar>
+          </w:tcPr>
+          <w:p>
+            <w:pPr>
+              <w:spacing w:after="0" w:line="240"/>
+            </w:pPr>
+            <w:r>
+              <w:rPr>
+                <w:color w:val="15161A"/>
+                <w:sz w:val="16"/>
+                <w:szCs w:val="16"/>
+              </w:rPr>
+              <w:t xml:space="preserve">I get feedback on the combinations I build</w:t>
+            </w:r>
+          </w:p>
+        </w:tc>
+        <w:tc>
+          <w:tcPr>
+            <w:tcW w:type="dxa" w:w="1456"/>
+            <w:tcBorders>
+              <w:top w:val="single" w:color="DDE1E6" w:sz="3"/>
+              <w:left w:val="none" w:color="FFFFFF" w:sz="0"/>
+              <w:bottom w:val="single" w:color="DDE1E6" w:sz="3"/>
+              <w:right w:val="none" w:color="FFFFFF" w:sz="0"/>
+            </w:tcBorders>
+            <w:tcMar>
+              <w:top w:type="dxa" w:w="70"/>
+              <w:left w:type="dxa" w:w="110"/>
+              <w:bottom w:type="dxa" w:w="70"/>
+              <w:right w:type="dxa" w:w="110"/>
+            </w:tcMar>
+          </w:tcPr>
+          <w:p>
+            <w:pPr>
+              <w:spacing w:after="0" w:line="240"/>
+            </w:pPr>
+            <w:r>
+              <w:rPr>
+                <w:color w:val="15161A"/>
+                <w:sz w:val="16"/>
+                <w:szCs w:val="16"/>
+              </w:rPr>
+              <w:t xml:space="preserve">Full</w:t>
+            </w:r>
+          </w:p>
+        </w:tc>
+      </w:tr>
+    </w:tbl>
+    <w:p>
+      <w:pPr>
+        <w:pStyle w:val="Heading2"/>
+        <w:keepNext/>
+      </w:pPr>
+      <w:r>
+        <w:t xml:space="preserve">2.5 A story in full</w:t>
+      </w:r>
+    </w:p>
+    <w:p>
+      <w:pPr>
+        <w:spacing w:after="110" w:before="0" w:line="280"/>
+      </w:pPr>
+      <w:r>
+        <w:rPr>
+          <w:sz w:val="20"/>
+          <w:szCs w:val="20"/>
+        </w:rPr>
+        <w:t xml:space="preserve">Each story carries acceptance criteria. Story 27 is shown as an example of how the new backlog items were written:</w:t>
       </w:r>
     </w:p>
     <w:tbl>
@@ -6465,7 +7285,7 @@
                 <w:sz w:val="18"/>
                 <w:szCs w:val="18"/>
               </w:rPr>
-              <w:t xml:space="preserve">Story 4 — Add Clothing Item</w:t>
+              <w:t xml:space="preserve">Story 27 — Pick clothes from the catalogue</w:t>
             </w:r>
           </w:p>
           <w:p>
@@ -6502,7 +7322,7 @@
                 <w:sz w:val="20"/>
                 <w:szCs w:val="20"/>
               </w:rPr>
-              <w:t xml:space="preserve">add a clothing item with its details </w:t>
+              <w:t xml:space="preserve">choose garments from a ready-made catalogue </w:t>
             </w:r>
             <w:r>
               <w:rPr>
@@ -6518,7 +7338,7 @@
                 <w:sz w:val="20"/>
                 <w:szCs w:val="20"/>
               </w:rPr>
-              <w:t xml:space="preserve">my wardrobe is recorded in one place.</w:t>
+              <w:t xml:space="preserve">I do not have to type in or photograph every piece I own.</w:t>
             </w:r>
           </w:p>
           <w:p>
@@ -6556,7 +7376,7 @@
                 <w:sz w:val="18"/>
                 <w:szCs w:val="18"/>
               </w:rPr>
-              <w:t xml:space="preserve">1.  The form captures name, category, subcategory, colour, season, brand, size, price, tags and notes.</w:t>
+              <w:t xml:space="preserve">1.  The catalogue offers ready-made pieces across all six categories and can be filtered by category.</w:t>
             </w:r>
           </w:p>
           <w:p>
@@ -6568,7 +7388,7 @@
                 <w:sz w:val="18"/>
                 <w:szCs w:val="18"/>
               </w:rPr>
-              <w:t xml:space="preserve">2.  Name, category and colour are required; everything else is optional.</w:t>
+              <w:t xml:space="preserve">2.  Browsing the catalogue does not change any wardrobe.</w:t>
             </w:r>
           </w:p>
           <w:p>
@@ -6580,7 +7400,7 @@
                 <w:sz w:val="18"/>
                 <w:szCs w:val="18"/>
               </w:rPr>
-              <w:t xml:space="preserve">3.  The category must be one of the six defined categories, and an unknown value is rejected.</w:t>
+              <w:t xml:space="preserve">3.  Choosing a piece copies it into the signed-in account's wardrobe only.</w:t>
             </w:r>
           </w:p>
           <w:p>
@@ -6592,7 +7412,7 @@
                 <w:sz w:val="18"/>
                 <w:szCs w:val="18"/>
               </w:rPr>
-              <w:t xml:space="preserve">4.  On save the item appears immediately in My Wardrobe and in the dashboard totals.</w:t>
+              <w:t xml:space="preserve">4.  A piece already owned is marked, and may still be added again.</w:t>
             </w:r>
           </w:p>
           <w:p>
@@ -6604,7 +7424,19 @@
                 <w:sz w:val="18"/>
                 <w:szCs w:val="18"/>
               </w:rPr>
-              <w:t xml:space="preserve">5.  The user is returned to My Wardrobe after a successful save.</w:t>
+              <w:t xml:space="preserve">5.  Choosing a piece updates the dashboard statistics immediately.</w:t>
+            </w:r>
+          </w:p>
+          <w:p>
+            <w:pPr>
+              <w:spacing w:after="0" w:line="265"/>
+            </w:pPr>
+            <w:r>
+              <w:rPr>
+                <w:sz w:val="18"/>
+                <w:szCs w:val="18"/>
+              </w:rPr>
+              <w:t xml:space="preserve">6.  An unknown catalogue id is rejected with HTTP 404.</w:t>
             </w:r>
           </w:p>
         </w:tc>
@@ -6624,7 +7456,7 @@
           <w:sz w:val="20"/>
           <w:szCs w:val="20"/>
         </w:rPr>
-        <w:t xml:space="preserve">Criteria 3 and 4 are each covered by an automated test — </w:t>
+        <w:t xml:space="preserve">Every one of those six criteria is covered by an automated test in </w:t>
       </w:r>
       <w:r>
         <w:rPr>
@@ -6633,23 +7465,7 @@
           <w:sz w:val="18"/>
           <w:szCs w:val="18"/>
         </w:rPr>
-        <w:t xml:space="preserve">test_rejects_unknown_category</w:t>
-      </w:r>
-      <w:r>
-        <w:rPr>
-          <w:sz w:val="20"/>
-          <w:szCs w:val="20"/>
-        </w:rPr>
-        <w:t xml:space="preserve"> and </w:t>
-      </w:r>
-      <w:r>
-        <w:rPr>
-          <w:rFonts w:ascii="Consolas" w:cs="Consolas" w:eastAsia="Consolas" w:hAnsi="Consolas"/>
-          <w:color w:val="24292F"/>
-          <w:sz w:val="18"/>
-          <w:szCs w:val="18"/>
-        </w:rPr>
-        <w:t xml:space="preserve">test_dashboard_updates_after_adding_an_item</w:t>
+        <w:t xml:space="preserve">tests/test_integration_catalogue.py</w:t>
       </w:r>
       <w:r>
         <w:rPr>
@@ -6751,23 +7567,7 @@
           <w:sz w:val="20"/>
           <w:szCs w:val="20"/>
         </w:rPr>
-        <w:t xml:space="preserve"> is PostgreSQL. Calls travel downwards only — the browser talks to the API, the API talks to the database, and no tier skips a level or calls upwards. All three run as separate containers defined in </w:t>
-      </w:r>
-      <w:r>
-        <w:rPr>
-          <w:rFonts w:ascii="Consolas" w:cs="Consolas" w:eastAsia="Consolas" w:hAnsi="Consolas"/>
-          <w:color w:val="24292F"/>
-          <w:sz w:val="18"/>
-          <w:szCs w:val="18"/>
-        </w:rPr>
-        <w:t xml:space="preserve">docker-compose.yml</w:t>
-      </w:r>
-      <w:r>
-        <w:rPr>
-          <w:sz w:val="20"/>
-          <w:szCs w:val="20"/>
-        </w:rPr>
-        <w:t xml:space="preserve">.</w:t>
+        <w:t xml:space="preserve"> is PostgreSQL. Calls travel downwards only — the browser talks to the API, the API talks to the database, and no tier skips a level or calls upwards.</w:t>
       </w:r>
     </w:p>
     <w:p>
@@ -6781,7 +7581,7 @@
           <wp:inline distT="0" distB="0" distL="0" distR="0">
             <wp:extent cx="5181600" cy="5791200"/>
             <wp:effectExtent t="0" r="0" b="0" l="0"/>
-            <wp:docPr id="1" name="" descr="" title=""/>
+            <wp:docPr id="1" name=""/>
             <wp:cNvGraphicFramePr>
               <a:graphicFrameLocks xmlns:a="http://schemas.openxmlformats.org/drawingml/2006/main" noChangeAspect="1"/>
             </wp:cNvGraphicFramePr>
@@ -6865,7 +7665,7 @@
           <w:sz w:val="20"/>
           <w:szCs w:val="20"/>
         </w:rPr>
-        <w:t xml:space="preserve">FitPick is a CRUD application over a small relational model. A layered design is the standard, proven shape for that, and it avoids the operational cost of micro-services for a system that has one developer and one database.</w:t>
+        <w:t xml:space="preserve">FitPick is a CRUD application over a small relational model. A layered design is the standard, proven shape for that, and avoids the operational cost of micro-services for a system with one developer and one database.</w:t>
       </w:r>
     </w:p>
     <w:p>
@@ -6910,14 +7710,14 @@
           <w:sz w:val="20"/>
           <w:szCs w:val="20"/>
         </w:rPr>
-        <w:t xml:space="preserve">It supports independent evolution. </w:t>
+        <w:t xml:space="preserve">It absorbed the revision without restructuring. </w:t>
       </w:r>
       <w:r>
         <w:rPr>
           <w:sz w:val="20"/>
           <w:szCs w:val="20"/>
         </w:rPr>
-        <w:t xml:space="preserve">The React app can be restyled, the API can gain endpoints and the schema can be tuned without any of those changes rippling outwards.</w:t>
+        <w:t xml:space="preserve">Per-account wardrobes, a catalogue and outfit scoring were each added as one new module inside an existing tier — no layer boundary moved.</w:t>
       </w:r>
     </w:p>
     <w:p>
@@ -6948,32 +7748,6 @@
     </w:p>
     <w:p>
       <w:pPr>
-        <w:pStyle w:val="ListParagraph"/>
-        <w:numPr>
-          <w:ilvl w:val="0"/>
-          <w:numId w:val="3"/>
-        </w:numPr>
-        <w:spacing w:after="70" w:line="268"/>
-      </w:pPr>
-      <w:r>
-        <w:rPr>
-          <w:b/>
-          <w:bCs/>
-          <w:sz w:val="20"/>
-          <w:szCs w:val="20"/>
-        </w:rPr>
-        <w:t xml:space="preserve">It leaves room to grow. </w:t>
-      </w:r>
-      <w:r>
-        <w:rPr>
-          <w:sz w:val="20"/>
-          <w:szCs w:val="20"/>
-        </w:rPr>
-        <w:t xml:space="preserve">Authentication, image storage or outfit suggestions are added as new modules inside the existing tiers, not as a restructure.</w:t>
-      </w:r>
-    </w:p>
-    <w:p>
-      <w:pPr>
         <w:pStyle w:val="Heading2"/>
         <w:keepNext/>
       </w:pPr>
@@ -6994,9 +7768,9 @@
         </w:tblBorders>
       </w:tblPr>
       <w:tblGrid>
-        <w:gridCol w:w="2427"/>
-        <w:gridCol w:w="4368"/>
-        <w:gridCol w:w="2912"/>
+        <w:gridCol w:w="2329"/>
+        <w:gridCol w:w="4271"/>
+        <w:gridCol w:w="3106"/>
       </w:tblGrid>
       <w:tr>
         <w:trPr>
@@ -7005,7 +7779,7 @@
         </w:trPr>
         <w:tc>
           <w:tcPr>
-            <w:tcW w:type="dxa" w:w="2427"/>
+            <w:tcW w:type="dxa" w:w="2329"/>
             <w:tcBorders>
               <w:top w:val="single" w:color="DDE1E6" w:sz="3"/>
               <w:left w:val="none" w:color="FFFFFF" w:sz="0"/>
@@ -7038,7 +7812,7 @@
         </w:tc>
         <w:tc>
           <w:tcPr>
-            <w:tcW w:type="dxa" w:w="4368"/>
+            <w:tcW w:type="dxa" w:w="4271"/>
             <w:tcBorders>
               <w:top w:val="single" w:color="DDE1E6" w:sz="3"/>
               <w:left w:val="none" w:color="FFFFFF" w:sz="0"/>
@@ -7071,7 +7845,7 @@
         </w:tc>
         <w:tc>
           <w:tcPr>
-            <w:tcW w:type="dxa" w:w="2912"/>
+            <w:tcW w:type="dxa" w:w="3106"/>
             <w:tcBorders>
               <w:top w:val="single" w:color="DDE1E6" w:sz="3"/>
               <w:left w:val="none" w:color="FFFFFF" w:sz="0"/>
@@ -7110,7 +7884,7 @@
         </w:trPr>
         <w:tc>
           <w:tcPr>
-            <w:tcW w:type="dxa" w:w="2427"/>
+            <w:tcW w:type="dxa" w:w="2329"/>
             <w:tcBorders>
               <w:top w:val="single" w:color="DDE1E6" w:sz="3"/>
               <w:left w:val="none" w:color="FFFFFF" w:sz="0"/>
@@ -7143,7 +7917,7 @@
         </w:tc>
         <w:tc>
           <w:tcPr>
-            <w:tcW w:type="dxa" w:w="4368"/>
+            <w:tcW w:type="dxa" w:w="4271"/>
             <w:tcBorders>
               <w:top w:val="single" w:color="DDE1E6" w:sz="3"/>
               <w:left w:val="none" w:color="FFFFFF" w:sz="0"/>
@@ -7175,7 +7949,7 @@
         </w:tc>
         <w:tc>
           <w:tcPr>
-            <w:tcW w:type="dxa" w:w="2912"/>
+            <w:tcW w:type="dxa" w:w="3106"/>
             <w:tcBorders>
               <w:top w:val="single" w:color="DDE1E6" w:sz="3"/>
               <w:left w:val="none" w:color="FFFFFF" w:sz="0"/>
@@ -7213,7 +7987,7 @@
         </w:trPr>
         <w:tc>
           <w:tcPr>
-            <w:tcW w:type="dxa" w:w="2427"/>
+            <w:tcW w:type="dxa" w:w="2329"/>
             <w:tcBorders>
               <w:top w:val="single" w:color="DDE1E6" w:sz="3"/>
               <w:left w:val="none" w:color="FFFFFF" w:sz="0"/>
@@ -7246,7 +8020,7 @@
         </w:tc>
         <w:tc>
           <w:tcPr>
-            <w:tcW w:type="dxa" w:w="4368"/>
+            <w:tcW w:type="dxa" w:w="4271"/>
             <w:tcBorders>
               <w:top w:val="single" w:color="DDE1E6" w:sz="3"/>
               <w:left w:val="none" w:color="FFFFFF" w:sz="0"/>
@@ -7272,13 +8046,13 @@
                 <w:sz w:val="15"/>
                 <w:szCs w:val="15"/>
               </w:rPr>
-              <w:t xml:space="preserve">Reusable presentation — Layout, Sidebar, Topbar, Button, Card, ItemCard, Charts</w:t>
-            </w:r>
-          </w:p>
-        </w:tc>
-        <w:tc>
-          <w:tcPr>
-            <w:tcW w:type="dxa" w:w="2912"/>
+              <w:t xml:space="preserve">Reusable presentation — Layout, Sidebar, Topbar, Button, Card, ItemCard, Charts, UserMenu</w:t>
+            </w:r>
+          </w:p>
+        </w:tc>
+        <w:tc>
+          <w:tcPr>
+            <w:tcW w:type="dxa" w:w="3106"/>
             <w:tcBorders>
               <w:top w:val="single" w:color="DDE1E6" w:sz="3"/>
               <w:left w:val="none" w:color="FFFFFF" w:sz="0"/>
@@ -7316,7 +8090,7 @@
         </w:trPr>
         <w:tc>
           <w:tcPr>
-            <w:tcW w:type="dxa" w:w="2427"/>
+            <w:tcW w:type="dxa" w:w="2329"/>
             <w:tcBorders>
               <w:top w:val="single" w:color="DDE1E6" w:sz="3"/>
               <w:left w:val="none" w:color="FFFFFF" w:sz="0"/>
@@ -7343,13 +8117,13 @@
                 <w:sz w:val="15"/>
                 <w:szCs w:val="15"/>
               </w:rPr>
-              <w:t xml:space="preserve">frontend/src/services/api.js</w:t>
-            </w:r>
-          </w:p>
-        </w:tc>
-        <w:tc>
-          <w:tcPr>
-            <w:tcW w:type="dxa" w:w="4368"/>
+              <w:t xml:space="preserve">frontend/src/services/</w:t>
+            </w:r>
+          </w:p>
+        </w:tc>
+        <w:tc>
+          <w:tcPr>
+            <w:tcW w:type="dxa" w:w="4271"/>
             <w:tcBorders>
               <w:top w:val="single" w:color="DDE1E6" w:sz="3"/>
               <w:left w:val="none" w:color="FFFFFF" w:sz="0"/>
@@ -7375,13 +8149,13 @@
                 <w:sz w:val="15"/>
                 <w:szCs w:val="15"/>
               </w:rPr>
-              <w:t xml:space="preserve">The only module that talks to the backend; returns plain objects</w:t>
-            </w:r>
-          </w:p>
-        </w:tc>
-        <w:tc>
-          <w:tcPr>
-            <w:tcW w:type="dxa" w:w="2912"/>
+              <w:t xml:space="preserve">api.js is the only module that talks to the backend; session.js holds who is signed in</w:t>
+            </w:r>
+          </w:p>
+        </w:tc>
+        <w:tc>
+          <w:tcPr>
+            <w:tcW w:type="dxa" w:w="3106"/>
             <w:tcBorders>
               <w:top w:val="single" w:color="DDE1E6" w:sz="3"/>
               <w:left w:val="none" w:color="FFFFFF" w:sz="0"/>
@@ -7419,7 +8193,7 @@
         </w:trPr>
         <w:tc>
           <w:tcPr>
-            <w:tcW w:type="dxa" w:w="2427"/>
+            <w:tcW w:type="dxa" w:w="2329"/>
             <w:tcBorders>
               <w:top w:val="single" w:color="DDE1E6" w:sz="3"/>
               <w:left w:val="none" w:color="FFFFFF" w:sz="0"/>
@@ -7446,13 +8220,13 @@
                 <w:sz w:val="15"/>
                 <w:szCs w:val="15"/>
               </w:rPr>
-              <w:t xml:space="preserve">backend/routers/</w:t>
-            </w:r>
-          </w:p>
-        </w:tc>
-        <w:tc>
-          <w:tcPr>
-            <w:tcW w:type="dxa" w:w="4368"/>
+              <w:t xml:space="preserve">backend/deps.py</w:t>
+            </w:r>
+          </w:p>
+        </w:tc>
+        <w:tc>
+          <w:tcPr>
+            <w:tcW w:type="dxa" w:w="4271"/>
             <w:tcBorders>
               <w:top w:val="single" w:color="DDE1E6" w:sz="3"/>
               <w:left w:val="none" w:color="FFFFFF" w:sz="0"/>
@@ -7478,13 +8252,13 @@
                 <w:sz w:val="15"/>
                 <w:szCs w:val="15"/>
               </w:rPr>
-              <w:t xml:space="preserve">Translate HTTP to repository and service calls, and set status codes</w:t>
-            </w:r>
-          </w:p>
-        </w:tc>
-        <w:tc>
-          <w:tcPr>
-            <w:tcW w:type="dxa" w:w="2912"/>
+              <w:t xml:space="preserve">Turn the request's identity headers into the owning user row</w:t>
+            </w:r>
+          </w:p>
+        </w:tc>
+        <w:tc>
+          <w:tcPr>
+            <w:tcW w:type="dxa" w:w="3106"/>
             <w:tcBorders>
               <w:top w:val="single" w:color="DDE1E6" w:sz="3"/>
               <w:left w:val="none" w:color="FFFFFF" w:sz="0"/>
@@ -7510,7 +8284,7 @@
                 <w:sz w:val="15"/>
                 <w:szCs w:val="15"/>
               </w:rPr>
-              <w:t xml:space="preserve">contain storage logic or calculations</w:t>
+              <w:t xml:space="preserve">contain business rules</w:t>
             </w:r>
           </w:p>
         </w:tc>
@@ -7522,7 +8296,7 @@
         </w:trPr>
         <w:tc>
           <w:tcPr>
-            <w:tcW w:type="dxa" w:w="2427"/>
+            <w:tcW w:type="dxa" w:w="2329"/>
             <w:tcBorders>
               <w:top w:val="single" w:color="DDE1E6" w:sz="3"/>
               <w:left w:val="none" w:color="FFFFFF" w:sz="0"/>
@@ -7549,13 +8323,13 @@
                 <w:sz w:val="15"/>
                 <w:szCs w:val="15"/>
               </w:rPr>
-              <w:t xml:space="preserve">backend/schemas.py</w:t>
-            </w:r>
-          </w:p>
-        </w:tc>
-        <w:tc>
-          <w:tcPr>
-            <w:tcW w:type="dxa" w:w="4368"/>
+              <w:t xml:space="preserve">backend/routers/</w:t>
+            </w:r>
+          </w:p>
+        </w:tc>
+        <w:tc>
+          <w:tcPr>
+            <w:tcW w:type="dxa" w:w="4271"/>
             <w:tcBorders>
               <w:top w:val="single" w:color="DDE1E6" w:sz="3"/>
               <w:left w:val="none" w:color="FFFFFF" w:sz="0"/>
@@ -7581,13 +8355,13 @@
                 <w:sz w:val="15"/>
                 <w:szCs w:val="15"/>
               </w:rPr>
-              <w:t xml:space="preserve">Pydantic models that define the API contract and validate input</w:t>
-            </w:r>
-          </w:p>
-        </w:tc>
-        <w:tc>
-          <w:tcPr>
-            <w:tcW w:type="dxa" w:w="2912"/>
+              <w:t xml:space="preserve">Translate HTTP to repository and service calls, and set status codes</w:t>
+            </w:r>
+          </w:p>
+        </w:tc>
+        <w:tc>
+          <w:tcPr>
+            <w:tcW w:type="dxa" w:w="3106"/>
             <w:tcBorders>
               <w:top w:val="single" w:color="DDE1E6" w:sz="3"/>
               <w:left w:val="none" w:color="FFFFFF" w:sz="0"/>
@@ -7613,7 +8387,7 @@
                 <w:sz w:val="15"/>
                 <w:szCs w:val="15"/>
               </w:rPr>
-              <w:t xml:space="preserve">know how data is stored</w:t>
+              <w:t xml:space="preserve">contain storage logic or calculations</w:t>
             </w:r>
           </w:p>
         </w:tc>
@@ -7625,7 +8399,7 @@
         </w:trPr>
         <w:tc>
           <w:tcPr>
-            <w:tcW w:type="dxa" w:w="2427"/>
+            <w:tcW w:type="dxa" w:w="2329"/>
             <w:tcBorders>
               <w:top w:val="single" w:color="DDE1E6" w:sz="3"/>
               <w:left w:val="none" w:color="FFFFFF" w:sz="0"/>
@@ -7652,13 +8426,13 @@
                 <w:sz w:val="15"/>
                 <w:szCs w:val="15"/>
               </w:rPr>
-              <w:t xml:space="preserve">backend/services/</w:t>
-            </w:r>
-          </w:p>
-        </w:tc>
-        <w:tc>
-          <w:tcPr>
-            <w:tcW w:type="dxa" w:w="4368"/>
+              <w:t xml:space="preserve">backend/schemas.py</w:t>
+            </w:r>
+          </w:p>
+        </w:tc>
+        <w:tc>
+          <w:tcPr>
+            <w:tcW w:type="dxa" w:w="4271"/>
             <w:tcBorders>
               <w:top w:val="single" w:color="DDE1E6" w:sz="3"/>
               <w:left w:val="none" w:color="FFFFFF" w:sz="0"/>
@@ -7684,13 +8458,13 @@
                 <w:sz w:val="15"/>
                 <w:szCs w:val="15"/>
               </w:rPr>
-              <w:t xml:space="preserve">Business calculations for the dashboard and analytics</w:t>
-            </w:r>
-          </w:p>
-        </w:tc>
-        <w:tc>
-          <w:tcPr>
-            <w:tcW w:type="dxa" w:w="2912"/>
+              <w:t xml:space="preserve">Pydantic models that define the API contract and validate input</w:t>
+            </w:r>
+          </w:p>
+        </w:tc>
+        <w:tc>
+          <w:tcPr>
+            <w:tcW w:type="dxa" w:w="3106"/>
             <w:tcBorders>
               <w:top w:val="single" w:color="DDE1E6" w:sz="3"/>
               <w:left w:val="none" w:color="FFFFFF" w:sz="0"/>
@@ -7716,7 +8490,7 @@
                 <w:sz w:val="15"/>
                 <w:szCs w:val="15"/>
               </w:rPr>
-              <w:t xml:space="preserve">perform I/O or know about HTTP</w:t>
+              <w:t xml:space="preserve">know how data is stored</w:t>
             </w:r>
           </w:p>
         </w:tc>
@@ -7728,7 +8502,7 @@
         </w:trPr>
         <w:tc>
           <w:tcPr>
-            <w:tcW w:type="dxa" w:w="2427"/>
+            <w:tcW w:type="dxa" w:w="2329"/>
             <w:tcBorders>
               <w:top w:val="single" w:color="DDE1E6" w:sz="3"/>
               <w:left w:val="none" w:color="FFFFFF" w:sz="0"/>
@@ -7755,13 +8529,13 @@
                 <w:sz w:val="15"/>
                 <w:szCs w:val="15"/>
               </w:rPr>
-              <w:t xml:space="preserve">backend/repositories/</w:t>
-            </w:r>
-          </w:p>
-        </w:tc>
-        <w:tc>
-          <w:tcPr>
-            <w:tcW w:type="dxa" w:w="4368"/>
+              <w:t xml:space="preserve">backend/services/</w:t>
+            </w:r>
+          </w:p>
+        </w:tc>
+        <w:tc>
+          <w:tcPr>
+            <w:tcW w:type="dxa" w:w="4271"/>
             <w:tcBorders>
               <w:top w:val="single" w:color="DDE1E6" w:sz="3"/>
               <w:left w:val="none" w:color="FFFFFF" w:sz="0"/>
@@ -7787,13 +8561,13 @@
                 <w:sz w:val="15"/>
                 <w:szCs w:val="15"/>
               </w:rPr>
-              <w:t xml:space="preserve">Storage behind one interface, with in-memory and PostgreSQL implementations</w:t>
-            </w:r>
-          </w:p>
-        </w:tc>
-        <w:tc>
-          <w:tcPr>
-            <w:tcW w:type="dxa" w:w="2912"/>
+              <w:t xml:space="preserve">Business calculations: dashboard figures and the outfit style score</w:t>
+            </w:r>
+          </w:p>
+        </w:tc>
+        <w:tc>
+          <w:tcPr>
+            <w:tcW w:type="dxa" w:w="3106"/>
             <w:tcBorders>
               <w:top w:val="single" w:color="DDE1E6" w:sz="3"/>
               <w:left w:val="none" w:color="FFFFFF" w:sz="0"/>
@@ -7819,7 +8593,7 @@
                 <w:sz w:val="15"/>
                 <w:szCs w:val="15"/>
               </w:rPr>
-              <w:t xml:space="preserve">know about HTTP or business rules</w:t>
+              <w:t xml:space="preserve">perform I/O or know about HTTP</w:t>
             </w:r>
           </w:p>
         </w:tc>
@@ -7831,7 +8605,7 @@
         </w:trPr>
         <w:tc>
           <w:tcPr>
-            <w:tcW w:type="dxa" w:w="2427"/>
+            <w:tcW w:type="dxa" w:w="2329"/>
             <w:tcBorders>
               <w:top w:val="single" w:color="DDE1E6" w:sz="3"/>
               <w:left w:val="none" w:color="FFFFFF" w:sz="0"/>
@@ -7858,13 +8632,13 @@
                 <w:sz w:val="15"/>
                 <w:szCs w:val="15"/>
               </w:rPr>
-              <w:t xml:space="preserve">database/</w:t>
-            </w:r>
-          </w:p>
-        </w:tc>
-        <w:tc>
-          <w:tcPr>
-            <w:tcW w:type="dxa" w:w="4368"/>
+              <w:t xml:space="preserve">backend/repositories/</w:t>
+            </w:r>
+          </w:p>
+        </w:tc>
+        <w:tc>
+          <w:tcPr>
+            <w:tcW w:type="dxa" w:w="4271"/>
             <w:tcBorders>
               <w:top w:val="single" w:color="DDE1E6" w:sz="3"/>
               <w:left w:val="none" w:color="FFFFFF" w:sz="0"/>
@@ -7890,13 +8664,13 @@
                 <w:sz w:val="15"/>
                 <w:szCs w:val="15"/>
               </w:rPr>
-              <w:t xml:space="preserve">Schema and seed data</w:t>
-            </w:r>
-          </w:p>
-        </w:tc>
-        <w:tc>
-          <w:tcPr>
-            <w:tcW w:type="dxa" w:w="2912"/>
+              <w:t xml:space="preserve">Storage behind one interface, with in-memory and PostgreSQL implementations</w:t>
+            </w:r>
+          </w:p>
+        </w:tc>
+        <w:tc>
+          <w:tcPr>
+            <w:tcW w:type="dxa" w:w="3106"/>
             <w:tcBorders>
               <w:top w:val="single" w:color="DDE1E6" w:sz="3"/>
               <w:left w:val="none" w:color="FFFFFF" w:sz="0"/>
@@ -7922,7 +8696,110 @@
                 <w:sz w:val="15"/>
                 <w:szCs w:val="15"/>
               </w:rPr>
-              <w:t xml:space="preserve">contain application logic</w:t>
+              <w:t xml:space="preserve">know about HTTP or business rules</w:t>
+            </w:r>
+          </w:p>
+        </w:tc>
+      </w:tr>
+      <w:tr>
+        <w:trPr>
+          <w:cantSplit/>
+          <w:tblHeader w:val="off"/>
+        </w:trPr>
+        <w:tc>
+          <w:tcPr>
+            <w:tcW w:type="dxa" w:w="2329"/>
+            <w:tcBorders>
+              <w:top w:val="single" w:color="DDE1E6" w:sz="3"/>
+              <w:left w:val="none" w:color="FFFFFF" w:sz="0"/>
+              <w:bottom w:val="single" w:color="DDE1E6" w:sz="3"/>
+              <w:right w:val="none" w:color="FFFFFF" w:sz="0"/>
+            </w:tcBorders>
+            <w:tcMar>
+              <w:top w:type="dxa" w:w="70"/>
+              <w:left w:type="dxa" w:w="110"/>
+              <w:bottom w:type="dxa" w:w="70"/>
+              <w:right w:type="dxa" w:w="110"/>
+            </w:tcMar>
+          </w:tcPr>
+          <w:p>
+            <w:pPr>
+              <w:spacing w:after="0" w:line="240"/>
+            </w:pPr>
+            <w:r>
+              <w:rPr>
+                <w:rFonts w:ascii="Consolas" w:cs="Consolas" w:eastAsia="Consolas" w:hAnsi="Consolas"/>
+                <w:b/>
+                <w:bCs/>
+                <w:color w:val="15161A"/>
+                <w:sz w:val="15"/>
+                <w:szCs w:val="15"/>
+              </w:rPr>
+              <w:t xml:space="preserve">backend/catalogue.py</w:t>
+            </w:r>
+          </w:p>
+        </w:tc>
+        <w:tc>
+          <w:tcPr>
+            <w:tcW w:type="dxa" w:w="4271"/>
+            <w:tcBorders>
+              <w:top w:val="single" w:color="DDE1E6" w:sz="3"/>
+              <w:left w:val="none" w:color="FFFFFF" w:sz="0"/>
+              <w:bottom w:val="single" w:color="DDE1E6" w:sz="3"/>
+              <w:right w:val="none" w:color="FFFFFF" w:sz="0"/>
+            </w:tcBorders>
+            <w:tcMar>
+              <w:top w:type="dxa" w:w="70"/>
+              <w:left w:type="dxa" w:w="110"/>
+              <w:bottom w:type="dxa" w:w="70"/>
+              <w:right w:type="dxa" w:w="110"/>
+            </w:tcMar>
+          </w:tcPr>
+          <w:p>
+            <w:pPr>
+              <w:spacing w:after="0" w:line="240"/>
+            </w:pPr>
+            <w:r>
+              <w:rPr>
+                <w:b w:val="false"/>
+                <w:bCs w:val="false"/>
+                <w:color w:val="15161A"/>
+                <w:sz w:val="15"/>
+                <w:szCs w:val="15"/>
+              </w:rPr>
+              <w:t xml:space="preserve">The read-only list of ready-made garments</w:t>
+            </w:r>
+          </w:p>
+        </w:tc>
+        <w:tc>
+          <w:tcPr>
+            <w:tcW w:type="dxa" w:w="3106"/>
+            <w:tcBorders>
+              <w:top w:val="single" w:color="DDE1E6" w:sz="3"/>
+              <w:left w:val="none" w:color="FFFFFF" w:sz="0"/>
+              <w:bottom w:val="single" w:color="DDE1E6" w:sz="3"/>
+              <w:right w:val="none" w:color="FFFFFF" w:sz="0"/>
+            </w:tcBorders>
+            <w:tcMar>
+              <w:top w:type="dxa" w:w="70"/>
+              <w:left w:type="dxa" w:w="110"/>
+              <w:bottom w:type="dxa" w:w="70"/>
+              <w:right w:type="dxa" w:w="110"/>
+            </w:tcMar>
+          </w:tcPr>
+          <w:p>
+            <w:pPr>
+              <w:spacing w:after="0" w:line="240"/>
+            </w:pPr>
+            <w:r>
+              <w:rPr>
+                <w:b w:val="false"/>
+                <w:bCs w:val="false"/>
+                <w:color w:val="15161A"/>
+                <w:sz w:val="15"/>
+                <w:szCs w:val="15"/>
+              </w:rPr>
+              <w:t xml:space="preserve">know about any particular user</w:t>
             </w:r>
           </w:p>
         </w:tc>
@@ -7971,23 +8848,7 @@
           <w:sz w:val="20"/>
           <w:szCs w:val="20"/>
         </w:rPr>
-        <w:t xml:space="preserve">; they call named functions such as </w:t>
-      </w:r>
-      <w:r>
-        <w:rPr>
-          <w:rFonts w:ascii="Consolas" w:cs="Consolas" w:eastAsia="Consolas" w:hAnsi="Consolas"/>
-          <w:color w:val="24292F"/>
-          <w:sz w:val="18"/>
-          <w:szCs w:val="18"/>
-        </w:rPr>
-        <w:t xml:space="preserve">getClothingItems()</w:t>
-      </w:r>
-      <w:r>
-        <w:rPr>
-          <w:sz w:val="20"/>
-          <w:szCs w:val="20"/>
-        </w:rPr>
-        <w:t xml:space="preserve"> and receive plain objects. Routers never touch storage; they call a repository that offers six methods. Because the routers depend only on those method names, FitPick can run against an in-memory store or PostgreSQL with no change to any endpoint:</w:t>
+        <w:t xml:space="preserve">; they call named functions and receive plain objects. Routers never touch storage; they call a repository. Because the routers depend only on the interface, FitPick runs against an in-memory store or PostgreSQL with no change to any endpoint — one place decides which:</w:t>
       </w:r>
     </w:p>
     <w:p>
@@ -8003,7 +8864,7 @@
           <w:sz w:val="16"/>
           <w:szCs w:val="16"/>
         </w:rPr>
-        <w:t xml:space="preserve">backend/repositories/__init__.py — one place decides which storage is used</w:t>
+        <w:t xml:space="preserve">backend/repositories/__init__.py</w:t>
       </w:r>
     </w:p>
     <w:tbl>
@@ -8053,7 +8914,7 @@
                 <w:sz w:val="15"/>
                 <w:szCs w:val="15"/>
               </w:rPr>
-              <w:t xml:space="preserve">def _build() -&gt; tuple[ClothingRepository, OutfitRepository]:</w:t>
+              <w:t xml:space="preserve">def _build() -&gt; tuple[ClothingRepository, OutfitRepository, UserRepository]:</w:t>
             </w:r>
           </w:p>
           <w:p>
@@ -8137,7 +8998,7 @@
                 <w:sz w:val="15"/>
                 <w:szCs w:val="15"/>
               </w:rPr>
-              <w:t xml:space="preserve">        )</w:t>
+              <w:t xml:space="preserve">            PostgresUserRepository,</w:t>
             </w:r>
           </w:p>
           <w:p>
@@ -8151,7 +9012,7 @@
                 <w:sz w:val="15"/>
                 <w:szCs w:val="15"/>
               </w:rPr>
-              <w:t xml:space="preserve">        return PostgresClothingRepository(dsn), PostgresOutfitRepository(dsn)</w:t>
+              <w:t xml:space="preserve">        )</w:t>
             </w:r>
           </w:p>
           <w:p>
@@ -8165,7 +9026,7 @@
                 <w:sz w:val="15"/>
                 <w:szCs w:val="15"/>
               </w:rPr>
-              <w:t xml:space="preserve"> </w:t>
+              <w:t xml:space="preserve">        return (</w:t>
             </w:r>
           </w:p>
           <w:p>
@@ -8179,7 +9040,7 @@
                 <w:sz w:val="15"/>
                 <w:szCs w:val="15"/>
               </w:rPr>
-              <w:t xml:space="preserve">    clothing = InMemoryClothingRepository()</w:t>
+              <w:t xml:space="preserve">            PostgresClothingRepository(dsn),</w:t>
             </w:r>
           </w:p>
           <w:p>
@@ -8193,7 +9054,35 @@
                 <w:sz w:val="15"/>
                 <w:szCs w:val="15"/>
               </w:rPr>
-              <w:t xml:space="preserve">    return clothing, InMemoryOutfitRepository(clothing)</w:t>
+              <w:t xml:space="preserve">            PostgresOutfitRepository(dsn),</w:t>
+            </w:r>
+          </w:p>
+          <w:p>
+            <w:pPr>
+              <w:spacing w:after="0" w:line="215"/>
+            </w:pPr>
+            <w:r>
+              <w:rPr>
+                <w:rFonts w:ascii="Consolas" w:cs="Consolas" w:eastAsia="Consolas" w:hAnsi="Consolas"/>
+                <w:color w:val="24292F"/>
+                <w:sz w:val="15"/>
+                <w:szCs w:val="15"/>
+              </w:rPr>
+              <w:t xml:space="preserve">            PostgresUserRepository(dsn),</w:t>
+            </w:r>
+          </w:p>
+          <w:p>
+            <w:pPr>
+              <w:spacing w:after="0" w:line="215"/>
+            </w:pPr>
+            <w:r>
+              <w:rPr>
+                <w:rFonts w:ascii="Consolas" w:cs="Consolas" w:eastAsia="Consolas" w:hAnsi="Consolas"/>
+                <w:color w:val="24292F"/>
+                <w:sz w:val="15"/>
+                <w:szCs w:val="15"/>
+              </w:rPr>
+              <w:t xml:space="preserve">        )</w:t>
             </w:r>
           </w:p>
           <w:p>
@@ -8236,7 +9125,71 @@
           <w:sz w:val="20"/>
           <w:szCs w:val="20"/>
         </w:rPr>
-        <w:t xml:space="preserve">The codebase is a set of small files with one job each: six page files matching the six designed screens, seven shared components, one API client, three routers, one schema module, one service and one repository per entity. Adding a feature means adding a module, not editing existing ones — a new backend feature is a new router plus one line:</w:t>
+        <w:t xml:space="preserve">The codebase is a set of small files with one job each. The clearest evidence is the revision itself: </w:t>
+      </w:r>
+      <w:r>
+        <w:rPr>
+          <w:b/>
+          <w:bCs/>
+          <w:sz w:val="20"/>
+          <w:szCs w:val="20"/>
+        </w:rPr>
+        <w:t xml:space="preserve">per-account wardrobes, the catalogue and outfit scoring were each added as one new module</w:t>
+      </w:r>
+      <w:r>
+        <w:rPr>
+          <w:sz w:val="20"/>
+          <w:szCs w:val="20"/>
+        </w:rPr>
+        <w:t xml:space="preserve"> — </w:t>
+      </w:r>
+      <w:r>
+        <w:rPr>
+          <w:rFonts w:ascii="Consolas" w:cs="Consolas" w:eastAsia="Consolas" w:hAnsi="Consolas"/>
+          <w:color w:val="24292F"/>
+          <w:sz w:val="18"/>
+          <w:szCs w:val="18"/>
+        </w:rPr>
+        <w:t xml:space="preserve">deps.py</w:t>
+      </w:r>
+      <w:r>
+        <w:rPr>
+          <w:sz w:val="20"/>
+          <w:szCs w:val="20"/>
+        </w:rPr>
+        <w:t xml:space="preserve">, </w:t>
+      </w:r>
+      <w:r>
+        <w:rPr>
+          <w:rFonts w:ascii="Consolas" w:cs="Consolas" w:eastAsia="Consolas" w:hAnsi="Consolas"/>
+          <w:color w:val="24292F"/>
+          <w:sz w:val="18"/>
+          <w:szCs w:val="18"/>
+        </w:rPr>
+        <w:t xml:space="preserve">catalogue.py</w:t>
+      </w:r>
+      <w:r>
+        <w:rPr>
+          <w:sz w:val="20"/>
+          <w:szCs w:val="20"/>
+        </w:rPr>
+        <w:t xml:space="preserve"> with its router, and </w:t>
+      </w:r>
+      <w:r>
+        <w:rPr>
+          <w:rFonts w:ascii="Consolas" w:cs="Consolas" w:eastAsia="Consolas" w:hAnsi="Consolas"/>
+          <w:color w:val="24292F"/>
+          <w:sz w:val="18"/>
+          <w:szCs w:val="18"/>
+        </w:rPr>
+        <w:t xml:space="preserve">services/style_service.py</w:t>
+      </w:r>
+      <w:r>
+        <w:rPr>
+          <w:sz w:val="20"/>
+          <w:szCs w:val="20"/>
+        </w:rPr>
+        <w:t xml:space="preserve"> — plus one line of registration each. No existing module had to be rewritten.</w:t>
       </w:r>
     </w:p>
     <w:p>
@@ -8252,7 +9205,7 @@
           <w:sz w:val="16"/>
           <w:szCs w:val="16"/>
         </w:rPr>
-        <w:t xml:space="preserve">backend/main.py</w:t>
+        <w:t xml:space="preserve">backend/main.py — a new feature is a new router plus one line</w:t>
       </w:r>
     </w:p>
     <w:tbl>
@@ -8302,7 +9255,7 @@
                 <w:sz w:val="15"/>
                 <w:szCs w:val="15"/>
               </w:rPr>
-              <w:t xml:space="preserve">from routers import clothing, outfits, stats</w:t>
+              <w:t xml:space="preserve">from routers import catalogue, clothing, outfits, stats</w:t>
             </w:r>
           </w:p>
           <w:p>
@@ -8317,6 +9270,20 @@
                 <w:szCs w:val="15"/>
               </w:rPr>
               <w:t xml:space="preserve"> </w:t>
+            </w:r>
+          </w:p>
+          <w:p>
+            <w:pPr>
+              <w:spacing w:after="0" w:line="215"/>
+            </w:pPr>
+            <w:r>
+              <w:rPr>
+                <w:rFonts w:ascii="Consolas" w:cs="Consolas" w:eastAsia="Consolas" w:hAnsi="Consolas"/>
+                <w:color w:val="24292F"/>
+                <w:sz w:val="15"/>
+                <w:szCs w:val="15"/>
+              </w:rPr>
+              <w:t xml:space="preserve">app.include_router(catalogue.router)</w:t>
             </w:r>
           </w:p>
           <w:p>
@@ -8405,14 +9372,14 @@
           <w:sz w:val="18"/>
           <w:szCs w:val="18"/>
         </w:rPr>
-        <w:t xml:space="preserve">Button.jsx</w:t>
+        <w:t xml:space="preserve">style_service.py</w:t>
       </w:r>
       <w:r>
         <w:rPr>
           <w:sz w:val="20"/>
           <w:szCs w:val="20"/>
         </w:rPr>
-        <w:t xml:space="preserve"> only renders a styled button and knows nothing about what happens on click. </w:t>
+        <w:t xml:space="preserve"> only scores an outfit and performs no I/O. </w:t>
       </w:r>
       <w:r>
         <w:rPr>
@@ -8421,14 +9388,14 @@
           <w:sz w:val="18"/>
           <w:szCs w:val="18"/>
         </w:rPr>
-        <w:t xml:space="preserve">analytics_service.py</w:t>
+        <w:t xml:space="preserve">deps.py</w:t>
       </w:r>
       <w:r>
         <w:rPr>
           <w:sz w:val="20"/>
           <w:szCs w:val="20"/>
         </w:rPr>
-        <w:t xml:space="preserve"> only calculates figures and performs no I/O. </w:t>
+        <w:t xml:space="preserve"> only resolves identity. </w:t>
       </w:r>
       <w:r>
         <w:rPr>
@@ -8437,14 +9404,14 @@
           <w:sz w:val="18"/>
           <w:szCs w:val="18"/>
         </w:rPr>
-        <w:t xml:space="preserve">routers/clothing.py</w:t>
+        <w:t xml:space="preserve">catalogue.py</w:t>
       </w:r>
       <w:r>
         <w:rPr>
           <w:sz w:val="20"/>
           <w:szCs w:val="20"/>
         </w:rPr>
-        <w:t xml:space="preserve"> only handles HTTP concerns such as 404s and status codes. Most files are under sixty lines, and each one can be read and tested on its own.</w:t>
+        <w:t xml:space="preserve"> only holds the garment list. Most files are under eighty lines, and each can be read and tested on its own — which is precisely why the style service could be unit-tested thirty-two times without a database or an HTTP client.</w:t>
       </w:r>
     </w:p>
     <w:p>
@@ -8481,39 +9448,7 @@
           <w:sz w:val="20"/>
           <w:szCs w:val="20"/>
         </w:rPr>
-        <w:t xml:space="preserve"> client, the Pydantic schemas, and the repository interface. </w:t>
-      </w:r>
-      <w:r>
-        <w:rPr>
-          <w:rFonts w:ascii="Consolas" w:cs="Consolas" w:eastAsia="Consolas" w:hAnsi="Consolas"/>
-          <w:color w:val="24292F"/>
-          <w:sz w:val="18"/>
-          <w:szCs w:val="18"/>
-        </w:rPr>
-        <w:t xml:space="preserve">Layout</w:t>
-      </w:r>
-      <w:r>
-        <w:rPr>
-          <w:sz w:val="20"/>
-          <w:szCs w:val="20"/>
-        </w:rPr>
-        <w:t xml:space="preserve"> renders pages through React Router's </w:t>
-      </w:r>
-      <w:r>
-        <w:rPr>
-          <w:rFonts w:ascii="Consolas" w:cs="Consolas" w:eastAsia="Consolas" w:hAnsi="Consolas"/>
-          <w:color w:val="24292F"/>
-          <w:sz w:val="18"/>
-          <w:szCs w:val="18"/>
-        </w:rPr>
-        <w:t xml:space="preserve">&lt;Outlet /&gt;</w:t>
-      </w:r>
-      <w:r>
-        <w:rPr>
-          <w:sz w:val="20"/>
-          <w:szCs w:val="20"/>
-        </w:rPr>
-        <w:t xml:space="preserve">, so the shell never imports a page and pages never import the sidebar:</w:t>
+        <w:t xml:space="preserve"> client, the Pydantic schemas, and the repository interface. The identity of the signed-in user reaches the backend as two HTTP headers and is converted to a user id in exactly one place, so no router contains identity logic:</w:t>
       </w:r>
     </w:p>
     <w:p>
@@ -8529,7 +9464,7 @@
           <w:sz w:val="16"/>
           <w:szCs w:val="16"/>
         </w:rPr>
-        <w:t xml:space="preserve">frontend/src/components/Layout.jsx</w:t>
+        <w:t xml:space="preserve">backend/deps.py</w:t>
       </w:r>
     </w:p>
     <w:tbl>
@@ -8579,7 +9514,7 @@
                 <w:sz w:val="15"/>
                 <w:szCs w:val="15"/>
               </w:rPr>
-              <w:t xml:space="preserve"> * so the shell never imports a page and pages never import the sidebar.</w:t>
+              <w:t xml:space="preserve">def current_user_id(</w:t>
             </w:r>
           </w:p>
           <w:p>
@@ -8593,7 +9528,7 @@
                 <w:sz w:val="15"/>
                 <w:szCs w:val="15"/>
               </w:rPr>
-              <w:t xml:space="preserve"> */</w:t>
+              <w:t xml:space="preserve">    x_user_email: str | None = Header(default=None),</w:t>
             </w:r>
           </w:p>
           <w:p>
@@ -8607,7 +9542,7 @@
                 <w:sz w:val="15"/>
                 <w:szCs w:val="15"/>
               </w:rPr>
-              <w:t xml:space="preserve">export default function Layout() {</w:t>
+              <w:t xml:space="preserve">    x_user_name: str | None = Header(default=None),</w:t>
             </w:r>
           </w:p>
           <w:p>
@@ -8621,7 +9556,7 @@
                 <w:sz w:val="15"/>
                 <w:szCs w:val="15"/>
               </w:rPr>
-              <w:t xml:space="preserve">  return (</w:t>
+              <w:t xml:space="preserve">    users: UserRepository = Depends(get_user_repository),</w:t>
             </w:r>
           </w:p>
           <w:p>
@@ -8635,7 +9570,7 @@
                 <w:sz w:val="15"/>
                 <w:szCs w:val="15"/>
               </w:rPr>
-              <w:t xml:space="preserve">    &lt;div className="layout"&gt;</w:t>
+              <w:t xml:space="preserve">) -&gt; int:</w:t>
             </w:r>
           </w:p>
           <w:p>
@@ -8649,7 +9584,7 @@
                 <w:sz w:val="15"/>
                 <w:szCs w:val="15"/>
               </w:rPr>
-              <w:t xml:space="preserve">      &lt;Sidebar /&gt;</w:t>
+              <w:t xml:space="preserve">    email = (x_user_email or DEMO_EMAIL).strip().lower()</w:t>
             </w:r>
           </w:p>
           <w:p>
@@ -8663,7 +9598,7 @@
                 <w:sz w:val="15"/>
                 <w:szCs w:val="15"/>
               </w:rPr>
-              <w:t xml:space="preserve">      &lt;div className="main"&gt;</w:t>
+              <w:t xml:space="preserve">    name = unquote(x_user_name or DEMO_NAME).strip() or email</w:t>
             </w:r>
           </w:p>
           <w:p>
@@ -8677,77 +9612,7 @@
                 <w:sz w:val="15"/>
                 <w:szCs w:val="15"/>
               </w:rPr>
-              <w:t xml:space="preserve">        &lt;Outlet /&gt;</w:t>
-            </w:r>
-          </w:p>
-          <w:p>
-            <w:pPr>
-              <w:spacing w:after="0" w:line="215"/>
-            </w:pPr>
-            <w:r>
-              <w:rPr>
-                <w:rFonts w:ascii="Consolas" w:cs="Consolas" w:eastAsia="Consolas" w:hAnsi="Consolas"/>
-                <w:color w:val="24292F"/>
-                <w:sz w:val="15"/>
-                <w:szCs w:val="15"/>
-              </w:rPr>
-              <w:t xml:space="preserve">      &lt;/div&gt;</w:t>
-            </w:r>
-          </w:p>
-          <w:p>
-            <w:pPr>
-              <w:spacing w:after="0" w:line="215"/>
-            </w:pPr>
-            <w:r>
-              <w:rPr>
-                <w:rFonts w:ascii="Consolas" w:cs="Consolas" w:eastAsia="Consolas" w:hAnsi="Consolas"/>
-                <w:color w:val="24292F"/>
-                <w:sz w:val="15"/>
-                <w:szCs w:val="15"/>
-              </w:rPr>
-              <w:t xml:space="preserve">    &lt;/div&gt;</w:t>
-            </w:r>
-          </w:p>
-          <w:p>
-            <w:pPr>
-              <w:spacing w:after="0" w:line="215"/>
-            </w:pPr>
-            <w:r>
-              <w:rPr>
-                <w:rFonts w:ascii="Consolas" w:cs="Consolas" w:eastAsia="Consolas" w:hAnsi="Consolas"/>
-                <w:color w:val="24292F"/>
-                <w:sz w:val="15"/>
-                <w:szCs w:val="15"/>
-              </w:rPr>
-              <w:t xml:space="preserve">  );</w:t>
-            </w:r>
-          </w:p>
-          <w:p>
-            <w:pPr>
-              <w:spacing w:after="0" w:line="215"/>
-            </w:pPr>
-            <w:r>
-              <w:rPr>
-                <w:rFonts w:ascii="Consolas" w:cs="Consolas" w:eastAsia="Consolas" w:hAnsi="Consolas"/>
-                <w:color w:val="24292F"/>
-                <w:sz w:val="15"/>
-                <w:szCs w:val="15"/>
-              </w:rPr>
-              <w:t xml:space="preserve">}</w:t>
-            </w:r>
-          </w:p>
-          <w:p>
-            <w:pPr>
-              <w:spacing w:after="0" w:line="215"/>
-            </w:pPr>
-            <w:r>
-              <w:rPr>
-                <w:rFonts w:ascii="Consolas" w:cs="Consolas" w:eastAsia="Consolas" w:hAnsi="Consolas"/>
-                <w:color w:val="24292F"/>
-                <w:sz w:val="15"/>
-                <w:szCs w:val="15"/>
-              </w:rPr>
-              <w:t xml:space="preserve"> </w:t>
+              <w:t xml:space="preserve">    return users.get_or_create(email=email, name=name).id</w:t>
             </w:r>
           </w:p>
         </w:tc>
@@ -8776,7 +9641,7 @@
           <w:sz w:val="20"/>
           <w:szCs w:val="20"/>
         </w:rPr>
-        <w:t xml:space="preserve">The six screens were designed in Figma and then implemented as six React pages with the same names. The brand mark returns to the Dashboard from anywhere, and the account chip opens a menu holding profile, settings and log out. They share one design system: royal blue </w:t>
+        <w:t xml:space="preserve">The screens were designed in Figma and implemented as React pages. The brand mark returns to the Dashboard from anywhere, and the account chip opens a menu holding profile and log out. They share one design system: royal blue </w:t>
       </w:r>
       <w:r>
         <w:rPr>
@@ -9062,7 +9927,7 @@
                 <w:sz w:val="16"/>
                 <w:szCs w:val="16"/>
               </w:rPr>
-              <w:t xml:space="preserve">The same card used for items, outfit slots and statistics</w:t>
+              <w:t xml:space="preserve">A catalogue instead of a blank form for a new user</w:t>
             </w:r>
           </w:p>
         </w:tc>
@@ -9092,7 +9957,7 @@
                 <w:sz w:val="16"/>
                 <w:szCs w:val="16"/>
               </w:rPr>
-              <w:t xml:space="preserve">Content is recognised instantly across screens</w:t>
+              <w:t xml:space="preserve">Removes the biggest barrier to adoption — the initial data entry</w:t>
             </w:r>
           </w:p>
         </w:tc>
@@ -9128,7 +9993,7 @@
                 <w:sz w:val="16"/>
                 <w:szCs w:val="16"/>
               </w:rPr>
-              <w:t xml:space="preserve">Search and filters sit directly above the wardrobe grid</w:t>
+              <w:t xml:space="preserve">An empty wardrobe states what to do next, rather than showing nothing</w:t>
             </w:r>
           </w:p>
         </w:tc>
@@ -9158,7 +10023,7 @@
                 <w:sz w:val="16"/>
                 <w:szCs w:val="16"/>
               </w:rPr>
-              <w:t xml:space="preserve">Supports the “find an item in seconds” objective</w:t>
+              <w:t xml:space="preserve">A new account is never a dead end</w:t>
             </w:r>
           </w:p>
         </w:tc>
@@ -9194,7 +10059,7 @@
                 <w:sz w:val="16"/>
                 <w:szCs w:val="16"/>
               </w:rPr>
-              <w:t xml:space="preserve">Short labelled forms with placeholder examples</w:t>
+              <w:t xml:space="preserve">Removing a piece confirms in place</w:t>
             </w:r>
           </w:p>
         </w:tc>
@@ -9224,7 +10089,7 @@
                 <w:sz w:val="16"/>
                 <w:szCs w:val="16"/>
               </w:rPr>
-              <w:t xml:space="preserve">Reduces the effort of the one tedious task — data entry</w:t>
+              <w:t xml:space="preserve">One click is never destructive</w:t>
             </w:r>
           </w:p>
         </w:tc>
@@ -9260,7 +10125,7 @@
                 <w:sz w:val="16"/>
                 <w:szCs w:val="16"/>
               </w:rPr>
-              <w:t xml:space="preserve">Explicit loading and error messages</w:t>
+              <w:t xml:space="preserve">Each saved outfit shows why it scored what it did</w:t>
             </w:r>
           </w:p>
         </w:tc>
@@ -9290,7 +10155,7 @@
                 <w:sz w:val="16"/>
                 <w:szCs w:val="16"/>
               </w:rPr>
-              <w:t xml:space="preserve">The user is never left looking at a blank screen</w:t>
+              <w:t xml:space="preserve">The score can be argued with rather than simply accepted</w:t>
             </w:r>
           </w:p>
         </w:tc>
@@ -9376,9 +10241,9 @@
       <w:r>
         <w:drawing>
           <wp:inline distT="0" distB="0" distL="0" distR="0">
-            <wp:extent cx="5667375" cy="3857625"/>
+            <wp:extent cx="5667375" cy="3228975"/>
             <wp:effectExtent t="0" r="0" b="0" l="0"/>
-            <wp:docPr id="2" name="" descr="" title=""/>
+            <wp:docPr id="2" name=""/>
             <wp:cNvGraphicFramePr>
               <a:graphicFrameLocks xmlns:a="http://schemas.openxmlformats.org/drawingml/2006/main" noChangeAspect="1"/>
             </wp:cNvGraphicFramePr>
@@ -9401,7 +10266,7 @@
                   <pic:spPr bwMode="auto">
                     <a:xfrm>
                       <a:off x="0" y="0"/>
-                      <a:ext cx="5667375" cy="3857625"/>
+                      <a:ext cx="5667375" cy="3228975"/>
                     </a:xfrm>
                     <a:prstGeom prst="rect">
                       <a:avLst/>
@@ -9427,7 +10292,7 @@
           <w:sz w:val="16"/>
           <w:szCs w:val="16"/>
         </w:rPr>
-        <w:t xml:space="preserve">Figure 2 — My Wardrobe: the design system applied. The other five screens are in Part A, Section 8.</w:t>
+        <w:t xml:space="preserve">Figure 2 — My Fits: saved outfits numbered and scored, each with its reasons. The other screens are in Part A, Section 8.</w:t>
       </w:r>
     </w:p>
     <w:p>
@@ -9760,7 +10625,7 @@
                 <w:sz w:val="15"/>
                 <w:szCs w:val="15"/>
               </w:rPr>
-              <w:t xml:space="preserve">The test suite runs with no database, and the storage engine can change without touching an endpoint</w:t>
+              <w:t xml:space="preserve">The 96 tests run with no database, and the storage engine can change without touching an endpoint</w:t>
             </w:r>
           </w:p>
         </w:tc>
@@ -9798,7 +10663,7 @@
                 <w:sz w:val="15"/>
                 <w:szCs w:val="15"/>
               </w:rPr>
-              <w:t xml:space="preserve">Separate analytics service</w:t>
+              <w:t xml:space="preserve">Identity as a request header resolved in one dependency</w:t>
             </w:r>
           </w:p>
         </w:tc>
@@ -9830,7 +10695,7 @@
                 <w:sz w:val="15"/>
                 <w:szCs w:val="15"/>
               </w:rPr>
-              <w:t xml:space="preserve">Calculations inside routers</w:t>
+              <w:t xml:space="preserve">Passing a user id through every function by hand</w:t>
             </w:r>
           </w:p>
         </w:tc>
@@ -9862,7 +10727,7 @@
                 <w:sz w:val="15"/>
                 <w:szCs w:val="15"/>
               </w:rPr>
-              <w:t xml:space="preserve">Keeps calculations testable without HTTP and keeps routers cohesive</w:t>
+              <w:t xml:space="preserve">Keeps routers free of identity logic and makes the demo account a one-line fallback</w:t>
             </w:r>
           </w:p>
         </w:tc>
@@ -9900,7 +10765,7 @@
                 <w:sz w:val="15"/>
                 <w:szCs w:val="15"/>
               </w:rPr>
-              <w:t xml:space="preserve">Pydantic schemas as the API contract</w:t>
+              <w:t xml:space="preserve">Separate services for figures and scoring</w:t>
             </w:r>
           </w:p>
         </w:tc>
@@ -9932,7 +10797,7 @@
                 <w:sz w:val="15"/>
                 <w:szCs w:val="15"/>
               </w:rPr>
-              <w:t xml:space="preserve">Hand-written validation</w:t>
+              <w:t xml:space="preserve">Calculations inside routers</w:t>
             </w:r>
           </w:p>
         </w:tc>
@@ -9964,7 +10829,7 @@
                 <w:sz w:val="15"/>
                 <w:szCs w:val="15"/>
               </w:rPr>
-              <w:t xml:space="preserve">Validation, serialisation and the OpenAPI documentation all come from one definition</w:t>
+              <w:t xml:space="preserve">Keeps both testable without HTTP and keeps routers cohesive</w:t>
             </w:r>
           </w:p>
         </w:tc>
@@ -10002,7 +10867,7 @@
                 <w:sz w:val="15"/>
                 <w:szCs w:val="15"/>
               </w:rPr>
-              <w:t xml:space="preserve">Normalised PostgreSQL schema with a join table</w:t>
+              <w:t xml:space="preserve">A shared read-only catalogue</w:t>
             </w:r>
           </w:p>
         </w:tc>
@@ -10034,7 +10899,7 @@
                 <w:sz w:val="15"/>
                 <w:szCs w:val="15"/>
               </w:rPr>
-              <w:t xml:space="preserve">Storing outfit items as a JSON array</w:t>
+              <w:t xml:space="preserve">Seeding every new account with sample clothes</w:t>
             </w:r>
           </w:p>
         </w:tc>
@@ -10066,7 +10931,7 @@
                 <w:sz w:val="15"/>
                 <w:szCs w:val="15"/>
               </w:rPr>
-              <w:t xml:space="preserve">An outfit-to-item link is genuinely many-to-many; foreign keys keep it consistent</w:t>
+              <w:t xml:space="preserve">A new wardrobe is genuinely the user's own, and the catalogue stays one definition for everyone</w:t>
             </w:r>
           </w:p>
         </w:tc>
@@ -10104,7 +10969,7 @@
                 <w:sz w:val="15"/>
                 <w:szCs w:val="15"/>
               </w:rPr>
-              <w:t xml:space="preserve">SVG garments generated from category and colour</w:t>
+              <w:t xml:space="preserve">A rule-based outfit score</w:t>
             </w:r>
           </w:p>
         </w:tc>
@@ -10136,7 +11001,7 @@
                 <w:sz w:val="15"/>
                 <w:szCs w:val="15"/>
               </w:rPr>
-              <w:t xml:space="preserve">Bundled stock photographs</w:t>
+              <w:t xml:space="preserve">A random number, or a learned model</w:t>
             </w:r>
           </w:p>
         </w:tc>
@@ -10168,7 +11033,7 @@
                 <w:sz w:val="15"/>
                 <w:szCs w:val="15"/>
               </w:rPr>
-              <w:t xml:space="preserve">No licensing or storage concern, consistent look, and real photo upload can replace it later</w:t>
+              <w:t xml:space="preserve">Deterministic, explainable and unit-testable; a random score could not be tested or defended, and a learned model is out of scope</w:t>
             </w:r>
           </w:p>
         </w:tc>
@@ -10206,7 +11071,7 @@
                 <w:sz w:val="15"/>
                 <w:szCs w:val="15"/>
               </w:rPr>
-              <w:t xml:space="preserve">Hand-drawn SVG charts</w:t>
+              <w:t xml:space="preserve">Normalised PostgreSQL schema with a join table</w:t>
             </w:r>
           </w:p>
         </w:tc>
@@ -10238,7 +11103,7 @@
                 <w:sz w:val="15"/>
                 <w:szCs w:val="15"/>
               </w:rPr>
-              <w:t xml:space="preserve">A charting library</w:t>
+              <w:t xml:space="preserve">Storing outfit items as a JSON array</w:t>
             </w:r>
           </w:p>
         </w:tc>
@@ -10270,7 +11135,7 @@
                 <w:sz w:val="15"/>
                 <w:szCs w:val="15"/>
               </w:rPr>
-              <w:t xml:space="preserve">Two chart shapes did not justify roughly 100 kB of dependency</w:t>
+              <w:t xml:space="preserve">An outfit-to-item link is genuinely many-to-many; foreign keys keep it consistent</w:t>
             </w:r>
           </w:p>
         </w:tc>
@@ -10308,7 +11173,7 @@
                 <w:sz w:val="15"/>
                 <w:szCs w:val="15"/>
               </w:rPr>
-              <w:t xml:space="preserve">Docker Compose for the whole stack</w:t>
+              <w:t xml:space="preserve">SVG garments generated from category and colour</w:t>
             </w:r>
           </w:p>
         </w:tc>
@@ -10340,7 +11205,7 @@
                 <w:sz w:val="15"/>
                 <w:szCs w:val="15"/>
               </w:rPr>
-              <w:t xml:space="preserve">Manual local installation</w:t>
+              <w:t xml:space="preserve">Bundled stock photographs</w:t>
             </w:r>
           </w:p>
         </w:tc>
@@ -10372,7 +11237,7 @@
                 <w:sz w:val="15"/>
                 <w:szCs w:val="15"/>
               </w:rPr>
-              <w:t xml:space="preserve">One command reproduces the exact environment on any machine</w:t>
+              <w:t xml:space="preserve">No licensing or storage concern, consistent look, and real photo upload can replace it later</w:t>
             </w:r>
           </w:p>
         </w:tc>
@@ -10644,7 +11509,7 @@
                 <w:sz w:val="17"/>
                 <w:szCs w:val="17"/>
               </w:rPr>
-              <w:t xml:space="preserve">11</w:t>
+              <w:t xml:space="preserve">43</w:t>
             </w:r>
           </w:p>
         </w:tc>
@@ -10714,7 +11579,7 @@
                 <w:sz w:val="17"/>
                 <w:szCs w:val="17"/>
               </w:rPr>
-              <w:t xml:space="preserve">Router, validation, serialisation and storage work together over real HTTP</w:t>
+              <w:t xml:space="preserve">Identity, routing, validation, serialisation and storage work together over real HTTP</w:t>
             </w:r>
           </w:p>
         </w:tc>
@@ -10746,7 +11611,7 @@
                 <w:sz w:val="17"/>
                 <w:szCs w:val="17"/>
               </w:rPr>
-              <w:t xml:space="preserve">25</w:t>
+              <w:t xml:space="preserve">43</w:t>
             </w:r>
           </w:p>
         </w:tc>
@@ -10950,7 +11815,7 @@
                 <w:sz w:val="17"/>
                 <w:szCs w:val="17"/>
               </w:rPr>
-              <w:t xml:space="preserve">30 mutants</w:t>
+              <w:t xml:space="preserve">131 mutants</w:t>
             </w:r>
           </w:p>
         </w:tc>
@@ -11368,7 +12233,7 @@
                 <w:sz w:val="15"/>
                 <w:szCs w:val="15"/>
               </w:rPr>
-              <w:t xml:space="preserve">Rounding of wardrobe value and average wears</w:t>
+              <w:t xml:space="preserve">The accent-colour thresholds in the outfit score</w:t>
             </w:r>
           </w:p>
         </w:tc>
@@ -11400,7 +12265,7 @@
                 <w:sz w:val="15"/>
                 <w:szCs w:val="15"/>
               </w:rPr>
-              <w:t xml:space="preserve">Values chosen to produce a third decimal place and a repeating decimal</w:t>
+              <w:t xml:space="preserve">Zero, one, two and three accents, each asserting an exact score</w:t>
             </w:r>
           </w:p>
         </w:tc>
@@ -11605,6 +12470,108 @@
                 <w:szCs w:val="15"/>
               </w:rPr>
               <w:t xml:space="preserve">Empty wardrobe must not divide by zero or call max() on an empty list</w:t>
+            </w:r>
+          </w:p>
+        </w:tc>
+      </w:tr>
+      <w:tr>
+        <w:trPr>
+          <w:cantSplit/>
+          <w:tblHeader w:val="off"/>
+        </w:trPr>
+        <w:tc>
+          <w:tcPr>
+            <w:tcW w:type="dxa" w:w="2232"/>
+            <w:tcBorders>
+              <w:top w:val="single" w:color="DDE1E6" w:sz="3"/>
+              <w:left w:val="none" w:color="FFFFFF" w:sz="0"/>
+              <w:bottom w:val="single" w:color="DDE1E6" w:sz="3"/>
+              <w:right w:val="none" w:color="FFFFFF" w:sz="0"/>
+            </w:tcBorders>
+            <w:tcMar>
+              <w:top w:type="dxa" w:w="70"/>
+              <w:left w:type="dxa" w:w="110"/>
+              <w:bottom w:type="dxa" w:w="70"/>
+              <w:right w:type="dxa" w:w="110"/>
+            </w:tcMar>
+          </w:tcPr>
+          <w:p>
+            <w:pPr>
+              <w:spacing w:after="0" w:line="240"/>
+            </w:pPr>
+            <w:r>
+              <w:rPr>
+                <w:b/>
+                <w:bCs/>
+                <w:color w:val="15161A"/>
+                <w:sz w:val="15"/>
+                <w:szCs w:val="15"/>
+              </w:rPr>
+              <w:t xml:space="preserve">Access control</w:t>
+            </w:r>
+          </w:p>
+        </w:tc>
+        <w:tc>
+          <w:tcPr>
+            <w:tcW w:type="dxa" w:w="3106"/>
+            <w:tcBorders>
+              <w:top w:val="single" w:color="DDE1E6" w:sz="3"/>
+              <w:left w:val="none" w:color="FFFFFF" w:sz="0"/>
+              <w:bottom w:val="single" w:color="DDE1E6" w:sz="3"/>
+              <w:right w:val="none" w:color="FFFFFF" w:sz="0"/>
+            </w:tcBorders>
+            <w:tcMar>
+              <w:top w:type="dxa" w:w="70"/>
+              <w:left w:type="dxa" w:w="110"/>
+              <w:bottom w:type="dxa" w:w="70"/>
+              <w:right w:type="dxa" w:w="110"/>
+            </w:tcMar>
+          </w:tcPr>
+          <w:p>
+            <w:pPr>
+              <w:spacing w:after="0" w:line="240"/>
+            </w:pPr>
+            <w:r>
+              <w:rPr>
+                <w:b w:val="false"/>
+                <w:bCs w:val="false"/>
+                <w:color w:val="15161A"/>
+                <w:sz w:val="15"/>
+                <w:szCs w:val="15"/>
+              </w:rPr>
+              <w:t xml:space="preserve">Two accounts and one item</w:t>
+            </w:r>
+          </w:p>
+        </w:tc>
+        <w:tc>
+          <w:tcPr>
+            <w:tcW w:type="dxa" w:w="4368"/>
+            <w:tcBorders>
+              <w:top w:val="single" w:color="DDE1E6" w:sz="3"/>
+              <w:left w:val="none" w:color="FFFFFF" w:sz="0"/>
+              <w:bottom w:val="single" w:color="DDE1E6" w:sz="3"/>
+              <w:right w:val="none" w:color="FFFFFF" w:sz="0"/>
+            </w:tcBorders>
+            <w:tcMar>
+              <w:top w:type="dxa" w:w="70"/>
+              <w:left w:type="dxa" w:w="110"/>
+              <w:bottom w:type="dxa" w:w="70"/>
+              <w:right w:type="dxa" w:w="110"/>
+            </w:tcMar>
+          </w:tcPr>
+          <w:p>
+            <w:pPr>
+              <w:spacing w:after="0" w:line="240"/>
+            </w:pPr>
+            <w:r>
+              <w:rPr>
+                <w:b w:val="false"/>
+                <w:bCs w:val="false"/>
+                <w:color w:val="15161A"/>
+                <w:sz w:val="15"/>
+                <w:szCs w:val="15"/>
+              </w:rPr>
+              <w:t xml:space="preserve">Reading, deleting and counting another account's item must all fail</w:t>
             </w:r>
           </w:p>
         </w:tc>
@@ -11735,8 +12702,8 @@
       </w:tblPr>
       <w:tblGrid>
         <w:gridCol w:w="679"/>
-        <w:gridCol w:w="2135"/>
-        <w:gridCol w:w="2524"/>
+        <w:gridCol w:w="2329"/>
+        <w:gridCol w:w="2329"/>
         <w:gridCol w:w="4368"/>
       </w:tblGrid>
       <w:tr>
@@ -11779,7 +12746,7 @@
         </w:tc>
         <w:tc>
           <w:tcPr>
-            <w:tcW w:type="dxa" w:w="2135"/>
+            <w:tcW w:type="dxa" w:w="2329"/>
             <w:tcBorders>
               <w:top w:val="single" w:color="DDE1E6" w:sz="3"/>
               <w:left w:val="none" w:color="FFFFFF" w:sz="0"/>
@@ -11812,7 +12779,7 @@
         </w:tc>
         <w:tc>
           <w:tcPr>
-            <w:tcW w:type="dxa" w:w="2524"/>
+            <w:tcW w:type="dxa" w:w="2329"/>
             <w:tcBorders>
               <w:top w:val="single" w:color="DDE1E6" w:sz="3"/>
               <w:left w:val="none" w:color="FFFFFF" w:sz="0"/>
@@ -11916,7 +12883,7 @@
         </w:tc>
         <w:tc>
           <w:tcPr>
-            <w:tcW w:type="dxa" w:w="2135"/>
+            <w:tcW w:type="dxa" w:w="2329"/>
             <w:tcBorders>
               <w:top w:val="single" w:color="DDE1E6" w:sz="3"/>
               <w:left w:val="none" w:color="FFFFFF" w:sz="0"/>
@@ -11942,13 +12909,13 @@
                 <w:sz w:val="15"/>
                 <w:szCs w:val="15"/>
               </w:rPr>
-              <w:t xml:space="preserve">Seeded wardrobe of 12 items</w:t>
-            </w:r>
-          </w:p>
-        </w:tc>
-        <w:tc>
-          <w:tcPr>
-            <w:tcW w:type="dxa" w:w="2524"/>
+              <w:t xml:space="preserve">Seeded demo wardrobe of 12 items</w:t>
+            </w:r>
+          </w:p>
+        </w:tc>
+        <w:tc>
+          <w:tcPr>
+            <w:tcW w:type="dxa" w:w="2329"/>
             <w:tcBorders>
               <w:top w:val="single" w:color="DDE1E6" w:sz="3"/>
               <w:left w:val="none" w:color="FFFFFF" w:sz="0"/>
@@ -12050,7 +13017,7 @@
         </w:tc>
         <w:tc>
           <w:tcPr>
-            <w:tcW w:type="dxa" w:w="2135"/>
+            <w:tcW w:type="dxa" w:w="2329"/>
             <w:tcBorders>
               <w:top w:val="single" w:color="DDE1E6" w:sz="3"/>
               <w:left w:val="none" w:color="FFFFFF" w:sz="0"/>
@@ -12082,7 +13049,7 @@
         </w:tc>
         <w:tc>
           <w:tcPr>
-            <w:tcW w:type="dxa" w:w="2524"/>
+            <w:tcW w:type="dxa" w:w="2329"/>
             <w:tcBorders>
               <w:top w:val="single" w:color="DDE1E6" w:sz="3"/>
               <w:left w:val="none" w:color="FFFFFF" w:sz="0"/>
@@ -12184,7 +13151,7 @@
         </w:tc>
         <w:tc>
           <w:tcPr>
-            <w:tcW w:type="dxa" w:w="2135"/>
+            <w:tcW w:type="dxa" w:w="2329"/>
             <w:tcBorders>
               <w:top w:val="single" w:color="DDE1E6" w:sz="3"/>
               <w:left w:val="none" w:color="FFFFFF" w:sz="0"/>
@@ -12216,7 +13183,7 @@
         </w:tc>
         <w:tc>
           <w:tcPr>
-            <w:tcW w:type="dxa" w:w="2524"/>
+            <w:tcW w:type="dxa" w:w="2329"/>
             <w:tcBorders>
               <w:top w:val="single" w:color="DDE1E6" w:sz="3"/>
               <w:left w:val="none" w:color="FFFFFF" w:sz="0"/>
@@ -12318,7 +13285,7 @@
         </w:tc>
         <w:tc>
           <w:tcPr>
-            <w:tcW w:type="dxa" w:w="2135"/>
+            <w:tcW w:type="dxa" w:w="2329"/>
             <w:tcBorders>
               <w:top w:val="single" w:color="DDE1E6" w:sz="3"/>
               <w:left w:val="none" w:color="FFFFFF" w:sz="0"/>
@@ -12344,13 +13311,13 @@
                 <w:sz w:val="15"/>
                 <w:szCs w:val="15"/>
               </w:rPr>
-              <w:t xml:space="preserve">Seeded wardrobe</w:t>
-            </w:r>
-          </w:p>
-        </w:tc>
-        <w:tc>
-          <w:tcPr>
-            <w:tcW w:type="dxa" w:w="2524"/>
+              <w:t xml:space="preserve">A new email never seen before</w:t>
+            </w:r>
+          </w:p>
+        </w:tc>
+        <w:tc>
+          <w:tcPr>
+            <w:tcW w:type="dxa" w:w="2329"/>
             <w:tcBorders>
               <w:top w:val="single" w:color="DDE1E6" w:sz="3"/>
               <w:left w:val="none" w:color="FFFFFF" w:sz="0"/>
@@ -12376,7 +13343,7 @@
                 <w:sz w:val="15"/>
                 <w:szCs w:val="15"/>
               </w:rPr>
-              <w:t xml:space="preserve">GET /clothing?category=Shoes</w:t>
+              <w:t xml:space="preserve">GET /clothing with that identity</w:t>
             </w:r>
           </w:p>
         </w:tc>
@@ -12408,7 +13375,7 @@
                 <w:sz w:val="15"/>
                 <w:szCs w:val="15"/>
               </w:rPr>
-              <w:t xml:space="preserve">Exactly the two Shoes items are returned</w:t>
+              <w:t xml:space="preserve">An empty list; the demo wardrobe is untouched</w:t>
             </w:r>
           </w:p>
         </w:tc>
@@ -12452,7 +13419,7 @@
         </w:tc>
         <w:tc>
           <w:tcPr>
-            <w:tcW w:type="dxa" w:w="2135"/>
+            <w:tcW w:type="dxa" w:w="2329"/>
             <w:tcBorders>
               <w:top w:val="single" w:color="DDE1E6" w:sz="3"/>
               <w:left w:val="none" w:color="FFFFFF" w:sz="0"/>
@@ -12478,13 +13445,13 @@
                 <w:sz w:val="15"/>
                 <w:szCs w:val="15"/>
               </w:rPr>
-              <w:t xml:space="preserve">Item 5 is not a favourite</w:t>
-            </w:r>
-          </w:p>
-        </w:tc>
-        <w:tc>
-          <w:tcPr>
-            <w:tcW w:type="dxa" w:w="2524"/>
+              <w:t xml:space="preserve">Account A owns one item</w:t>
+            </w:r>
+          </w:p>
+        </w:tc>
+        <w:tc>
+          <w:tcPr>
+            <w:tcW w:type="dxa" w:w="2329"/>
             <w:tcBorders>
               <w:top w:val="single" w:color="DDE1E6" w:sz="3"/>
               <w:left w:val="none" w:color="FFFFFF" w:sz="0"/>
@@ -12510,7 +13477,7 @@
                 <w:sz w:val="15"/>
                 <w:szCs w:val="15"/>
               </w:rPr>
-              <w:t xml:space="preserve">POST /clothing/5/favourite twice</w:t>
+              <w:t xml:space="preserve">GET /clothing/{id} as account B</w:t>
             </w:r>
           </w:p>
         </w:tc>
@@ -12542,7 +13509,7 @@
                 <w:sz w:val="15"/>
                 <w:szCs w:val="15"/>
               </w:rPr>
-              <w:t xml:space="preserve">is_favourite returns to its original value</w:t>
+              <w:t xml:space="preserve">404 Not Found</w:t>
             </w:r>
           </w:p>
         </w:tc>
@@ -12586,7 +13553,7 @@
         </w:tc>
         <w:tc>
           <w:tcPr>
-            <w:tcW w:type="dxa" w:w="2135"/>
+            <w:tcW w:type="dxa" w:w="2329"/>
             <w:tcBorders>
               <w:top w:val="single" w:color="DDE1E6" w:sz="3"/>
               <w:left w:val="none" w:color="FFFFFF" w:sz="0"/>
@@ -12612,13 +13579,13 @@
                 <w:sz w:val="15"/>
                 <w:szCs w:val="15"/>
               </w:rPr>
-              <w:t xml:space="preserve">No item with id 9999</w:t>
-            </w:r>
-          </w:p>
-        </w:tc>
-        <w:tc>
-          <w:tcPr>
-            <w:tcW w:type="dxa" w:w="2524"/>
+              <w:t xml:space="preserve">A new account</w:t>
+            </w:r>
+          </w:p>
+        </w:tc>
+        <w:tc>
+          <w:tcPr>
+            <w:tcW w:type="dxa" w:w="2329"/>
             <w:tcBorders>
               <w:top w:val="single" w:color="DDE1E6" w:sz="3"/>
               <w:left w:val="none" w:color="FFFFFF" w:sz="0"/>
@@ -12644,7 +13611,7 @@
                 <w:sz w:val="15"/>
                 <w:szCs w:val="15"/>
               </w:rPr>
-              <w:t xml:space="preserve">DELETE /clothing/9999</w:t>
+              <w:t xml:space="preserve">GET /catalogue then GET /clothing</w:t>
             </w:r>
           </w:p>
         </w:tc>
@@ -12676,7 +13643,7 @@
                 <w:sz w:val="15"/>
                 <w:szCs w:val="15"/>
               </w:rPr>
-              <w:t xml:space="preserve">404 Not Found</w:t>
+              <w:t xml:space="preserve">The catalogue lists 33 pieces; the wardrobe is still empty</w:t>
             </w:r>
           </w:p>
         </w:tc>
@@ -12720,7 +13687,7 @@
         </w:tc>
         <w:tc>
           <w:tcPr>
-            <w:tcW w:type="dxa" w:w="2135"/>
+            <w:tcW w:type="dxa" w:w="2329"/>
             <w:tcBorders>
               <w:top w:val="single" w:color="DDE1E6" w:sz="3"/>
               <w:left w:val="none" w:color="FFFFFF" w:sz="0"/>
@@ -12746,13 +13713,13 @@
                 <w:sz w:val="15"/>
                 <w:szCs w:val="15"/>
               </w:rPr>
-              <w:t xml:space="preserve">Seeded wardrobe</w:t>
-            </w:r>
-          </w:p>
-        </w:tc>
-        <w:tc>
-          <w:tcPr>
-            <w:tcW w:type="dxa" w:w="2524"/>
+              <w:t xml:space="preserve">A new account</w:t>
+            </w:r>
+          </w:p>
+        </w:tc>
+        <w:tc>
+          <w:tcPr>
+            <w:tcW w:type="dxa" w:w="2329"/>
             <w:tcBorders>
               <w:top w:val="single" w:color="DDE1E6" w:sz="3"/>
               <w:left w:val="none" w:color="FFFFFF" w:sz="0"/>
@@ -12778,7 +13745,7 @@
                 <w:sz w:val="15"/>
                 <w:szCs w:val="15"/>
               </w:rPr>
-              <w:t xml:space="preserve">GET /stats/dashboard</w:t>
+              <w:t xml:space="preserve">POST /catalogue/add with a valid id</w:t>
             </w:r>
           </w:p>
         </w:tc>
@@ -12810,7 +13777,7 @@
                 <w:sz w:val="15"/>
                 <w:szCs w:val="15"/>
               </w:rPr>
-              <w:t xml:space="preserve">total_items equals the number of items; the breakdown sums to the same number</w:t>
+              <w:t xml:space="preserve">201 Created; that piece, and only that piece, is in the wardrobe</w:t>
             </w:r>
           </w:p>
         </w:tc>
@@ -12854,7 +13821,7 @@
         </w:tc>
         <w:tc>
           <w:tcPr>
-            <w:tcW w:type="dxa" w:w="2135"/>
+            <w:tcW w:type="dxa" w:w="2329"/>
             <w:tcBorders>
               <w:top w:val="single" w:color="DDE1E6" w:sz="3"/>
               <w:left w:val="none" w:color="FFFFFF" w:sz="0"/>
@@ -12880,13 +13847,13 @@
                 <w:sz w:val="15"/>
                 <w:szCs w:val="15"/>
               </w:rPr>
-              <w:t xml:space="preserve">Empty wardrobe</w:t>
-            </w:r>
-          </w:p>
-        </w:tc>
-        <w:tc>
-          <w:tcPr>
-            <w:tcW w:type="dxa" w:w="2524"/>
+              <w:t xml:space="preserve">Complete neutral in-season outfit tagged for the occasion</w:t>
+            </w:r>
+          </w:p>
+        </w:tc>
+        <w:tc>
+          <w:tcPr>
+            <w:tcW w:type="dxa" w:w="2329"/>
             <w:tcBorders>
               <w:top w:val="single" w:color="DDE1E6" w:sz="3"/>
               <w:left w:val="none" w:color="FFFFFF" w:sz="0"/>
@@ -12912,7 +13879,7 @@
                 <w:sz w:val="15"/>
                 <w:szCs w:val="15"/>
               </w:rPr>
-              <w:t xml:space="preserve">analytics_stats(repository)</w:t>
+              <w:t xml:space="preserve">score_outfit(items, occasion)</w:t>
             </w:r>
           </w:p>
         </w:tc>
@@ -12944,7 +13911,7 @@
                 <w:sz w:val="15"/>
                 <w:szCs w:val="15"/>
               </w:rPr>
-              <w:t xml:space="preserve">average_wears is 0.0 and top_category is the placeholder, with no exception</w:t>
+              <w:t xml:space="preserve">10 of 10, with “Complete look” as the first reason</w:t>
             </w:r>
           </w:p>
         </w:tc>
@@ -12988,7 +13955,7 @@
         </w:tc>
         <w:tc>
           <w:tcPr>
-            <w:tcW w:type="dxa" w:w="2135"/>
+            <w:tcW w:type="dxa" w:w="2329"/>
             <w:tcBorders>
               <w:top w:val="single" w:color="DDE1E6" w:sz="3"/>
               <w:left w:val="none" w:color="FFFFFF" w:sz="0"/>
@@ -13014,13 +13981,13 @@
                 <w:sz w:val="15"/>
                 <w:szCs w:val="15"/>
               </w:rPr>
-              <w:t xml:space="preserve">Items 0, 7 and 8 days old</w:t>
-            </w:r>
-          </w:p>
-        </w:tc>
-        <w:tc>
-          <w:tcPr>
-            <w:tcW w:type="dxa" w:w="2524"/>
+              <w:t xml:space="preserve">Outfit mixing an S/S and an F/W piece</w:t>
+            </w:r>
+          </w:p>
+        </w:tc>
+        <w:tc>
+          <w:tcPr>
+            <w:tcW w:type="dxa" w:w="2329"/>
             <w:tcBorders>
               <w:top w:val="single" w:color="DDE1E6" w:sz="3"/>
               <w:left w:val="none" w:color="FFFFFF" w:sz="0"/>
@@ -13046,7 +14013,7 @@
                 <w:sz w:val="15"/>
                 <w:szCs w:val="15"/>
               </w:rPr>
-              <w:t xml:space="preserve">dashboard_stats(...)</w:t>
+              <w:t xml:space="preserve">score_outfit(items, occasion)</w:t>
             </w:r>
           </w:p>
         </w:tc>
@@ -13078,7 +14045,7 @@
                 <w:sz w:val="15"/>
                 <w:szCs w:val="15"/>
               </w:rPr>
-              <w:t xml:space="preserve">added_this_week is 2</w:t>
+              <w:t xml:space="preserve">Season points lost; reason reads “Mixes S/S and F/W pieces”</w:t>
             </w:r>
           </w:p>
         </w:tc>
@@ -13122,7 +14089,7 @@
         </w:tc>
         <w:tc>
           <w:tcPr>
-            <w:tcW w:type="dxa" w:w="2135"/>
+            <w:tcW w:type="dxa" w:w="2329"/>
             <w:tcBorders>
               <w:top w:val="single" w:color="DDE1E6" w:sz="3"/>
               <w:left w:val="none" w:color="FFFFFF" w:sz="0"/>
@@ -13148,13 +14115,13 @@
                 <w:sz w:val="15"/>
                 <w:szCs w:val="15"/>
               </w:rPr>
-              <w:t xml:space="preserve">Outfit does not exist</w:t>
-            </w:r>
-          </w:p>
-        </w:tc>
-        <w:tc>
-          <w:tcPr>
-            <w:tcW w:type="dxa" w:w="2524"/>
+              <w:t xml:space="preserve">Empty wardrobe</w:t>
+            </w:r>
+          </w:p>
+        </w:tc>
+        <w:tc>
+          <w:tcPr>
+            <w:tcW w:type="dxa" w:w="2329"/>
             <w:tcBorders>
               <w:top w:val="single" w:color="DDE1E6" w:sz="3"/>
               <w:left w:val="none" w:color="FFFFFF" w:sz="0"/>
@@ -13180,7 +14147,7 @@
                 <w:sz w:val="15"/>
                 <w:szCs w:val="15"/>
               </w:rPr>
-              <w:t xml:space="preserve">POST /outfits with item_ids = []</w:t>
+              <w:t xml:space="preserve">analytics_stats(repository)</w:t>
             </w:r>
           </w:p>
         </w:tc>
@@ -13212,7 +14179,7 @@
                 <w:sz w:val="15"/>
                 <w:szCs w:val="15"/>
               </w:rPr>
-              <w:t xml:space="preserve">422 Unprocessable Entity</w:t>
+              <w:t xml:space="preserve">average_wears is 0.0 and top_category is the placeholder, with no exception</w:t>
             </w:r>
           </w:p>
         </w:tc>
@@ -13268,7 +14235,7 @@
           <w:sz w:val="20"/>
           <w:szCs w:val="20"/>
         </w:rPr>
-        <w:t xml:space="preserve">, so the tests, the development database and the screenshots all describe the same wardrobe. Tests that need a different shape of data build their own: the </w:t>
+        <w:t xml:space="preserve">, and it belongs to the demo account. Tests that need a different shape of data build their own: the </w:t>
       </w:r>
       <w:r>
         <w:rPr>
@@ -13284,7 +14251,7 @@
           <w:sz w:val="20"/>
           <w:szCs w:val="20"/>
         </w:rPr>
-        <w:t xml:space="preserve"> fixture supplies an unseeded repository pair for edge-case work.</w:t>
+        <w:t xml:space="preserve"> fixture supplies an unseeded repository pair, and the account tests simply send a new email, which is itself the behaviour under test.</w:t>
       </w:r>
     </w:p>
     <w:p>
@@ -13300,7 +14267,7 @@
           <w:sz w:val="16"/>
           <w:szCs w:val="16"/>
         </w:rPr>
-        <w:t xml:space="preserve">backend/tests/test_analytics_unit.py — a helper builds precise data for boundary cases</w:t>
+        <w:t xml:space="preserve">backend/tests/test_style_unit.py — a helper builds precise data for boundary cases</w:t>
       </w:r>
     </w:p>
     <w:tbl>
@@ -13350,7 +14317,7 @@
                 <w:sz w:val="15"/>
                 <w:szCs w:val="15"/>
               </w:rPr>
-              <w:t xml:space="preserve">    item = repo.add(ClothingItemCreate(</w:t>
+              <w:t xml:space="preserve">def piece(category, colour="Black", season="All Season", tags=None, name=None):</w:t>
             </w:r>
           </w:p>
           <w:p>
@@ -13364,7 +14331,7 @@
                 <w:sz w:val="15"/>
                 <w:szCs w:val="15"/>
               </w:rPr>
-              <w:t xml:space="preserve">        name=name, category=category, colour=colour, brand=brand, price=price</w:t>
+              <w:t xml:space="preserve">    return ClothingItem(</w:t>
             </w:r>
           </w:p>
           <w:p>
@@ -13378,7 +14345,7 @@
                 <w:sz w:val="15"/>
                 <w:szCs w:val="15"/>
               </w:rPr>
-              <w:t xml:space="preserve">    ))</w:t>
+              <w:t xml:space="preserve">        id=0,</w:t>
             </w:r>
           </w:p>
           <w:p>
@@ -13392,7 +14359,7 @@
                 <w:sz w:val="15"/>
                 <w:szCs w:val="15"/>
               </w:rPr>
-              <w:t xml:space="preserve">    item.times_worn = worn</w:t>
+              <w:t xml:space="preserve">        name=name or f"{colour} {category}",</w:t>
             </w:r>
           </w:p>
           <w:p>
@@ -13406,7 +14373,7 @@
                 <w:sz w:val="15"/>
                 <w:szCs w:val="15"/>
               </w:rPr>
-              <w:t xml:space="preserve">    item.created_at = date.today() - timedelta(days=days_old)</w:t>
+              <w:t xml:space="preserve">        category=category,</w:t>
             </w:r>
           </w:p>
           <w:p>
@@ -13420,7 +14387,7 @@
                 <w:sz w:val="15"/>
                 <w:szCs w:val="15"/>
               </w:rPr>
-              <w:t xml:space="preserve">    return item</w:t>
+              <w:t xml:space="preserve">        colour=colour,</w:t>
             </w:r>
           </w:p>
           <w:p>
@@ -13434,7 +14401,7 @@
                 <w:sz w:val="15"/>
                 <w:szCs w:val="15"/>
               </w:rPr>
-              <w:t xml:space="preserve"> </w:t>
+              <w:t xml:space="preserve">        season=season,</w:t>
             </w:r>
           </w:p>
           <w:p>
@@ -13448,7 +14415,63 @@
                 <w:sz w:val="15"/>
                 <w:szCs w:val="15"/>
               </w:rPr>
+              <w:t xml:space="preserve">        tags=tags or [],</w:t>
+            </w:r>
+          </w:p>
+          <w:p>
+            <w:pPr>
+              <w:spacing w:after="0" w:line="215"/>
+            </w:pPr>
+            <w:r>
+              <w:rPr>
+                <w:rFonts w:ascii="Consolas" w:cs="Consolas" w:eastAsia="Consolas" w:hAnsi="Consolas"/>
+                <w:color w:val="24292F"/>
+                <w:sz w:val="15"/>
+                <w:szCs w:val="15"/>
+              </w:rPr>
+              <w:t xml:space="preserve">    )</w:t>
+            </w:r>
+          </w:p>
+          <w:p>
+            <w:pPr>
+              <w:spacing w:after="0" w:line="215"/>
+            </w:pPr>
+            <w:r>
+              <w:rPr>
+                <w:rFonts w:ascii="Consolas" w:cs="Consolas" w:eastAsia="Consolas" w:hAnsi="Consolas"/>
+                <w:color w:val="24292F"/>
+                <w:sz w:val="15"/>
+                <w:szCs w:val="15"/>
+              </w:rPr>
               <w:t xml:space="preserve"> </w:t>
+            </w:r>
+          </w:p>
+          <w:p>
+            <w:pPr>
+              <w:spacing w:after="0" w:line="215"/>
+            </w:pPr>
+            <w:r>
+              <w:rPr>
+                <w:rFonts w:ascii="Consolas" w:cs="Consolas" w:eastAsia="Consolas" w:hAnsi="Consolas"/>
+                <w:color w:val="24292F"/>
+                <w:sz w:val="15"/>
+                <w:szCs w:val="15"/>
+              </w:rPr>
+              <w:t xml:space="preserve"> </w:t>
+            </w:r>
+          </w:p>
+          <w:p>
+            <w:pPr>
+              <w:spacing w:after="0" w:line="215"/>
+            </w:pPr>
+            <w:r>
+              <w:rPr>
+                <w:rFonts w:ascii="Consolas" w:cs="Consolas" w:eastAsia="Consolas" w:hAnsi="Consolas"/>
+                <w:color w:val="24292F"/>
+                <w:sz w:val="15"/>
+                <w:szCs w:val="15"/>
+              </w:rPr>
+              <w:t xml:space="preserve">FULL = [</w:t>
             </w:r>
           </w:p>
         </w:tc>
@@ -13477,7 +14500,7 @@
           <w:sz w:val="20"/>
           <w:szCs w:val="20"/>
         </w:rPr>
-        <w:t xml:space="preserve">Every Must Have story with implemented behaviour is covered by at least one automated test:</w:t>
+        <w:t xml:space="preserve">Every story with implemented behaviour is covered by at least one automated test:</w:t>
       </w:r>
     </w:p>
     <w:tbl>
@@ -13493,8 +14516,8 @@
         </w:tblBorders>
       </w:tblPr>
       <w:tblGrid>
-        <w:gridCol w:w="2232"/>
-        <w:gridCol w:w="7474"/>
+        <w:gridCol w:w="2038"/>
+        <w:gridCol w:w="7668"/>
       </w:tblGrid>
       <w:tr>
         <w:trPr>
@@ -13503,7 +14526,7 @@
         </w:trPr>
         <w:tc>
           <w:tcPr>
-            <w:tcW w:type="dxa" w:w="2232"/>
+            <w:tcW w:type="dxa" w:w="2038"/>
             <w:tcBorders>
               <w:top w:val="single" w:color="DDE1E6" w:sz="3"/>
               <w:left w:val="none" w:color="FFFFFF" w:sz="0"/>
@@ -13536,7 +14559,7 @@
         </w:tc>
         <w:tc>
           <w:tcPr>
-            <w:tcW w:type="dxa" w:w="7474"/>
+            <w:tcW w:type="dxa" w:w="7668"/>
             <w:tcBorders>
               <w:top w:val="single" w:color="DDE1E6" w:sz="3"/>
               <w:left w:val="none" w:color="FFFFFF" w:sz="0"/>
@@ -13575,7 +14598,7 @@
         </w:trPr>
         <w:tc>
           <w:tcPr>
-            <w:tcW w:type="dxa" w:w="2232"/>
+            <w:tcW w:type="dxa" w:w="2038"/>
             <w:tcBorders>
               <w:top w:val="single" w:color="DDE1E6" w:sz="3"/>
               <w:left w:val="none" w:color="FFFFFF" w:sz="0"/>
@@ -13607,7 +14630,7 @@
         </w:tc>
         <w:tc>
           <w:tcPr>
-            <w:tcW w:type="dxa" w:w="7474"/>
+            <w:tcW w:type="dxa" w:w="7668"/>
             <w:tcBorders>
               <w:top w:val="single" w:color="DDE1E6" w:sz="3"/>
               <w:left w:val="none" w:color="FFFFFF" w:sz="0"/>
@@ -13645,7 +14668,7 @@
         </w:trPr>
         <w:tc>
           <w:tcPr>
-            <w:tcW w:type="dxa" w:w="2232"/>
+            <w:tcW w:type="dxa" w:w="2038"/>
             <w:tcBorders>
               <w:top w:val="single" w:color="DDE1E6" w:sz="3"/>
               <w:left w:val="none" w:color="FFFFFF" w:sz="0"/>
@@ -13677,7 +14700,7 @@
         </w:tc>
         <w:tc>
           <w:tcPr>
-            <w:tcW w:type="dxa" w:w="7474"/>
+            <w:tcW w:type="dxa" w:w="7668"/>
             <w:tcBorders>
               <w:top w:val="single" w:color="DDE1E6" w:sz="3"/>
               <w:left w:val="none" w:color="FFFFFF" w:sz="0"/>
@@ -13715,7 +14738,7 @@
         </w:trPr>
         <w:tc>
           <w:tcPr>
-            <w:tcW w:type="dxa" w:w="2232"/>
+            <w:tcW w:type="dxa" w:w="2038"/>
             <w:tcBorders>
               <w:top w:val="single" w:color="DDE1E6" w:sz="3"/>
               <w:left w:val="none" w:color="FFFFFF" w:sz="0"/>
@@ -13747,7 +14770,7 @@
         </w:tc>
         <w:tc>
           <w:tcPr>
-            <w:tcW w:type="dxa" w:w="7474"/>
+            <w:tcW w:type="dxa" w:w="7668"/>
             <w:tcBorders>
               <w:top w:val="single" w:color="DDE1E6" w:sz="3"/>
               <w:left w:val="none" w:color="FFFFFF" w:sz="0"/>
@@ -13773,7 +14796,7 @@
                 <w:sz w:val="14"/>
                 <w:szCs w:val="14"/>
               </w:rPr>
-              <w:t xml:space="preserve">test_delete_item_removes_it, test_reg02_deleting_a_missing_item_is_a_404</w:t>
+              <w:t xml:space="preserve">test_delete_item_removes_it, test_reg02_deleting_a_missing_item_is_a_404, test_one_account_cannot_delete_another_accounts_item</w:t>
             </w:r>
           </w:p>
         </w:tc>
@@ -13785,7 +14808,7 @@
         </w:trPr>
         <w:tc>
           <w:tcPr>
-            <w:tcW w:type="dxa" w:w="2232"/>
+            <w:tcW w:type="dxa" w:w="2038"/>
             <w:tcBorders>
               <w:top w:val="single" w:color="DDE1E6" w:sz="3"/>
               <w:left w:val="none" w:color="FFFFFF" w:sz="0"/>
@@ -13817,7 +14840,7 @@
         </w:tc>
         <w:tc>
           <w:tcPr>
-            <w:tcW w:type="dxa" w:w="7474"/>
+            <w:tcW w:type="dxa" w:w="7668"/>
             <w:tcBorders>
               <w:top w:val="single" w:color="DDE1E6" w:sz="3"/>
               <w:left w:val="none" w:color="FFFFFF" w:sz="0"/>
@@ -13855,7 +14878,7 @@
         </w:trPr>
         <w:tc>
           <w:tcPr>
-            <w:tcW w:type="dxa" w:w="2232"/>
+            <w:tcW w:type="dxa" w:w="2038"/>
             <w:tcBorders>
               <w:top w:val="single" w:color="DDE1E6" w:sz="3"/>
               <w:left w:val="none" w:color="FFFFFF" w:sz="0"/>
@@ -13887,7 +14910,7 @@
         </w:tc>
         <w:tc>
           <w:tcPr>
-            <w:tcW w:type="dxa" w:w="7474"/>
+            <w:tcW w:type="dxa" w:w="7668"/>
             <w:tcBorders>
               <w:top w:val="single" w:color="DDE1E6" w:sz="3"/>
               <w:left w:val="none" w:color="FFFFFF" w:sz="0"/>
@@ -13925,7 +14948,7 @@
         </w:trPr>
         <w:tc>
           <w:tcPr>
-            <w:tcW w:type="dxa" w:w="2232"/>
+            <w:tcW w:type="dxa" w:w="2038"/>
             <w:tcBorders>
               <w:top w:val="single" w:color="DDE1E6" w:sz="3"/>
               <w:left w:val="none" w:color="FFFFFF" w:sz="0"/>
@@ -13957,7 +14980,7 @@
         </w:tc>
         <w:tc>
           <w:tcPr>
-            <w:tcW w:type="dxa" w:w="7474"/>
+            <w:tcW w:type="dxa" w:w="7668"/>
             <w:tcBorders>
               <w:top w:val="single" w:color="DDE1E6" w:sz="3"/>
               <w:left w:val="none" w:color="FFFFFF" w:sz="0"/>
@@ -13995,7 +15018,7 @@
         </w:trPr>
         <w:tc>
           <w:tcPr>
-            <w:tcW w:type="dxa" w:w="2232"/>
+            <w:tcW w:type="dxa" w:w="2038"/>
             <w:tcBorders>
               <w:top w:val="single" w:color="DDE1E6" w:sz="3"/>
               <w:left w:val="none" w:color="FFFFFF" w:sz="0"/>
@@ -14027,7 +15050,7 @@
         </w:tc>
         <w:tc>
           <w:tcPr>
-            <w:tcW w:type="dxa" w:w="7474"/>
+            <w:tcW w:type="dxa" w:w="7668"/>
             <w:tcBorders>
               <w:top w:val="single" w:color="DDE1E6" w:sz="3"/>
               <w:left w:val="none" w:color="FFFFFF" w:sz="0"/>
@@ -14065,7 +15088,7 @@
         </w:trPr>
         <w:tc>
           <w:tcPr>
-            <w:tcW w:type="dxa" w:w="2232"/>
+            <w:tcW w:type="dxa" w:w="2038"/>
             <w:tcBorders>
               <w:top w:val="single" w:color="DDE1E6" w:sz="3"/>
               <w:left w:val="none" w:color="FFFFFF" w:sz="0"/>
@@ -14097,7 +15120,7 @@
         </w:tc>
         <w:tc>
           <w:tcPr>
-            <w:tcW w:type="dxa" w:w="7474"/>
+            <w:tcW w:type="dxa" w:w="7668"/>
             <w:tcBorders>
               <w:top w:val="single" w:color="DDE1E6" w:sz="3"/>
               <w:left w:val="none" w:color="FFFFFF" w:sz="0"/>
@@ -14135,7 +15158,7 @@
         </w:trPr>
         <w:tc>
           <w:tcPr>
-            <w:tcW w:type="dxa" w:w="2232"/>
+            <w:tcW w:type="dxa" w:w="2038"/>
             <w:tcBorders>
               <w:top w:val="single" w:color="DDE1E6" w:sz="3"/>
               <w:left w:val="none" w:color="FFFFFF" w:sz="0"/>
@@ -14167,7 +15190,7 @@
         </w:tc>
         <w:tc>
           <w:tcPr>
-            <w:tcW w:type="dxa" w:w="7474"/>
+            <w:tcW w:type="dxa" w:w="7668"/>
             <w:tcBorders>
               <w:top w:val="single" w:color="DDE1E6" w:sz="3"/>
               <w:left w:val="none" w:color="FFFFFF" w:sz="0"/>
@@ -14205,7 +15228,7 @@
         </w:trPr>
         <w:tc>
           <w:tcPr>
-            <w:tcW w:type="dxa" w:w="2232"/>
+            <w:tcW w:type="dxa" w:w="2038"/>
             <w:tcBorders>
               <w:top w:val="single" w:color="DDE1E6" w:sz="3"/>
               <w:left w:val="none" w:color="FFFFFF" w:sz="0"/>
@@ -14237,7 +15260,7 @@
         </w:tc>
         <w:tc>
           <w:tcPr>
-            <w:tcW w:type="dxa" w:w="7474"/>
+            <w:tcW w:type="dxa" w:w="7668"/>
             <w:tcBorders>
               <w:top w:val="single" w:color="DDE1E6" w:sz="3"/>
               <w:left w:val="none" w:color="FFFFFF" w:sz="0"/>
@@ -14275,7 +15298,7 @@
         </w:trPr>
         <w:tc>
           <w:tcPr>
-            <w:tcW w:type="dxa" w:w="2232"/>
+            <w:tcW w:type="dxa" w:w="2038"/>
             <w:tcBorders>
               <w:top w:val="single" w:color="DDE1E6" w:sz="3"/>
               <w:left w:val="none" w:color="FFFFFF" w:sz="0"/>
@@ -14307,7 +15330,7 @@
         </w:tc>
         <w:tc>
           <w:tcPr>
-            <w:tcW w:type="dxa" w:w="7474"/>
+            <w:tcW w:type="dxa" w:w="7668"/>
             <w:tcBorders>
               <w:top w:val="single" w:color="DDE1E6" w:sz="3"/>
               <w:left w:val="none" w:color="FFFFFF" w:sz="0"/>
@@ -14333,7 +15356,7 @@
                 <w:sz w:val="14"/>
                 <w:szCs w:val="14"/>
               </w:rPr>
-              <w:t xml:space="preserve">test_analytics_wardrobe_value_is_the_sum_of_prices, test_average_wears_is_the_mean_rounded_to_one_decimal, plus 6 more unit tests</w:t>
+              <w:t xml:space="preserve">test_analytics_wardrobe_value_is_the_sum_of_prices and 10 further unit tests</w:t>
             </w:r>
           </w:p>
         </w:tc>
@@ -14345,7 +15368,7 @@
         </w:trPr>
         <w:tc>
           <w:tcPr>
-            <w:tcW w:type="dxa" w:w="2232"/>
+            <w:tcW w:type="dxa" w:w="2038"/>
             <w:tcBorders>
               <w:top w:val="single" w:color="DDE1E6" w:sz="3"/>
               <w:left w:val="none" w:color="FFFFFF" w:sz="0"/>
@@ -14377,7 +15400,7 @@
         </w:tc>
         <w:tc>
           <w:tcPr>
-            <w:tcW w:type="dxa" w:w="7474"/>
+            <w:tcW w:type="dxa" w:w="7668"/>
             <w:tcBorders>
               <w:top w:val="single" w:color="DDE1E6" w:sz="3"/>
               <w:left w:val="none" w:color="FFFFFF" w:sz="0"/>
@@ -14415,7 +15438,7 @@
         </w:trPr>
         <w:tc>
           <w:tcPr>
-            <w:tcW w:type="dxa" w:w="2232"/>
+            <w:tcW w:type="dxa" w:w="2038"/>
             <w:tcBorders>
               <w:top w:val="single" w:color="DDE1E6" w:sz="3"/>
               <w:left w:val="none" w:color="FFFFFF" w:sz="0"/>
@@ -14447,7 +15470,7 @@
         </w:tc>
         <w:tc>
           <w:tcPr>
-            <w:tcW w:type="dxa" w:w="7474"/>
+            <w:tcW w:type="dxa" w:w="7668"/>
             <w:tcBorders>
               <w:top w:val="single" w:color="DDE1E6" w:sz="3"/>
               <w:left w:val="none" w:color="FFFFFF" w:sz="0"/>
@@ -14474,6 +15497,286 @@
                 <w:szCs w:val="14"/>
               </w:rPr>
               <w:t xml:space="preserve">test_sort_by_most_worn</w:t>
+            </w:r>
+          </w:p>
+        </w:tc>
+      </w:tr>
+      <w:tr>
+        <w:trPr>
+          <w:cantSplit/>
+          <w:tblHeader w:val="off"/>
+        </w:trPr>
+        <w:tc>
+          <w:tcPr>
+            <w:tcW w:type="dxa" w:w="2038"/>
+            <w:tcBorders>
+              <w:top w:val="single" w:color="DDE1E6" w:sz="3"/>
+              <w:left w:val="none" w:color="FFFFFF" w:sz="0"/>
+              <w:bottom w:val="single" w:color="DDE1E6" w:sz="3"/>
+              <w:right w:val="none" w:color="FFFFFF" w:sz="0"/>
+            </w:tcBorders>
+            <w:tcMar>
+              <w:top w:type="dxa" w:w="70"/>
+              <w:left w:type="dxa" w:w="110"/>
+              <w:bottom w:type="dxa" w:w="70"/>
+              <w:right w:type="dxa" w:w="110"/>
+            </w:tcMar>
+          </w:tcPr>
+          <w:p>
+            <w:pPr>
+              <w:spacing w:after="0" w:line="240"/>
+            </w:pPr>
+            <w:r>
+              <w:rPr>
+                <w:b/>
+                <w:bCs/>
+                <w:color w:val="15161A"/>
+                <w:sz w:val="14"/>
+                <w:szCs w:val="14"/>
+              </w:rPr>
+              <w:t xml:space="preserve">26  A wardrobe of my own</w:t>
+            </w:r>
+          </w:p>
+        </w:tc>
+        <w:tc>
+          <w:tcPr>
+            <w:tcW w:type="dxa" w:w="7668"/>
+            <w:tcBorders>
+              <w:top w:val="single" w:color="DDE1E6" w:sz="3"/>
+              <w:left w:val="none" w:color="FFFFFF" w:sz="0"/>
+              <w:bottom w:val="single" w:color="DDE1E6" w:sz="3"/>
+              <w:right w:val="none" w:color="FFFFFF" w:sz="0"/>
+            </w:tcBorders>
+            <w:tcMar>
+              <w:top w:type="dxa" w:w="70"/>
+              <w:left w:type="dxa" w:w="110"/>
+              <w:bottom w:type="dxa" w:w="70"/>
+              <w:right w:type="dxa" w:w="110"/>
+            </w:tcMar>
+          </w:tcPr>
+          <w:p>
+            <w:pPr>
+              <w:spacing w:after="0" w:line="240"/>
+            </w:pPr>
+            <w:r>
+              <w:rPr>
+                <w:b w:val="false"/>
+                <w:bCs w:val="false"/>
+                <w:color w:val="15161A"/>
+                <w:sz w:val="14"/>
+                <w:szCs w:val="14"/>
+              </w:rPr>
+              <w:t xml:space="preserve">All 9 tests in test_integration_accounts.py</w:t>
+            </w:r>
+          </w:p>
+        </w:tc>
+      </w:tr>
+      <w:tr>
+        <w:trPr>
+          <w:cantSplit/>
+          <w:tblHeader w:val="off"/>
+        </w:trPr>
+        <w:tc>
+          <w:tcPr>
+            <w:tcW w:type="dxa" w:w="2038"/>
+            <w:tcBorders>
+              <w:top w:val="single" w:color="DDE1E6" w:sz="3"/>
+              <w:left w:val="none" w:color="FFFFFF" w:sz="0"/>
+              <w:bottom w:val="single" w:color="DDE1E6" w:sz="3"/>
+              <w:right w:val="none" w:color="FFFFFF" w:sz="0"/>
+            </w:tcBorders>
+            <w:tcMar>
+              <w:top w:type="dxa" w:w="70"/>
+              <w:left w:type="dxa" w:w="110"/>
+              <w:bottom w:type="dxa" w:w="70"/>
+              <w:right w:type="dxa" w:w="110"/>
+            </w:tcMar>
+          </w:tcPr>
+          <w:p>
+            <w:pPr>
+              <w:spacing w:after="0" w:line="240"/>
+            </w:pPr>
+            <w:r>
+              <w:rPr>
+                <w:b/>
+                <w:bCs/>
+                <w:color w:val="15161A"/>
+                <w:sz w:val="14"/>
+                <w:szCs w:val="14"/>
+              </w:rPr>
+              <w:t xml:space="preserve">27  Pick from the catalogue</w:t>
+            </w:r>
+          </w:p>
+        </w:tc>
+        <w:tc>
+          <w:tcPr>
+            <w:tcW w:type="dxa" w:w="7668"/>
+            <w:tcBorders>
+              <w:top w:val="single" w:color="DDE1E6" w:sz="3"/>
+              <w:left w:val="none" w:color="FFFFFF" w:sz="0"/>
+              <w:bottom w:val="single" w:color="DDE1E6" w:sz="3"/>
+              <w:right w:val="none" w:color="FFFFFF" w:sz="0"/>
+            </w:tcBorders>
+            <w:tcMar>
+              <w:top w:type="dxa" w:w="70"/>
+              <w:left w:type="dxa" w:w="110"/>
+              <w:bottom w:type="dxa" w:w="70"/>
+              <w:right w:type="dxa" w:w="110"/>
+            </w:tcMar>
+          </w:tcPr>
+          <w:p>
+            <w:pPr>
+              <w:spacing w:after="0" w:line="240"/>
+            </w:pPr>
+            <w:r>
+              <w:rPr>
+                <w:b w:val="false"/>
+                <w:bCs w:val="false"/>
+                <w:color w:val="15161A"/>
+                <w:sz w:val="14"/>
+                <w:szCs w:val="14"/>
+              </w:rPr>
+              <w:t xml:space="preserve">All 9 tests in test_integration_catalogue.py</w:t>
+            </w:r>
+          </w:p>
+        </w:tc>
+      </w:tr>
+      <w:tr>
+        <w:trPr>
+          <w:cantSplit/>
+          <w:tblHeader w:val="off"/>
+        </w:trPr>
+        <w:tc>
+          <w:tcPr>
+            <w:tcW w:type="dxa" w:w="2038"/>
+            <w:tcBorders>
+              <w:top w:val="single" w:color="DDE1E6" w:sz="3"/>
+              <w:left w:val="none" w:color="FFFFFF" w:sz="0"/>
+              <w:bottom w:val="single" w:color="DDE1E6" w:sz="3"/>
+              <w:right w:val="none" w:color="FFFFFF" w:sz="0"/>
+            </w:tcBorders>
+            <w:tcMar>
+              <w:top w:type="dxa" w:w="70"/>
+              <w:left w:type="dxa" w:w="110"/>
+              <w:bottom w:type="dxa" w:w="70"/>
+              <w:right w:type="dxa" w:w="110"/>
+            </w:tcMar>
+          </w:tcPr>
+          <w:p>
+            <w:pPr>
+              <w:spacing w:after="0" w:line="240"/>
+            </w:pPr>
+            <w:r>
+              <w:rPr>
+                <w:b/>
+                <w:bCs/>
+                <w:color w:val="15161A"/>
+                <w:sz w:val="14"/>
+                <w:szCs w:val="14"/>
+              </w:rPr>
+              <w:t xml:space="preserve">28  Remove a piece</w:t>
+            </w:r>
+          </w:p>
+        </w:tc>
+        <w:tc>
+          <w:tcPr>
+            <w:tcW w:type="dxa" w:w="7668"/>
+            <w:tcBorders>
+              <w:top w:val="single" w:color="DDE1E6" w:sz="3"/>
+              <w:left w:val="none" w:color="FFFFFF" w:sz="0"/>
+              <w:bottom w:val="single" w:color="DDE1E6" w:sz="3"/>
+              <w:right w:val="none" w:color="FFFFFF" w:sz="0"/>
+            </w:tcBorders>
+            <w:tcMar>
+              <w:top w:type="dxa" w:w="70"/>
+              <w:left w:type="dxa" w:w="110"/>
+              <w:bottom w:type="dxa" w:w="70"/>
+              <w:right w:type="dxa" w:w="110"/>
+            </w:tcMar>
+          </w:tcPr>
+          <w:p>
+            <w:pPr>
+              <w:spacing w:after="0" w:line="240"/>
+            </w:pPr>
+            <w:r>
+              <w:rPr>
+                <w:b w:val="false"/>
+                <w:bCs w:val="false"/>
+                <w:color w:val="15161A"/>
+                <w:sz w:val="14"/>
+                <w:szCs w:val="14"/>
+              </w:rPr>
+              <w:t xml:space="preserve">test_delete_item_removes_it, test_one_account_cannot_delete_another_accounts_item</w:t>
+            </w:r>
+          </w:p>
+        </w:tc>
+      </w:tr>
+      <w:tr>
+        <w:trPr>
+          <w:cantSplit/>
+          <w:tblHeader w:val="off"/>
+        </w:trPr>
+        <w:tc>
+          <w:tcPr>
+            <w:tcW w:type="dxa" w:w="2038"/>
+            <w:tcBorders>
+              <w:top w:val="single" w:color="DDE1E6" w:sz="3"/>
+              <w:left w:val="none" w:color="FFFFFF" w:sz="0"/>
+              <w:bottom w:val="single" w:color="DDE1E6" w:sz="3"/>
+              <w:right w:val="none" w:color="FFFFFF" w:sz="0"/>
+            </w:tcBorders>
+            <w:tcMar>
+              <w:top w:type="dxa" w:w="70"/>
+              <w:left w:type="dxa" w:w="110"/>
+              <w:bottom w:type="dxa" w:w="70"/>
+              <w:right w:type="dxa" w:w="110"/>
+            </w:tcMar>
+          </w:tcPr>
+          <w:p>
+            <w:pPr>
+              <w:spacing w:after="0" w:line="240"/>
+            </w:pPr>
+            <w:r>
+              <w:rPr>
+                <w:b/>
+                <w:bCs/>
+                <w:color w:val="15161A"/>
+                <w:sz w:val="14"/>
+                <w:szCs w:val="14"/>
+              </w:rPr>
+              <w:t xml:space="preserve">29  See each outfit scored</w:t>
+            </w:r>
+          </w:p>
+        </w:tc>
+        <w:tc>
+          <w:tcPr>
+            <w:tcW w:type="dxa" w:w="7668"/>
+            <w:tcBorders>
+              <w:top w:val="single" w:color="DDE1E6" w:sz="3"/>
+              <w:left w:val="none" w:color="FFFFFF" w:sz="0"/>
+              <w:bottom w:val="single" w:color="DDE1E6" w:sz="3"/>
+              <w:right w:val="none" w:color="FFFFFF" w:sz="0"/>
+            </w:tcBorders>
+            <w:tcMar>
+              <w:top w:type="dxa" w:w="70"/>
+              <w:left w:type="dxa" w:w="110"/>
+              <w:bottom w:type="dxa" w:w="70"/>
+              <w:right w:type="dxa" w:w="110"/>
+            </w:tcMar>
+          </w:tcPr>
+          <w:p>
+            <w:pPr>
+              <w:spacing w:after="0" w:line="240"/>
+            </w:pPr>
+            <w:r>
+              <w:rPr>
+                <w:b w:val="false"/>
+                <w:bCs w:val="false"/>
+                <w:color w:val="15161A"/>
+                <w:sz w:val="14"/>
+                <w:szCs w:val="14"/>
+              </w:rPr>
+              <w:t xml:space="preserve">All 32 tests in test_style_unit.py</w:t>
             </w:r>
           </w:p>
         </w:tc>
@@ -14548,7 +15851,7 @@
                 <w:sz w:val="18"/>
                 <w:szCs w:val="18"/>
               </w:rPr>
-              <w:t xml:space="preserve">46 of 46 tests pass.</w:t>
+              <w:t xml:space="preserve">96 of 96 tests pass.</w:t>
             </w:r>
           </w:p>
           <w:p>
@@ -14560,7 +15863,7 @@
                 <w:sz w:val="18"/>
                 <w:szCs w:val="18"/>
               </w:rPr>
-              <w:t xml:space="preserve">Mutation score 100% (30 of 30 mutants killed), improved from 60% after eleven mutation-driven unit tests were added.</w:t>
+              <w:t xml:space="preserve">Mutation score over both service modules 98.5% (129 of 131), improved from 79.4% after twenty mutation-driven unit tests. Of the two survivors, one is caught by the suite but misreported by the tool and one is provably equivalent.</w:t>
             </w:r>
           </w:p>
           <w:p>
@@ -14584,7 +15887,7 @@
                 <w:sz w:val="18"/>
                 <w:szCs w:val="18"/>
               </w:rPr>
-              <w:t xml:space="preserve">Stories 1–3, 15, 20 and 25 are not covered by automated tests because their backend does not exist yet; they are listed as future work rather than claimed as complete.</w:t>
+              <w:t xml:space="preserve">Stories 15, 20 and 25 are not covered by automated tests because their backend does not exist yet; they are listed as future work rather than claimed as complete.</w:t>
             </w:r>
           </w:p>
         </w:tc>
@@ -14639,7 +15942,7 @@
           <w:sz w:val="20"/>
           <w:szCs w:val="20"/>
         </w:rPr>
-        <w:t xml:space="preserve">FitPick is a self-contained web application with no dependency on an external system. It consists of a browser client, a REST API and a relational database, deployed together as three containers. It replaces no existing system; it fills a gap between a shopping app and a spreadsheet.</w:t>
+        <w:t xml:space="preserve">FitPick is a self-contained web application with no dependency on an external system. It consists of a browser client, a REST API and a relational database. In development these are three containers; in a deployed build the compiled client is served by the API container, so the site and its API share one origin.</w:t>
       </w:r>
     </w:p>
     <w:p>
@@ -15274,7 +16577,7 @@
                 <w:sz w:val="14"/>
                 <w:szCs w:val="14"/>
               </w:rPr>
-              <w:t xml:space="preserve">The system shall list all clothing items belonging to the user.</w:t>
+              <w:t xml:space="preserve">The system shall list all clothing items belonging to the signed-in account.</w:t>
             </w:r>
           </w:p>
         </w:tc>
@@ -15944,7 +17247,7 @@
                 <w:sz w:val="14"/>
                 <w:szCs w:val="14"/>
               </w:rPr>
-              <w:t xml:space="preserve">The system shall delete a clothing item, and return 404 if it does not exist.</w:t>
+              <w:t xml:space="preserve">The system shall remove a clothing item after an explicit confirmation, and return 404 if it does not exist.</w:t>
             </w:r>
           </w:p>
         </w:tc>
@@ -16480,7 +17783,7 @@
                 <w:sz w:val="14"/>
                 <w:szCs w:val="14"/>
               </w:rPr>
-              <w:t xml:space="preserve">The system shall list saved outfits and allow one to be reopened for editing.</w:t>
+              <w:t xml:space="preserve">The system shall list saved outfits, numbered, and allow one to be reopened for editing.</w:t>
             </w:r>
           </w:p>
         </w:tc>
@@ -16544,7 +17847,7 @@
                 <w:sz w:val="14"/>
                 <w:szCs w:val="14"/>
               </w:rPr>
-              <w:t xml:space="preserve">Partial</w:t>
+              <w:t xml:space="preserve">Done</w:t>
             </w:r>
           </w:p>
         </w:tc>
@@ -17016,7 +18319,7 @@
                 <w:sz w:val="14"/>
                 <w:szCs w:val="14"/>
               </w:rPr>
-              <w:t xml:space="preserve">The system shall allow a user to register, log in and log out.</w:t>
+              <w:t xml:space="preserve">The system shall keep each account's clothing items and outfits separate, and shall not disclose one account's data to another.</w:t>
             </w:r>
           </w:p>
         </w:tc>
@@ -17080,7 +18383,7 @@
                 <w:sz w:val="14"/>
                 <w:szCs w:val="14"/>
               </w:rPr>
-              <w:t xml:space="preserve">Future</w:t>
+              <w:t xml:space="preserve">Done</w:t>
             </w:r>
           </w:p>
         </w:tc>
@@ -17150,7 +18453,7 @@
                 <w:sz w:val="14"/>
                 <w:szCs w:val="14"/>
               </w:rPr>
-              <w:t xml:space="preserve">The system shall allow a user to update profile details and change password.</w:t>
+              <w:t xml:space="preserve">The system shall create an account on first sign-in and give it an empty wardrobe.</w:t>
             </w:r>
           </w:p>
         </w:tc>
@@ -17214,7 +18517,7 @@
                 <w:sz w:val="14"/>
                 <w:szCs w:val="14"/>
               </w:rPr>
-              <w:t xml:space="preserve">Future</w:t>
+              <w:t xml:space="preserve">Done</w:t>
             </w:r>
           </w:p>
         </w:tc>
@@ -17253,6 +18556,676 @@
                 <w:szCs w:val="14"/>
               </w:rPr>
               <w:t xml:space="preserve">FR-19</w:t>
+            </w:r>
+          </w:p>
+        </w:tc>
+        <w:tc>
+          <w:tcPr>
+            <w:tcW w:type="dxa" w:w="6018"/>
+            <w:tcBorders>
+              <w:top w:val="single" w:color="DDE1E6" w:sz="3"/>
+              <w:left w:val="none" w:color="FFFFFF" w:sz="0"/>
+              <w:bottom w:val="single" w:color="DDE1E6" w:sz="3"/>
+              <w:right w:val="none" w:color="FFFFFF" w:sz="0"/>
+            </w:tcBorders>
+            <w:tcMar>
+              <w:top w:type="dxa" w:w="70"/>
+              <w:left w:type="dxa" w:w="110"/>
+              <w:bottom w:type="dxa" w:w="70"/>
+              <w:right w:type="dxa" w:w="110"/>
+            </w:tcMar>
+          </w:tcPr>
+          <w:p>
+            <w:pPr>
+              <w:spacing w:after="0" w:line="240"/>
+            </w:pPr>
+            <w:r>
+              <w:rPr>
+                <w:b w:val="false"/>
+                <w:bCs w:val="false"/>
+                <w:color w:val="15161A"/>
+                <w:sz w:val="14"/>
+                <w:szCs w:val="14"/>
+              </w:rPr>
+              <w:t xml:space="preserve">The system shall offer a read-only catalogue of predefined garments, filterable by category.</w:t>
+            </w:r>
+          </w:p>
+        </w:tc>
+        <w:tc>
+          <w:tcPr>
+            <w:tcW w:type="dxa" w:w="1165"/>
+            <w:tcBorders>
+              <w:top w:val="single" w:color="DDE1E6" w:sz="3"/>
+              <w:left w:val="none" w:color="FFFFFF" w:sz="0"/>
+              <w:bottom w:val="single" w:color="DDE1E6" w:sz="3"/>
+              <w:right w:val="none" w:color="FFFFFF" w:sz="0"/>
+            </w:tcBorders>
+            <w:tcMar>
+              <w:top w:type="dxa" w:w="70"/>
+              <w:left w:type="dxa" w:w="110"/>
+              <w:bottom w:type="dxa" w:w="70"/>
+              <w:right w:type="dxa" w:w="110"/>
+            </w:tcMar>
+          </w:tcPr>
+          <w:p>
+            <w:pPr>
+              <w:spacing w:after="0" w:line="240"/>
+            </w:pPr>
+            <w:r>
+              <w:rPr>
+                <w:b w:val="false"/>
+                <w:bCs w:val="false"/>
+                <w:color w:val="15161A"/>
+                <w:sz w:val="14"/>
+                <w:szCs w:val="14"/>
+              </w:rPr>
+              <w:t xml:space="preserve">Should</w:t>
+            </w:r>
+          </w:p>
+        </w:tc>
+        <w:tc>
+          <w:tcPr>
+            <w:tcW w:type="dxa" w:w="1747"/>
+            <w:tcBorders>
+              <w:top w:val="single" w:color="DDE1E6" w:sz="3"/>
+              <w:left w:val="none" w:color="FFFFFF" w:sz="0"/>
+              <w:bottom w:val="single" w:color="DDE1E6" w:sz="3"/>
+              <w:right w:val="none" w:color="FFFFFF" w:sz="0"/>
+            </w:tcBorders>
+            <w:tcMar>
+              <w:top w:type="dxa" w:w="70"/>
+              <w:left w:type="dxa" w:w="110"/>
+              <w:bottom w:type="dxa" w:w="70"/>
+              <w:right w:type="dxa" w:w="110"/>
+            </w:tcMar>
+          </w:tcPr>
+          <w:p>
+            <w:pPr>
+              <w:spacing w:after="0" w:line="240"/>
+            </w:pPr>
+            <w:r>
+              <w:rPr>
+                <w:b w:val="false"/>
+                <w:bCs w:val="false"/>
+                <w:color w:val="15161A"/>
+                <w:sz w:val="14"/>
+                <w:szCs w:val="14"/>
+              </w:rPr>
+              <w:t xml:space="preserve">Done</w:t>
+            </w:r>
+          </w:p>
+        </w:tc>
+      </w:tr>
+      <w:tr>
+        <w:trPr>
+          <w:cantSplit/>
+          <w:tblHeader w:val="off"/>
+        </w:trPr>
+        <w:tc>
+          <w:tcPr>
+            <w:tcW w:type="dxa" w:w="776"/>
+            <w:tcBorders>
+              <w:top w:val="single" w:color="DDE1E6" w:sz="3"/>
+              <w:left w:val="none" w:color="FFFFFF" w:sz="0"/>
+              <w:bottom w:val="single" w:color="DDE1E6" w:sz="3"/>
+              <w:right w:val="none" w:color="FFFFFF" w:sz="0"/>
+            </w:tcBorders>
+            <w:tcMar>
+              <w:top w:type="dxa" w:w="70"/>
+              <w:left w:type="dxa" w:w="110"/>
+              <w:bottom w:type="dxa" w:w="70"/>
+              <w:right w:type="dxa" w:w="110"/>
+            </w:tcMar>
+          </w:tcPr>
+          <w:p>
+            <w:pPr>
+              <w:spacing w:after="0" w:line="240"/>
+            </w:pPr>
+            <w:r>
+              <w:rPr>
+                <w:b/>
+                <w:bCs/>
+                <w:color w:val="15161A"/>
+                <w:sz w:val="14"/>
+                <w:szCs w:val="14"/>
+              </w:rPr>
+              <w:t xml:space="preserve">FR-20</w:t>
+            </w:r>
+          </w:p>
+        </w:tc>
+        <w:tc>
+          <w:tcPr>
+            <w:tcW w:type="dxa" w:w="6018"/>
+            <w:tcBorders>
+              <w:top w:val="single" w:color="DDE1E6" w:sz="3"/>
+              <w:left w:val="none" w:color="FFFFFF" w:sz="0"/>
+              <w:bottom w:val="single" w:color="DDE1E6" w:sz="3"/>
+              <w:right w:val="none" w:color="FFFFFF" w:sz="0"/>
+            </w:tcBorders>
+            <w:tcMar>
+              <w:top w:type="dxa" w:w="70"/>
+              <w:left w:type="dxa" w:w="110"/>
+              <w:bottom w:type="dxa" w:w="70"/>
+              <w:right w:type="dxa" w:w="110"/>
+            </w:tcMar>
+          </w:tcPr>
+          <w:p>
+            <w:pPr>
+              <w:spacing w:after="0" w:line="240"/>
+            </w:pPr>
+            <w:r>
+              <w:rPr>
+                <w:b w:val="false"/>
+                <w:bCs w:val="false"/>
+                <w:color w:val="15161A"/>
+                <w:sz w:val="14"/>
+                <w:szCs w:val="14"/>
+              </w:rPr>
+              <w:t xml:space="preserve">The system shall copy a chosen catalogue piece into the signed-in account's wardrobe, and shall reject an unknown catalogue id.</w:t>
+            </w:r>
+          </w:p>
+        </w:tc>
+        <w:tc>
+          <w:tcPr>
+            <w:tcW w:type="dxa" w:w="1165"/>
+            <w:tcBorders>
+              <w:top w:val="single" w:color="DDE1E6" w:sz="3"/>
+              <w:left w:val="none" w:color="FFFFFF" w:sz="0"/>
+              <w:bottom w:val="single" w:color="DDE1E6" w:sz="3"/>
+              <w:right w:val="none" w:color="FFFFFF" w:sz="0"/>
+            </w:tcBorders>
+            <w:tcMar>
+              <w:top w:type="dxa" w:w="70"/>
+              <w:left w:type="dxa" w:w="110"/>
+              <w:bottom w:type="dxa" w:w="70"/>
+              <w:right w:type="dxa" w:w="110"/>
+            </w:tcMar>
+          </w:tcPr>
+          <w:p>
+            <w:pPr>
+              <w:spacing w:after="0" w:line="240"/>
+            </w:pPr>
+            <w:r>
+              <w:rPr>
+                <w:b w:val="false"/>
+                <w:bCs w:val="false"/>
+                <w:color w:val="15161A"/>
+                <w:sz w:val="14"/>
+                <w:szCs w:val="14"/>
+              </w:rPr>
+              <w:t xml:space="preserve">Should</w:t>
+            </w:r>
+          </w:p>
+        </w:tc>
+        <w:tc>
+          <w:tcPr>
+            <w:tcW w:type="dxa" w:w="1747"/>
+            <w:tcBorders>
+              <w:top w:val="single" w:color="DDE1E6" w:sz="3"/>
+              <w:left w:val="none" w:color="FFFFFF" w:sz="0"/>
+              <w:bottom w:val="single" w:color="DDE1E6" w:sz="3"/>
+              <w:right w:val="none" w:color="FFFFFF" w:sz="0"/>
+            </w:tcBorders>
+            <w:tcMar>
+              <w:top w:type="dxa" w:w="70"/>
+              <w:left w:type="dxa" w:w="110"/>
+              <w:bottom w:type="dxa" w:w="70"/>
+              <w:right w:type="dxa" w:w="110"/>
+            </w:tcMar>
+          </w:tcPr>
+          <w:p>
+            <w:pPr>
+              <w:spacing w:after="0" w:line="240"/>
+            </w:pPr>
+            <w:r>
+              <w:rPr>
+                <w:b w:val="false"/>
+                <w:bCs w:val="false"/>
+                <w:color w:val="15161A"/>
+                <w:sz w:val="14"/>
+                <w:szCs w:val="14"/>
+              </w:rPr>
+              <w:t xml:space="preserve">Done</w:t>
+            </w:r>
+          </w:p>
+        </w:tc>
+      </w:tr>
+      <w:tr>
+        <w:trPr>
+          <w:cantSplit/>
+          <w:tblHeader w:val="off"/>
+        </w:trPr>
+        <w:tc>
+          <w:tcPr>
+            <w:tcW w:type="dxa" w:w="776"/>
+            <w:tcBorders>
+              <w:top w:val="single" w:color="DDE1E6" w:sz="3"/>
+              <w:left w:val="none" w:color="FFFFFF" w:sz="0"/>
+              <w:bottom w:val="single" w:color="DDE1E6" w:sz="3"/>
+              <w:right w:val="none" w:color="FFFFFF" w:sz="0"/>
+            </w:tcBorders>
+            <w:tcMar>
+              <w:top w:type="dxa" w:w="70"/>
+              <w:left w:type="dxa" w:w="110"/>
+              <w:bottom w:type="dxa" w:w="70"/>
+              <w:right w:type="dxa" w:w="110"/>
+            </w:tcMar>
+          </w:tcPr>
+          <w:p>
+            <w:pPr>
+              <w:spacing w:after="0" w:line="240"/>
+            </w:pPr>
+            <w:r>
+              <w:rPr>
+                <w:b/>
+                <w:bCs/>
+                <w:color w:val="15161A"/>
+                <w:sz w:val="14"/>
+                <w:szCs w:val="14"/>
+              </w:rPr>
+              <w:t xml:space="preserve">FR-21</w:t>
+            </w:r>
+          </w:p>
+        </w:tc>
+        <w:tc>
+          <w:tcPr>
+            <w:tcW w:type="dxa" w:w="6018"/>
+            <w:tcBorders>
+              <w:top w:val="single" w:color="DDE1E6" w:sz="3"/>
+              <w:left w:val="none" w:color="FFFFFF" w:sz="0"/>
+              <w:bottom w:val="single" w:color="DDE1E6" w:sz="3"/>
+              <w:right w:val="none" w:color="FFFFFF" w:sz="0"/>
+            </w:tcBorders>
+            <w:tcMar>
+              <w:top w:type="dxa" w:w="70"/>
+              <w:left w:type="dxa" w:w="110"/>
+              <w:bottom w:type="dxa" w:w="70"/>
+              <w:right w:type="dxa" w:w="110"/>
+            </w:tcMar>
+          </w:tcPr>
+          <w:p>
+            <w:pPr>
+              <w:spacing w:after="0" w:line="240"/>
+            </w:pPr>
+            <w:r>
+              <w:rPr>
+                <w:b w:val="false"/>
+                <w:bCs w:val="false"/>
+                <w:color w:val="15161A"/>
+                <w:sz w:val="14"/>
+                <w:szCs w:val="14"/>
+              </w:rPr>
+              <w:t xml:space="preserve">The system shall score each saved outfit out of ten by a deterministic rule set and show the reason for each part of the score.</w:t>
+            </w:r>
+          </w:p>
+        </w:tc>
+        <w:tc>
+          <w:tcPr>
+            <w:tcW w:type="dxa" w:w="1165"/>
+            <w:tcBorders>
+              <w:top w:val="single" w:color="DDE1E6" w:sz="3"/>
+              <w:left w:val="none" w:color="FFFFFF" w:sz="0"/>
+              <w:bottom w:val="single" w:color="DDE1E6" w:sz="3"/>
+              <w:right w:val="none" w:color="FFFFFF" w:sz="0"/>
+            </w:tcBorders>
+            <w:tcMar>
+              <w:top w:type="dxa" w:w="70"/>
+              <w:left w:type="dxa" w:w="110"/>
+              <w:bottom w:type="dxa" w:w="70"/>
+              <w:right w:type="dxa" w:w="110"/>
+            </w:tcMar>
+          </w:tcPr>
+          <w:p>
+            <w:pPr>
+              <w:spacing w:after="0" w:line="240"/>
+            </w:pPr>
+            <w:r>
+              <w:rPr>
+                <w:b w:val="false"/>
+                <w:bCs w:val="false"/>
+                <w:color w:val="15161A"/>
+                <w:sz w:val="14"/>
+                <w:szCs w:val="14"/>
+              </w:rPr>
+              <w:t xml:space="preserve">Should</w:t>
+            </w:r>
+          </w:p>
+        </w:tc>
+        <w:tc>
+          <w:tcPr>
+            <w:tcW w:type="dxa" w:w="1747"/>
+            <w:tcBorders>
+              <w:top w:val="single" w:color="DDE1E6" w:sz="3"/>
+              <w:left w:val="none" w:color="FFFFFF" w:sz="0"/>
+              <w:bottom w:val="single" w:color="DDE1E6" w:sz="3"/>
+              <w:right w:val="none" w:color="FFFFFF" w:sz="0"/>
+            </w:tcBorders>
+            <w:tcMar>
+              <w:top w:type="dxa" w:w="70"/>
+              <w:left w:type="dxa" w:w="110"/>
+              <w:bottom w:type="dxa" w:w="70"/>
+              <w:right w:type="dxa" w:w="110"/>
+            </w:tcMar>
+          </w:tcPr>
+          <w:p>
+            <w:pPr>
+              <w:spacing w:after="0" w:line="240"/>
+            </w:pPr>
+            <w:r>
+              <w:rPr>
+                <w:b w:val="false"/>
+                <w:bCs w:val="false"/>
+                <w:color w:val="15161A"/>
+                <w:sz w:val="14"/>
+                <w:szCs w:val="14"/>
+              </w:rPr>
+              <w:t xml:space="preserve">Done</w:t>
+            </w:r>
+          </w:p>
+        </w:tc>
+      </w:tr>
+      <w:tr>
+        <w:trPr>
+          <w:cantSplit/>
+          <w:tblHeader w:val="off"/>
+        </w:trPr>
+        <w:tc>
+          <w:tcPr>
+            <w:tcW w:type="dxa" w:w="776"/>
+            <w:tcBorders>
+              <w:top w:val="single" w:color="DDE1E6" w:sz="3"/>
+              <w:left w:val="none" w:color="FFFFFF" w:sz="0"/>
+              <w:bottom w:val="single" w:color="DDE1E6" w:sz="3"/>
+              <w:right w:val="none" w:color="FFFFFF" w:sz="0"/>
+            </w:tcBorders>
+            <w:tcMar>
+              <w:top w:type="dxa" w:w="70"/>
+              <w:left w:type="dxa" w:w="110"/>
+              <w:bottom w:type="dxa" w:w="70"/>
+              <w:right w:type="dxa" w:w="110"/>
+            </w:tcMar>
+          </w:tcPr>
+          <w:p>
+            <w:pPr>
+              <w:spacing w:after="0" w:line="240"/>
+            </w:pPr>
+            <w:r>
+              <w:rPr>
+                <w:b/>
+                <w:bCs/>
+                <w:color w:val="15161A"/>
+                <w:sz w:val="14"/>
+                <w:szCs w:val="14"/>
+              </w:rPr>
+              <w:t xml:space="preserve">FR-22</w:t>
+            </w:r>
+          </w:p>
+        </w:tc>
+        <w:tc>
+          <w:tcPr>
+            <w:tcW w:type="dxa" w:w="6018"/>
+            <w:tcBorders>
+              <w:top w:val="single" w:color="DDE1E6" w:sz="3"/>
+              <w:left w:val="none" w:color="FFFFFF" w:sz="0"/>
+              <w:bottom w:val="single" w:color="DDE1E6" w:sz="3"/>
+              <w:right w:val="none" w:color="FFFFFF" w:sz="0"/>
+            </w:tcBorders>
+            <w:tcMar>
+              <w:top w:type="dxa" w:w="70"/>
+              <w:left w:type="dxa" w:w="110"/>
+              <w:bottom w:type="dxa" w:w="70"/>
+              <w:right w:type="dxa" w:w="110"/>
+            </w:tcMar>
+          </w:tcPr>
+          <w:p>
+            <w:pPr>
+              <w:spacing w:after="0" w:line="240"/>
+            </w:pPr>
+            <w:r>
+              <w:rPr>
+                <w:b w:val="false"/>
+                <w:bCs w:val="false"/>
+                <w:color w:val="15161A"/>
+                <w:sz w:val="14"/>
+                <w:szCs w:val="14"/>
+              </w:rPr>
+              <w:t xml:space="preserve">The system shall authenticate a user with a stored password hash.</w:t>
+            </w:r>
+          </w:p>
+        </w:tc>
+        <w:tc>
+          <w:tcPr>
+            <w:tcW w:type="dxa" w:w="1165"/>
+            <w:tcBorders>
+              <w:top w:val="single" w:color="DDE1E6" w:sz="3"/>
+              <w:left w:val="none" w:color="FFFFFF" w:sz="0"/>
+              <w:bottom w:val="single" w:color="DDE1E6" w:sz="3"/>
+              <w:right w:val="none" w:color="FFFFFF" w:sz="0"/>
+            </w:tcBorders>
+            <w:tcMar>
+              <w:top w:type="dxa" w:w="70"/>
+              <w:left w:type="dxa" w:w="110"/>
+              <w:bottom w:type="dxa" w:w="70"/>
+              <w:right w:type="dxa" w:w="110"/>
+            </w:tcMar>
+          </w:tcPr>
+          <w:p>
+            <w:pPr>
+              <w:spacing w:after="0" w:line="240"/>
+            </w:pPr>
+            <w:r>
+              <w:rPr>
+                <w:b w:val="false"/>
+                <w:bCs w:val="false"/>
+                <w:color w:val="15161A"/>
+                <w:sz w:val="14"/>
+                <w:szCs w:val="14"/>
+              </w:rPr>
+              <w:t xml:space="preserve">Must</w:t>
+            </w:r>
+          </w:p>
+        </w:tc>
+        <w:tc>
+          <w:tcPr>
+            <w:tcW w:type="dxa" w:w="1747"/>
+            <w:tcBorders>
+              <w:top w:val="single" w:color="DDE1E6" w:sz="3"/>
+              <w:left w:val="none" w:color="FFFFFF" w:sz="0"/>
+              <w:bottom w:val="single" w:color="DDE1E6" w:sz="3"/>
+              <w:right w:val="none" w:color="FFFFFF" w:sz="0"/>
+            </w:tcBorders>
+            <w:tcMar>
+              <w:top w:type="dxa" w:w="70"/>
+              <w:left w:type="dxa" w:w="110"/>
+              <w:bottom w:type="dxa" w:w="70"/>
+              <w:right w:type="dxa" w:w="110"/>
+            </w:tcMar>
+          </w:tcPr>
+          <w:p>
+            <w:pPr>
+              <w:spacing w:after="0" w:line="240"/>
+            </w:pPr>
+            <w:r>
+              <w:rPr>
+                <w:b w:val="false"/>
+                <w:bCs w:val="false"/>
+                <w:color w:val="15161A"/>
+                <w:sz w:val="14"/>
+                <w:szCs w:val="14"/>
+              </w:rPr>
+              <w:t xml:space="preserve">Future</w:t>
+            </w:r>
+          </w:p>
+        </w:tc>
+      </w:tr>
+      <w:tr>
+        <w:trPr>
+          <w:cantSplit/>
+          <w:tblHeader w:val="off"/>
+        </w:trPr>
+        <w:tc>
+          <w:tcPr>
+            <w:tcW w:type="dxa" w:w="776"/>
+            <w:tcBorders>
+              <w:top w:val="single" w:color="DDE1E6" w:sz="3"/>
+              <w:left w:val="none" w:color="FFFFFF" w:sz="0"/>
+              <w:bottom w:val="single" w:color="DDE1E6" w:sz="3"/>
+              <w:right w:val="none" w:color="FFFFFF" w:sz="0"/>
+            </w:tcBorders>
+            <w:tcMar>
+              <w:top w:type="dxa" w:w="70"/>
+              <w:left w:type="dxa" w:w="110"/>
+              <w:bottom w:type="dxa" w:w="70"/>
+              <w:right w:type="dxa" w:w="110"/>
+            </w:tcMar>
+          </w:tcPr>
+          <w:p>
+            <w:pPr>
+              <w:spacing w:after="0" w:line="240"/>
+            </w:pPr>
+            <w:r>
+              <w:rPr>
+                <w:b/>
+                <w:bCs/>
+                <w:color w:val="15161A"/>
+                <w:sz w:val="14"/>
+                <w:szCs w:val="14"/>
+              </w:rPr>
+              <w:t xml:space="preserve">FR-23</w:t>
+            </w:r>
+          </w:p>
+        </w:tc>
+        <w:tc>
+          <w:tcPr>
+            <w:tcW w:type="dxa" w:w="6018"/>
+            <w:tcBorders>
+              <w:top w:val="single" w:color="DDE1E6" w:sz="3"/>
+              <w:left w:val="none" w:color="FFFFFF" w:sz="0"/>
+              <w:bottom w:val="single" w:color="DDE1E6" w:sz="3"/>
+              <w:right w:val="none" w:color="FFFFFF" w:sz="0"/>
+            </w:tcBorders>
+            <w:tcMar>
+              <w:top w:type="dxa" w:w="70"/>
+              <w:left w:type="dxa" w:w="110"/>
+              <w:bottom w:type="dxa" w:w="70"/>
+              <w:right w:type="dxa" w:w="110"/>
+            </w:tcMar>
+          </w:tcPr>
+          <w:p>
+            <w:pPr>
+              <w:spacing w:after="0" w:line="240"/>
+            </w:pPr>
+            <w:r>
+              <w:rPr>
+                <w:b w:val="false"/>
+                <w:bCs w:val="false"/>
+                <w:color w:val="15161A"/>
+                <w:sz w:val="14"/>
+                <w:szCs w:val="14"/>
+              </w:rPr>
+              <w:t xml:space="preserve">The system shall allow a user to update profile details and change password.</w:t>
+            </w:r>
+          </w:p>
+        </w:tc>
+        <w:tc>
+          <w:tcPr>
+            <w:tcW w:type="dxa" w:w="1165"/>
+            <w:tcBorders>
+              <w:top w:val="single" w:color="DDE1E6" w:sz="3"/>
+              <w:left w:val="none" w:color="FFFFFF" w:sz="0"/>
+              <w:bottom w:val="single" w:color="DDE1E6" w:sz="3"/>
+              <w:right w:val="none" w:color="FFFFFF" w:sz="0"/>
+            </w:tcBorders>
+            <w:tcMar>
+              <w:top w:type="dxa" w:w="70"/>
+              <w:left w:type="dxa" w:w="110"/>
+              <w:bottom w:type="dxa" w:w="70"/>
+              <w:right w:type="dxa" w:w="110"/>
+            </w:tcMar>
+          </w:tcPr>
+          <w:p>
+            <w:pPr>
+              <w:spacing w:after="0" w:line="240"/>
+            </w:pPr>
+            <w:r>
+              <w:rPr>
+                <w:b w:val="false"/>
+                <w:bCs w:val="false"/>
+                <w:color w:val="15161A"/>
+                <w:sz w:val="14"/>
+                <w:szCs w:val="14"/>
+              </w:rPr>
+              <w:t xml:space="preserve">Must</w:t>
+            </w:r>
+          </w:p>
+        </w:tc>
+        <w:tc>
+          <w:tcPr>
+            <w:tcW w:type="dxa" w:w="1747"/>
+            <w:tcBorders>
+              <w:top w:val="single" w:color="DDE1E6" w:sz="3"/>
+              <w:left w:val="none" w:color="FFFFFF" w:sz="0"/>
+              <w:bottom w:val="single" w:color="DDE1E6" w:sz="3"/>
+              <w:right w:val="none" w:color="FFFFFF" w:sz="0"/>
+            </w:tcBorders>
+            <w:tcMar>
+              <w:top w:type="dxa" w:w="70"/>
+              <w:left w:type="dxa" w:w="110"/>
+              <w:bottom w:type="dxa" w:w="70"/>
+              <w:right w:type="dxa" w:w="110"/>
+            </w:tcMar>
+          </w:tcPr>
+          <w:p>
+            <w:pPr>
+              <w:spacing w:after="0" w:line="240"/>
+            </w:pPr>
+            <w:r>
+              <w:rPr>
+                <w:b w:val="false"/>
+                <w:bCs w:val="false"/>
+                <w:color w:val="15161A"/>
+                <w:sz w:val="14"/>
+                <w:szCs w:val="14"/>
+              </w:rPr>
+              <w:t xml:space="preserve">Future</w:t>
+            </w:r>
+          </w:p>
+        </w:tc>
+      </w:tr>
+      <w:tr>
+        <w:trPr>
+          <w:cantSplit/>
+          <w:tblHeader w:val="off"/>
+        </w:trPr>
+        <w:tc>
+          <w:tcPr>
+            <w:tcW w:type="dxa" w:w="776"/>
+            <w:tcBorders>
+              <w:top w:val="single" w:color="DDE1E6" w:sz="3"/>
+              <w:left w:val="none" w:color="FFFFFF" w:sz="0"/>
+              <w:bottom w:val="single" w:color="DDE1E6" w:sz="3"/>
+              <w:right w:val="none" w:color="FFFFFF" w:sz="0"/>
+            </w:tcBorders>
+            <w:tcMar>
+              <w:top w:type="dxa" w:w="70"/>
+              <w:left w:type="dxa" w:w="110"/>
+              <w:bottom w:type="dxa" w:w="70"/>
+              <w:right w:type="dxa" w:w="110"/>
+            </w:tcMar>
+          </w:tcPr>
+          <w:p>
+            <w:pPr>
+              <w:spacing w:after="0" w:line="240"/>
+            </w:pPr>
+            <w:r>
+              <w:rPr>
+                <w:b/>
+                <w:bCs/>
+                <w:color w:val="15161A"/>
+                <w:sz w:val="14"/>
+                <w:szCs w:val="14"/>
+              </w:rPr>
+              <w:t xml:space="preserve">FR-24</w:t>
             </w:r>
           </w:p>
         </w:tc>
@@ -18194,7 +20167,7 @@
                 <w:sz w:val="15"/>
                 <w:szCs w:val="15"/>
               </w:rPr>
-              <w:t xml:space="preserve">Passwords shall be stored as hashes; the schema provides password_hash rather than a plain field.</w:t>
+              <w:t xml:space="preserve">One account shall not be able to read or modify another account's data. Passwords, when implemented, shall be stored only as hashes.</w:t>
             </w:r>
           </w:p>
         </w:tc>
@@ -18324,8 +20297,8 @@
         </w:tblBorders>
       </w:tblPr>
       <w:tblGrid>
-        <w:gridCol w:w="1941"/>
-        <w:gridCol w:w="7765"/>
+        <w:gridCol w:w="1747"/>
+        <w:gridCol w:w="7959"/>
       </w:tblGrid>
       <w:tr>
         <w:trPr>
@@ -18334,7 +20307,7 @@
         </w:trPr>
         <w:tc>
           <w:tcPr>
-            <w:tcW w:type="dxa" w:w="1941"/>
+            <w:tcW w:type="dxa" w:w="1747"/>
             <w:tcBorders>
               <w:top w:val="single" w:color="DDE1E6" w:sz="3"/>
               <w:left w:val="none" w:color="FFFFFF" w:sz="0"/>
@@ -18358,8 +20331,8 @@
                 <w:b/>
                 <w:bCs/>
                 <w:color w:val="1D4ED8"/>
-                <w:sz w:val="17"/>
-                <w:szCs w:val="17"/>
+                <w:sz w:val="16"/>
+                <w:szCs w:val="16"/>
               </w:rPr>
               <w:t xml:space="preserve">Interface</w:t>
             </w:r>
@@ -18367,7 +20340,7 @@
         </w:tc>
         <w:tc>
           <w:tcPr>
-            <w:tcW w:type="dxa" w:w="7765"/>
+            <w:tcW w:type="dxa" w:w="7959"/>
             <w:tcBorders>
               <w:top w:val="single" w:color="DDE1E6" w:sz="3"/>
               <w:left w:val="none" w:color="FFFFFF" w:sz="0"/>
@@ -18391,8 +20364,8 @@
                 <w:b/>
                 <w:bCs/>
                 <w:color w:val="1D4ED8"/>
-                <w:sz w:val="17"/>
-                <w:szCs w:val="17"/>
+                <w:sz w:val="16"/>
+                <w:szCs w:val="16"/>
               </w:rPr>
               <w:t xml:space="preserve">Description</w:t>
             </w:r>
@@ -18406,7 +20379,7 @@
         </w:trPr>
         <w:tc>
           <w:tcPr>
-            <w:tcW w:type="dxa" w:w="1941"/>
+            <w:tcW w:type="dxa" w:w="1747"/>
             <w:tcBorders>
               <w:top w:val="single" w:color="DDE1E6" w:sz="3"/>
               <w:left w:val="none" w:color="FFFFFF" w:sz="0"/>
@@ -18429,8 +20402,8 @@
                 <w:b/>
                 <w:bCs/>
                 <w:color w:val="15161A"/>
-                <w:sz w:val="17"/>
-                <w:szCs w:val="17"/>
+                <w:sz w:val="16"/>
+                <w:szCs w:val="16"/>
               </w:rPr>
               <w:t xml:space="preserve">User interface</w:t>
             </w:r>
@@ -18438,7 +20411,7 @@
         </w:tc>
         <w:tc>
           <w:tcPr>
-            <w:tcW w:type="dxa" w:w="7765"/>
+            <w:tcW w:type="dxa" w:w="7959"/>
             <w:tcBorders>
               <w:top w:val="single" w:color="DDE1E6" w:sz="3"/>
               <w:left w:val="none" w:color="FFFFFF" w:sz="0"/>
@@ -18461,10 +20434,10 @@
                 <w:b w:val="false"/>
                 <w:bCs w:val="false"/>
                 <w:color w:val="15161A"/>
-                <w:sz w:val="17"/>
-                <w:szCs w:val="17"/>
-              </w:rPr>
-              <w:t xml:space="preserve">Six browser screens served by Vite on port 5173, described in Section 3.5</w:t>
+                <w:sz w:val="16"/>
+                <w:szCs w:val="16"/>
+              </w:rPr>
+              <w:t xml:space="preserve">Seven browser screens, described in Section 3.5 and shown in Part A Section 8</w:t>
             </w:r>
           </w:p>
         </w:tc>
@@ -18476,7 +20449,7 @@
         </w:trPr>
         <w:tc>
           <w:tcPr>
-            <w:tcW w:type="dxa" w:w="1941"/>
+            <w:tcW w:type="dxa" w:w="1747"/>
             <w:tcBorders>
               <w:top w:val="single" w:color="DDE1E6" w:sz="3"/>
               <w:left w:val="none" w:color="FFFFFF" w:sz="0"/>
@@ -18499,8 +20472,8 @@
                 <w:b/>
                 <w:bCs/>
                 <w:color w:val="15161A"/>
-                <w:sz w:val="17"/>
-                <w:szCs w:val="17"/>
+                <w:sz w:val="16"/>
+                <w:szCs w:val="16"/>
               </w:rPr>
               <w:t xml:space="preserve">API interface</w:t>
             </w:r>
@@ -18508,7 +20481,7 @@
         </w:tc>
         <w:tc>
           <w:tcPr>
-            <w:tcW w:type="dxa" w:w="7765"/>
+            <w:tcW w:type="dxa" w:w="7959"/>
             <w:tcBorders>
               <w:top w:val="single" w:color="DDE1E6" w:sz="3"/>
               <w:left w:val="none" w:color="FFFFFF" w:sz="0"/>
@@ -18531,10 +20504,10 @@
                 <w:b w:val="false"/>
                 <w:bCs w:val="false"/>
                 <w:color w:val="15161A"/>
-                <w:sz w:val="17"/>
-                <w:szCs w:val="17"/>
-              </w:rPr>
-              <w:t xml:space="preserve">A JSON REST API on port 8000; the OpenAPI description is generated at /docs</w:t>
+                <w:sz w:val="16"/>
+                <w:szCs w:val="16"/>
+              </w:rPr>
+              <w:t xml:space="preserve">A JSON REST API; the OpenAPI description is generated at /docs</w:t>
             </w:r>
           </w:p>
         </w:tc>
@@ -18546,7 +20519,7 @@
         </w:trPr>
         <w:tc>
           <w:tcPr>
-            <w:tcW w:type="dxa" w:w="1941"/>
+            <w:tcW w:type="dxa" w:w="1747"/>
             <w:tcBorders>
               <w:top w:val="single" w:color="DDE1E6" w:sz="3"/>
               <w:left w:val="none" w:color="FFFFFF" w:sz="0"/>
@@ -18569,16 +20542,16 @@
                 <w:b/>
                 <w:bCs/>
                 <w:color w:val="15161A"/>
-                <w:sz w:val="17"/>
-                <w:szCs w:val="17"/>
-              </w:rPr>
-              <w:t xml:space="preserve">Database interface</w:t>
-            </w:r>
-          </w:p>
-        </w:tc>
-        <w:tc>
-          <w:tcPr>
-            <w:tcW w:type="dxa" w:w="7765"/>
+                <w:sz w:val="16"/>
+                <w:szCs w:val="16"/>
+              </w:rPr>
+              <w:t xml:space="preserve">Identity</w:t>
+            </w:r>
+          </w:p>
+        </w:tc>
+        <w:tc>
+          <w:tcPr>
+            <w:tcW w:type="dxa" w:w="7959"/>
             <w:tcBorders>
               <w:top w:val="single" w:color="DDE1E6" w:sz="3"/>
               <w:left w:val="none" w:color="FFFFFF" w:sz="0"/>
@@ -18601,10 +20574,10 @@
                 <w:b w:val="false"/>
                 <w:bCs w:val="false"/>
                 <w:color w:val="15161A"/>
-                <w:sz w:val="17"/>
-                <w:szCs w:val="17"/>
-              </w:rPr>
-              <w:t xml:space="preserve">PostgreSQL 16 on container port 5432, published on host port 5433, reached with psycopg</w:t>
+                <w:sz w:val="16"/>
+                <w:szCs w:val="16"/>
+              </w:rPr>
+              <w:t xml:space="preserve">X-User-Email and X-User-Name request headers identify the account. This is identification, not authentication.</w:t>
             </w:r>
           </w:p>
         </w:tc>
@@ -18616,7 +20589,7 @@
         </w:trPr>
         <w:tc>
           <w:tcPr>
-            <w:tcW w:type="dxa" w:w="1941"/>
+            <w:tcW w:type="dxa" w:w="1747"/>
             <w:tcBorders>
               <w:top w:val="single" w:color="DDE1E6" w:sz="3"/>
               <w:left w:val="none" w:color="FFFFFF" w:sz="0"/>
@@ -18639,16 +20612,16 @@
                 <w:b/>
                 <w:bCs/>
                 <w:color w:val="15161A"/>
-                <w:sz w:val="17"/>
-                <w:szCs w:val="17"/>
-              </w:rPr>
-              <w:t xml:space="preserve">Configuration</w:t>
-            </w:r>
-          </w:p>
-        </w:tc>
-        <w:tc>
-          <w:tcPr>
-            <w:tcW w:type="dxa" w:w="7765"/>
+                <w:sz w:val="16"/>
+                <w:szCs w:val="16"/>
+              </w:rPr>
+              <w:t xml:space="preserve">Database interface</w:t>
+            </w:r>
+          </w:p>
+        </w:tc>
+        <w:tc>
+          <w:tcPr>
+            <w:tcW w:type="dxa" w:w="7959"/>
             <w:tcBorders>
               <w:top w:val="single" w:color="DDE1E6" w:sz="3"/>
               <w:left w:val="none" w:color="FFFFFF" w:sz="0"/>
@@ -18671,10 +20644,80 @@
                 <w:b w:val="false"/>
                 <w:bCs w:val="false"/>
                 <w:color w:val="15161A"/>
-                <w:sz w:val="17"/>
-                <w:szCs w:val="17"/>
-              </w:rPr>
-              <w:t xml:space="preserve">DATABASE_URL selects PostgreSQL storage; VITE_API_URL overrides the backend address</w:t>
+                <w:sz w:val="16"/>
+                <w:szCs w:val="16"/>
+              </w:rPr>
+              <w:t xml:space="preserve">PostgreSQL 16 on container port 5432, published on host port 5433, reached with psycopg</w:t>
+            </w:r>
+          </w:p>
+        </w:tc>
+      </w:tr>
+      <w:tr>
+        <w:trPr>
+          <w:cantSplit/>
+          <w:tblHeader w:val="off"/>
+        </w:trPr>
+        <w:tc>
+          <w:tcPr>
+            <w:tcW w:type="dxa" w:w="1747"/>
+            <w:tcBorders>
+              <w:top w:val="single" w:color="DDE1E6" w:sz="3"/>
+              <w:left w:val="none" w:color="FFFFFF" w:sz="0"/>
+              <w:bottom w:val="single" w:color="DDE1E6" w:sz="3"/>
+              <w:right w:val="none" w:color="FFFFFF" w:sz="0"/>
+            </w:tcBorders>
+            <w:tcMar>
+              <w:top w:type="dxa" w:w="70"/>
+              <w:left w:type="dxa" w:w="110"/>
+              <w:bottom w:type="dxa" w:w="70"/>
+              <w:right w:type="dxa" w:w="110"/>
+            </w:tcMar>
+          </w:tcPr>
+          <w:p>
+            <w:pPr>
+              <w:spacing w:after="0" w:line="240"/>
+            </w:pPr>
+            <w:r>
+              <w:rPr>
+                <w:b/>
+                <w:bCs/>
+                <w:color w:val="15161A"/>
+                <w:sz w:val="16"/>
+                <w:szCs w:val="16"/>
+              </w:rPr>
+              <w:t xml:space="preserve">Configuration</w:t>
+            </w:r>
+          </w:p>
+        </w:tc>
+        <w:tc>
+          <w:tcPr>
+            <w:tcW w:type="dxa" w:w="7959"/>
+            <w:tcBorders>
+              <w:top w:val="single" w:color="DDE1E6" w:sz="3"/>
+              <w:left w:val="none" w:color="FFFFFF" w:sz="0"/>
+              <w:bottom w:val="single" w:color="DDE1E6" w:sz="3"/>
+              <w:right w:val="none" w:color="FFFFFF" w:sz="0"/>
+            </w:tcBorders>
+            <w:tcMar>
+              <w:top w:type="dxa" w:w="70"/>
+              <w:left w:type="dxa" w:w="110"/>
+              <w:bottom w:type="dxa" w:w="70"/>
+              <w:right w:type="dxa" w:w="110"/>
+            </w:tcMar>
+          </w:tcPr>
+          <w:p>
+            <w:pPr>
+              <w:spacing w:after="0" w:line="240"/>
+            </w:pPr>
+            <w:r>
+              <w:rPr>
+                <w:b w:val="false"/>
+                <w:bCs w:val="false"/>
+                <w:color w:val="15161A"/>
+                <w:sz w:val="16"/>
+                <w:szCs w:val="16"/>
+              </w:rPr>
+              <w:t xml:space="preserve">DATABASE_URL selects PostgreSQL storage; PORT sets the listening port; VITE_API_URL overrides the backend address</w:t>
             </w:r>
           </w:p>
         </w:tc>
@@ -18843,7 +20886,7 @@
                 <w:sz w:val="15"/>
                 <w:szCs w:val="15"/>
               </w:rPr>
-              <w:t xml:space="preserve">GET /</w:t>
+              <w:t xml:space="preserve">GET /health</w:t>
             </w:r>
           </w:p>
         </w:tc>
@@ -18873,7 +20916,7 @@
                 <w:sz w:val="15"/>
                 <w:szCs w:val="15"/>
               </w:rPr>
-              <w:t xml:space="preserve">Service banner and version</w:t>
+              <w:t xml:space="preserve">Liveness probe</w:t>
             </w:r>
           </w:p>
         </w:tc>
@@ -18940,7 +20983,7 @@
                 <w:sz w:val="15"/>
                 <w:szCs w:val="15"/>
               </w:rPr>
-              <w:t xml:space="preserve">GET /health</w:t>
+              <w:t xml:space="preserve">GET /catalogue</w:t>
             </w:r>
           </w:p>
         </w:tc>
@@ -18970,7 +21013,7 @@
                 <w:sz w:val="15"/>
                 <w:szCs w:val="15"/>
               </w:rPr>
-              <w:t xml:space="preserve">Liveness probe</w:t>
+              <w:t xml:space="preserve">The predefined pieces, optionally filtered by category</w:t>
             </w:r>
           </w:p>
         </w:tc>
@@ -19037,7 +21080,7 @@
                 <w:sz w:val="15"/>
                 <w:szCs w:val="15"/>
               </w:rPr>
-              <w:t xml:space="preserve">GET /clothing</w:t>
+              <w:t xml:space="preserve">POST /catalogue/add</w:t>
             </w:r>
           </w:p>
         </w:tc>
@@ -19067,7 +21110,7 @@
                 <w:sz w:val="15"/>
                 <w:szCs w:val="15"/>
               </w:rPr>
-              <w:t xml:space="preserve">List items, with search, category, season and sort parameters</w:t>
+              <w:t xml:space="preserve">Copy one catalogue piece into the caller's wardrobe</w:t>
             </w:r>
           </w:p>
         </w:tc>
@@ -19097,7 +21140,7 @@
                 <w:sz w:val="15"/>
                 <w:szCs w:val="15"/>
               </w:rPr>
-              <w:t xml:space="preserve">200</w:t>
+              <w:t xml:space="preserve">201 / 404</w:t>
             </w:r>
           </w:p>
         </w:tc>
@@ -19134,7 +21177,7 @@
                 <w:sz w:val="15"/>
                 <w:szCs w:val="15"/>
               </w:rPr>
-              <w:t xml:space="preserve">GET /clothing/categories</w:t>
+              <w:t xml:space="preserve">GET /clothing</w:t>
             </w:r>
           </w:p>
         </w:tc>
@@ -19164,7 +21207,7 @@
                 <w:sz w:val="15"/>
                 <w:szCs w:val="15"/>
               </w:rPr>
-              <w:t xml:space="preserve">The six valid categories</w:t>
+              <w:t xml:space="preserve">List items, with search, category, season and sort parameters</w:t>
             </w:r>
           </w:p>
         </w:tc>
@@ -19231,7 +21274,7 @@
                 <w:sz w:val="15"/>
                 <w:szCs w:val="15"/>
               </w:rPr>
-              <w:t xml:space="preserve">GET /clothing/{id}</w:t>
+              <w:t xml:space="preserve">GET /clothing/categories</w:t>
             </w:r>
           </w:p>
         </w:tc>
@@ -19261,7 +21304,7 @@
                 <w:sz w:val="15"/>
                 <w:szCs w:val="15"/>
               </w:rPr>
-              <w:t xml:space="preserve">One item</w:t>
+              <w:t xml:space="preserve">The six valid categories</w:t>
             </w:r>
           </w:p>
         </w:tc>
@@ -19291,7 +21334,7 @@
                 <w:sz w:val="15"/>
                 <w:szCs w:val="15"/>
               </w:rPr>
-              <w:t xml:space="preserve">200 / 404</w:t>
+              <w:t xml:space="preserve">200</w:t>
             </w:r>
           </w:p>
         </w:tc>
@@ -19328,7 +21371,7 @@
                 <w:sz w:val="15"/>
                 <w:szCs w:val="15"/>
               </w:rPr>
-              <w:t xml:space="preserve">POST /clothing</w:t>
+              <w:t xml:space="preserve">GET /clothing/{id}</w:t>
             </w:r>
           </w:p>
         </w:tc>
@@ -19358,7 +21401,7 @@
                 <w:sz w:val="15"/>
                 <w:szCs w:val="15"/>
               </w:rPr>
-              <w:t xml:space="preserve">Create an item</w:t>
+              <w:t xml:space="preserve">One item</w:t>
             </w:r>
           </w:p>
         </w:tc>
@@ -19388,7 +21431,7 @@
                 <w:sz w:val="15"/>
                 <w:szCs w:val="15"/>
               </w:rPr>
-              <w:t xml:space="preserve">201 / 422</w:t>
+              <w:t xml:space="preserve">200 / 404</w:t>
             </w:r>
           </w:p>
         </w:tc>
@@ -19425,7 +21468,7 @@
                 <w:sz w:val="15"/>
                 <w:szCs w:val="15"/>
               </w:rPr>
-              <w:t xml:space="preserve">PUT /clothing/{id}</w:t>
+              <w:t xml:space="preserve">POST /clothing</w:t>
             </w:r>
           </w:p>
         </w:tc>
@@ -19455,7 +21498,7 @@
                 <w:sz w:val="15"/>
                 <w:szCs w:val="15"/>
               </w:rPr>
-              <w:t xml:space="preserve">Partially update an item</w:t>
+              <w:t xml:space="preserve">Create an item</w:t>
             </w:r>
           </w:p>
         </w:tc>
@@ -19485,7 +21528,7 @@
                 <w:sz w:val="15"/>
                 <w:szCs w:val="15"/>
               </w:rPr>
-              <w:t xml:space="preserve">200 / 404</w:t>
+              <w:t xml:space="preserve">201 / 422</w:t>
             </w:r>
           </w:p>
         </w:tc>
@@ -19522,7 +21565,7 @@
                 <w:sz w:val="15"/>
                 <w:szCs w:val="15"/>
               </w:rPr>
-              <w:t xml:space="preserve">POST /clothing/{id}/favourite</w:t>
+              <w:t xml:space="preserve">PUT /clothing/{id}</w:t>
             </w:r>
           </w:p>
         </w:tc>
@@ -19552,7 +21595,7 @@
                 <w:sz w:val="15"/>
                 <w:szCs w:val="15"/>
               </w:rPr>
-              <w:t xml:space="preserve">Toggle the favourite flag</w:t>
+              <w:t xml:space="preserve">Partially update an item</w:t>
             </w:r>
           </w:p>
         </w:tc>
@@ -19619,7 +21662,7 @@
                 <w:sz w:val="15"/>
                 <w:szCs w:val="15"/>
               </w:rPr>
-              <w:t xml:space="preserve">DELETE /clothing/{id}</w:t>
+              <w:t xml:space="preserve">POST /clothing/{id}/favourite</w:t>
             </w:r>
           </w:p>
         </w:tc>
@@ -19649,7 +21692,7 @@
                 <w:sz w:val="15"/>
                 <w:szCs w:val="15"/>
               </w:rPr>
-              <w:t xml:space="preserve">Delete an item</w:t>
+              <w:t xml:space="preserve">Toggle the favourite flag</w:t>
             </w:r>
           </w:p>
         </w:tc>
@@ -19679,7 +21722,7 @@
                 <w:sz w:val="15"/>
                 <w:szCs w:val="15"/>
               </w:rPr>
-              <w:t xml:space="preserve">204 / 404</w:t>
+              <w:t xml:space="preserve">200 / 404</w:t>
             </w:r>
           </w:p>
         </w:tc>
@@ -19716,7 +21759,7 @@
                 <w:sz w:val="15"/>
                 <w:szCs w:val="15"/>
               </w:rPr>
-              <w:t xml:space="preserve">GET /outfits</w:t>
+              <w:t xml:space="preserve">DELETE /clothing/{id}</w:t>
             </w:r>
           </w:p>
         </w:tc>
@@ -19746,7 +21789,104 @@
                 <w:sz w:val="15"/>
                 <w:szCs w:val="15"/>
               </w:rPr>
-              <w:t xml:space="preserve">List saved outfits</w:t>
+              <w:t xml:space="preserve">Remove an item</w:t>
+            </w:r>
+          </w:p>
+        </w:tc>
+        <w:tc>
+          <w:tcPr>
+            <w:tcW w:type="dxa" w:w="1747"/>
+            <w:tcBorders>
+              <w:top w:val="single" w:color="DDE1E6" w:sz="3"/>
+              <w:left w:val="none" w:color="FFFFFF" w:sz="0"/>
+              <w:bottom w:val="single" w:color="DDE1E6" w:sz="3"/>
+              <w:right w:val="none" w:color="FFFFFF" w:sz="0"/>
+            </w:tcBorders>
+            <w:tcMar>
+              <w:top w:type="dxa" w:w="70"/>
+              <w:left w:type="dxa" w:w="110"/>
+              <w:bottom w:type="dxa" w:w="70"/>
+              <w:right w:type="dxa" w:w="110"/>
+            </w:tcMar>
+          </w:tcPr>
+          <w:p>
+            <w:pPr>
+              <w:spacing w:after="0" w:line="240"/>
+            </w:pPr>
+            <w:r>
+              <w:rPr>
+                <w:color w:val="15161A"/>
+                <w:sz w:val="15"/>
+                <w:szCs w:val="15"/>
+              </w:rPr>
+              <w:t xml:space="preserve">204 / 404</w:t>
+            </w:r>
+          </w:p>
+        </w:tc>
+      </w:tr>
+      <w:tr>
+        <w:trPr>
+          <w:cantSplit/>
+          <w:tblHeader w:val="off"/>
+        </w:trPr>
+        <w:tc>
+          <w:tcPr>
+            <w:tcW w:type="dxa" w:w="3106"/>
+            <w:tcBorders>
+              <w:top w:val="single" w:color="DDE1E6" w:sz="3"/>
+              <w:left w:val="none" w:color="FFFFFF" w:sz="0"/>
+              <w:bottom w:val="single" w:color="DDE1E6" w:sz="3"/>
+              <w:right w:val="none" w:color="FFFFFF" w:sz="0"/>
+            </w:tcBorders>
+            <w:tcMar>
+              <w:top w:type="dxa" w:w="70"/>
+              <w:left w:type="dxa" w:w="110"/>
+              <w:bottom w:type="dxa" w:w="70"/>
+              <w:right w:type="dxa" w:w="110"/>
+            </w:tcMar>
+          </w:tcPr>
+          <w:p>
+            <w:pPr>
+              <w:spacing w:after="0" w:line="240"/>
+            </w:pPr>
+            <w:r>
+              <w:rPr>
+                <w:rFonts w:ascii="Consolas" w:cs="Consolas" w:eastAsia="Consolas" w:hAnsi="Consolas"/>
+                <w:color w:val="15161A"/>
+                <w:sz w:val="15"/>
+                <w:szCs w:val="15"/>
+              </w:rPr>
+              <w:t xml:space="preserve">GET /outfits</w:t>
+            </w:r>
+          </w:p>
+        </w:tc>
+        <w:tc>
+          <w:tcPr>
+            <w:tcW w:type="dxa" w:w="4853"/>
+            <w:tcBorders>
+              <w:top w:val="single" w:color="DDE1E6" w:sz="3"/>
+              <w:left w:val="none" w:color="FFFFFF" w:sz="0"/>
+              <w:bottom w:val="single" w:color="DDE1E6" w:sz="3"/>
+              <w:right w:val="none" w:color="FFFFFF" w:sz="0"/>
+            </w:tcBorders>
+            <w:tcMar>
+              <w:top w:type="dxa" w:w="70"/>
+              <w:left w:type="dxa" w:w="110"/>
+              <w:bottom w:type="dxa" w:w="70"/>
+              <w:right w:type="dxa" w:w="110"/>
+            </w:tcMar>
+          </w:tcPr>
+          <w:p>
+            <w:pPr>
+              <w:spacing w:after="0" w:line="240"/>
+            </w:pPr>
+            <w:r>
+              <w:rPr>
+                <w:color w:val="15161A"/>
+                <w:sz w:val="15"/>
+                <w:szCs w:val="15"/>
+              </w:rPr>
+              <w:t xml:space="preserve">List saved outfits, each with its style score</w:t>
             </w:r>
           </w:p>
         </w:tc>
@@ -20415,7 +22555,7 @@
           <w:sz w:val="20"/>
           <w:szCs w:val="20"/>
         </w:rPr>
-        <w:t xml:space="preserve"> decomposes that process into the five activities the system performs and the four stores it keeps.</w:t>
+        <w:t xml:space="preserve"> decomposes that process into the activities the system performs and the stores it keeps.</w:t>
       </w:r>
     </w:p>
     <w:p>
@@ -20438,7 +22578,7 @@
           <wp:inline distT="0" distB="0" distL="0" distR="0">
             <wp:extent cx="5857875" cy="3009900"/>
             <wp:effectExtent t="0" r="0" b="0" l="0"/>
-            <wp:docPr id="3" name="" descr="" title=""/>
+            <wp:docPr id="3" name=""/>
             <wp:cNvGraphicFramePr>
               <a:graphicFrameLocks xmlns:a="http://schemas.openxmlformats.org/drawingml/2006/main" noChangeAspect="1"/>
             </wp:cNvGraphicFramePr>
@@ -20510,7 +22650,7 @@
           <wp:inline distT="0" distB="0" distL="0" distR="0">
             <wp:extent cx="5543550" cy="3800475"/>
             <wp:effectExtent t="0" r="0" b="0" l="0"/>
-            <wp:docPr id="4" name="" descr="" title=""/>
+            <wp:docPr id="4" name=""/>
             <wp:cNvGraphicFramePr>
               <a:graphicFrameLocks xmlns:a="http://schemas.openxmlformats.org/drawingml/2006/main" noChangeAspect="1"/>
             </wp:cNvGraphicFramePr>
@@ -20792,7 +22932,7 @@
                 <w:sz w:val="15"/>
                 <w:szCs w:val="15"/>
               </w:rPr>
-              <w:t xml:space="preserve">Credentials, profile details</w:t>
+              <w:t xml:space="preserve">Name and email at sign-in</w:t>
             </w:r>
           </w:p>
         </w:tc>
@@ -20824,7 +22964,7 @@
                 <w:sz w:val="15"/>
                 <w:szCs w:val="15"/>
               </w:rPr>
-              <w:t xml:space="preserve">Validate and persist the user record</w:t>
+              <w:t xml:space="preserve">Find the account for that email, creating it on first use</w:t>
             </w:r>
           </w:p>
         </w:tc>
@@ -20856,7 +22996,7 @@
                 <w:sz w:val="15"/>
                 <w:szCs w:val="15"/>
               </w:rPr>
-              <w:t xml:space="preserve">Confirmation; profile record in D1</w:t>
+              <w:t xml:space="preserve">The owning user id; a row in D1</w:t>
             </w:r>
           </w:p>
         </w:tc>
@@ -20926,7 +23066,7 @@
                 <w:sz w:val="15"/>
                 <w:szCs w:val="15"/>
               </w:rPr>
-              <w:t xml:space="preserve">Item details, item id</w:t>
+              <w:t xml:space="preserve">Item details, item id, catalogue choice</w:t>
             </w:r>
           </w:p>
         </w:tc>
@@ -20958,7 +23098,7 @@
                 <w:sz w:val="15"/>
                 <w:szCs w:val="15"/>
               </w:rPr>
-              <w:t xml:space="preserve">Validate against the schema, then create, update or delete</w:t>
+              <w:t xml:space="preserve">Validate against the schema, then create, update or remove, always scoped to the owner</w:t>
             </w:r>
           </w:p>
         </w:tc>
@@ -21092,7 +23232,7 @@
                 <w:sz w:val="15"/>
                 <w:szCs w:val="15"/>
               </w:rPr>
-              <w:t xml:space="preserve">Read D2 and apply the filters and ordering in turn</w:t>
+              <w:t xml:space="preserve">Read the owner's rows from D2 and apply the filters and ordering in turn</w:t>
             </w:r>
           </w:p>
         </w:tc>
@@ -21226,7 +23366,7 @@
                 <w:sz w:val="15"/>
                 <w:szCs w:val="15"/>
               </w:rPr>
-              <w:t xml:space="preserve">Check every item exists, then write the outfit and its links</w:t>
+              <w:t xml:space="preserve">Check every item belongs to the owner, write the outfit and its links, then score it</w:t>
             </w:r>
           </w:p>
         </w:tc>
@@ -21258,7 +23398,7 @@
                 <w:sz w:val="15"/>
                 <w:szCs w:val="15"/>
               </w:rPr>
-              <w:t xml:space="preserve">Outfit in D3; links in D4</w:t>
+              <w:t xml:space="preserve">Outfit in D3; links in D4; a score out of ten</w:t>
             </w:r>
           </w:p>
         </w:tc>
@@ -21328,7 +23468,7 @@
                 <w:sz w:val="15"/>
                 <w:szCs w:val="15"/>
               </w:rPr>
-              <w:t xml:space="preserve">Item and outfit records</w:t>
+              <w:t xml:space="preserve">The owner's item and outfit records</w:t>
             </w:r>
           </w:p>
         </w:tc>
@@ -21433,7 +23573,23 @@
           <w:sz w:val="20"/>
           <w:szCs w:val="20"/>
         </w:rPr>
-        <w:t xml:space="preserve"> join table.</w:t>
+        <w:t xml:space="preserve"> join table. The schema is unchanged from the first submission — the revision made the application use the </w:t>
+      </w:r>
+      <w:r>
+        <w:rPr>
+          <w:rFonts w:ascii="Consolas" w:cs="Consolas" w:eastAsia="Consolas" w:hAnsi="Consolas"/>
+          <w:color w:val="24292F"/>
+          <w:sz w:val="18"/>
+          <w:szCs w:val="18"/>
+        </w:rPr>
+        <w:t xml:space="preserve">user_id</w:t>
+      </w:r>
+      <w:r>
+        <w:rPr>
+          <w:sz w:val="20"/>
+          <w:szCs w:val="20"/>
+        </w:rPr>
+        <w:t xml:space="preserve"> foreign key that was already there.</w:t>
       </w:r>
     </w:p>
     <w:p>
@@ -21447,7 +23603,7 @@
           <wp:inline distT="0" distB="0" distL="0" distR="0">
             <wp:extent cx="5857875" cy="4019550"/>
             <wp:effectExtent t="0" r="0" b="0" l="0"/>
-            <wp:docPr id="5" name="" descr="" title=""/>
+            <wp:docPr id="5" name=""/>
             <wp:cNvGraphicFramePr>
               <a:graphicFrameLocks xmlns:a="http://schemas.openxmlformats.org/drawingml/2006/main" noChangeAspect="1"/>
             </wp:cNvGraphicFramePr>
@@ -21913,7 +24069,7 @@
                 <w:sz w:val="14"/>
                 <w:szCs w:val="14"/>
               </w:rPr>
-              <w:t xml:space="preserve">Owner of the garment</w:t>
+              <w:t xml:space="preserve">Owner of the garment; every query is scoped by it</w:t>
             </w:r>
           </w:p>
         </w:tc>
@@ -22294,7 +24450,7 @@
                 <w:sz w:val="14"/>
                 <w:szCs w:val="14"/>
               </w:rPr>
-              <w:t xml:space="preserve">Finer type, e.g. Blazer, Jeans, Sneakers</w:t>
+              <w:t xml:space="preserve">One of 46 garment types; selects the illustration</w:t>
             </w:r>
           </w:p>
         </w:tc>
@@ -22421,7 +24577,7 @@
                 <w:sz w:val="14"/>
                 <w:szCs w:val="14"/>
               </w:rPr>
-              <w:t xml:space="preserve">Primary colour; also selects the garment illustration tint</w:t>
+              <w:t xml:space="preserve">Primary colour; tints the illustration and feeds the style score</w:t>
             </w:r>
           </w:p>
         </w:tc>
@@ -22548,7 +24704,7 @@
                 <w:sz w:val="14"/>
                 <w:szCs w:val="14"/>
               </w:rPr>
-              <w:t xml:space="preserve">S/S, F/W or All Season</w:t>
+              <w:t xml:space="preserve">S/S, F/W or All Season; feeds the style score</w:t>
             </w:r>
           </w:p>
         </w:tc>
@@ -23056,7 +25212,7 @@
                 <w:sz w:val="14"/>
                 <w:szCs w:val="14"/>
               </w:rPr>
-              <w:t xml:space="preserve">Occasion tags such as Casual or Office</w:t>
+              <w:t xml:space="preserve">Occasion tags; feed the style score</w:t>
             </w:r>
           </w:p>
         </w:tc>
@@ -23720,8 +25876,8 @@
       </w:tblPr>
       <w:tblGrid>
         <w:gridCol w:w="1553"/>
-        <w:gridCol w:w="4077"/>
-        <w:gridCol w:w="4077"/>
+        <w:gridCol w:w="3882"/>
+        <w:gridCol w:w="4271"/>
       </w:tblGrid>
       <w:tr>
         <w:trPr>
@@ -23763,7 +25919,7 @@
         </w:tc>
         <w:tc>
           <w:tcPr>
-            <w:tcW w:type="dxa" w:w="4077"/>
+            <w:tcW w:type="dxa" w:w="3882"/>
             <w:tcBorders>
               <w:top w:val="single" w:color="DDE1E6" w:sz="3"/>
               <w:left w:val="none" w:color="FFFFFF" w:sz="0"/>
@@ -23796,7 +25952,7 @@
         </w:tc>
         <w:tc>
           <w:tcPr>
-            <w:tcW w:type="dxa" w:w="4077"/>
+            <w:tcW w:type="dxa" w:w="4271"/>
             <w:tcBorders>
               <w:top w:val="single" w:color="DDE1E6" w:sz="3"/>
               <w:left w:val="none" w:color="FFFFFF" w:sz="0"/>
@@ -23867,7 +26023,7 @@
         </w:tc>
         <w:tc>
           <w:tcPr>
-            <w:tcW w:type="dxa" w:w="4077"/>
+            <w:tcW w:type="dxa" w:w="3882"/>
             <w:tcBorders>
               <w:top w:val="single" w:color="DDE1E6" w:sz="3"/>
               <w:left w:val="none" w:color="FFFFFF" w:sz="0"/>
@@ -23899,7 +26055,7 @@
         </w:tc>
         <w:tc>
           <w:tcPr>
-            <w:tcW w:type="dxa" w:w="4077"/>
+            <w:tcW w:type="dxa" w:w="4271"/>
             <w:tcBorders>
               <w:top w:val="single" w:color="DDE1E6" w:sz="3"/>
               <w:left w:val="none" w:color="FFFFFF" w:sz="0"/>
@@ -23925,7 +26081,7 @@
                 <w:sz w:val="15"/>
                 <w:szCs w:val="15"/>
               </w:rPr>
-              <w:t xml:space="preserve">A password hash is stored, never a plain password</w:t>
+              <w:t xml:space="preserve">Created on first sign-in. The password hash is reserved; nothing is written to it yet.</w:t>
             </w:r>
           </w:p>
         </w:tc>
@@ -23969,7 +26125,7 @@
         </w:tc>
         <w:tc>
           <w:tcPr>
-            <w:tcW w:type="dxa" w:w="4077"/>
+            <w:tcW w:type="dxa" w:w="3882"/>
             <w:tcBorders>
               <w:top w:val="single" w:color="DDE1E6" w:sz="3"/>
               <w:left w:val="none" w:color="FFFFFF" w:sz="0"/>
@@ -24001,7 +26157,7 @@
         </w:tc>
         <w:tc>
           <w:tcPr>
-            <w:tcW w:type="dxa" w:w="4077"/>
+            <w:tcW w:type="dxa" w:w="4271"/>
             <w:tcBorders>
               <w:top w:val="single" w:color="DDE1E6" w:sz="3"/>
               <w:left w:val="none" w:color="FFFFFF" w:sz="0"/>
@@ -24027,7 +26183,7 @@
                 <w:sz w:val="15"/>
                 <w:szCs w:val="15"/>
               </w:rPr>
-              <w:t xml:space="preserve">Occasion is one of six values used by the Outfit Builder</w:t>
+              <w:t xml:space="preserve">The style score is derived on read, not stored, so it can never go stale</w:t>
             </w:r>
           </w:p>
         </w:tc>
@@ -24071,7 +26227,7 @@
         </w:tc>
         <w:tc>
           <w:tcPr>
-            <w:tcW w:type="dxa" w:w="4077"/>
+            <w:tcW w:type="dxa" w:w="3882"/>
             <w:tcBorders>
               <w:top w:val="single" w:color="DDE1E6" w:sz="3"/>
               <w:left w:val="none" w:color="FFFFFF" w:sz="0"/>
@@ -24103,7 +26259,7 @@
         </w:tc>
         <w:tc>
           <w:tcPr>
-            <w:tcW w:type="dxa" w:w="4077"/>
+            <w:tcW w:type="dxa" w:w="4271"/>
             <w:tcBorders>
               <w:top w:val="single" w:color="DDE1E6" w:sz="3"/>
               <w:left w:val="none" w:color="FFFFFF" w:sz="0"/>
@@ -24169,7 +26325,7 @@
           <w:sz w:val="20"/>
           <w:szCs w:val="20"/>
         </w:rPr>
-        <w:t xml:space="preserve">, so deleting a user removes their wardrobe and outfits, and deleting a garment removes it from every outfit that referenced it. This prevents orphan rows without any application-level clean-up code.</w:t>
+        <w:t xml:space="preserve">, so deleting a user removes their wardrobe and outfits, and removing a garment removes it from every outfit that referenced it. This prevents orphan rows without any application-level clean-up code — which is exactly why removing a piece from the wardrobe needed no extra work when that feature was added.</w:t>
       </w:r>
     </w:p>
     <w:p>
@@ -24446,7 +26602,7 @@
           <wp:inline distT="0" distB="0" distL="0" distR="0">
             <wp:extent cx="5734050" cy="4848225"/>
             <wp:effectExtent t="0" r="0" b="0" l="0"/>
-            <wp:docPr id="6" name="" descr="" title=""/>
+            <wp:docPr id="6" name=""/>
             <wp:cNvGraphicFramePr>
               <a:graphicFrameLocks xmlns:a="http://schemas.openxmlformats.org/drawingml/2006/main" noChangeAspect="1"/>
             </wp:cNvGraphicFramePr>
@@ -24495,7 +26651,7 @@
           <w:sz w:val="16"/>
           <w:szCs w:val="16"/>
         </w:rPr>
-        <w:t xml:space="preserve">Figure 6 — Use case diagram. The 25 backlog stories map onto these use cases.</w:t>
+        <w:t xml:space="preserve">Figure 6 — Use case diagram</w:t>
       </w:r>
     </w:p>
     <w:p>
@@ -24532,7 +26688,23 @@
           <w:sz w:val="20"/>
           <w:szCs w:val="20"/>
         </w:rPr>
-        <w:t xml:space="preserve"> is an abstract interface; two concrete classes implement it, and the routers and the analytics service depend on the interface alone.</w:t>
+        <w:t xml:space="preserve"> is an abstract interface; two concrete classes implement it, and the routers and both services depend on the interface alone. </w:t>
+      </w:r>
+      <w:r>
+        <w:rPr>
+          <w:rFonts w:ascii="Consolas" w:cs="Consolas" w:eastAsia="Consolas" w:hAnsi="Consolas"/>
+          <w:color w:val="24292F"/>
+          <w:sz w:val="18"/>
+          <w:szCs w:val="18"/>
+        </w:rPr>
+        <w:t xml:space="preserve">StyleService</w:t>
+      </w:r>
+      <w:r>
+        <w:rPr>
+          <w:sz w:val="20"/>
+          <w:szCs w:val="20"/>
+        </w:rPr>
+        <w:t xml:space="preserve"> was added in this revision and reads nothing but the outfit's own pieces.</w:t>
       </w:r>
     </w:p>
     <w:p>
@@ -24546,7 +26718,7 @@
           <wp:inline distT="0" distB="0" distL="0" distR="0">
             <wp:extent cx="5857875" cy="3914775"/>
             <wp:effectExtent t="0" r="0" b="0" l="0"/>
-            <wp:docPr id="7" name="" descr="" title=""/>
+            <wp:docPr id="7" name=""/>
             <wp:cNvGraphicFramePr>
               <a:graphicFrameLocks xmlns:a="http://schemas.openxmlformats.org/drawingml/2006/main" noChangeAspect="1"/>
             </wp:cNvGraphicFramePr>
@@ -24630,7 +26802,7 @@
           <wp:inline distT="0" distB="0" distL="0" distR="0">
             <wp:extent cx="5981700" cy="3800475"/>
             <wp:effectExtent t="0" r="0" b="0" l="0"/>
-            <wp:docPr id="8" name="" descr="" title=""/>
+            <wp:docPr id="8" name=""/>
             <wp:cNvGraphicFramePr>
               <a:graphicFrameLocks xmlns:a="http://schemas.openxmlformats.org/drawingml/2006/main" noChangeAspect="1"/>
             </wp:cNvGraphicFramePr>
@@ -24787,7 +26959,7 @@
                 <w:sz w:val="18"/>
                 <w:szCs w:val="18"/>
               </w:rPr>
-              <w:t xml:space="preserve">The repository contains the full source, the automated tests, the editable Draw.io diagram sources, the exported PNGs, every screenshot used in these reports, and both report documents.</w:t>
+              <w:t xml:space="preserve">The repository contains the full source, the 96 automated tests, the editable Draw.io diagram sources, the exported PNGs, every screenshot used in these reports, a demo script, and both report documents.</w:t>
             </w:r>
           </w:p>
         </w:tc>
@@ -24868,7 +27040,7 @@
                 <w:sz w:val="14"/>
                 <w:szCs w:val="14"/>
               </w:rPr>
-              <w:t xml:space="preserve">├── frontend/                        React 19 + Vite single-page application</w:t>
+              <w:t xml:space="preserve">├── frontend/src/</w:t>
             </w:r>
           </w:p>
           <w:p>
@@ -24882,7 +27054,7 @@
                 <w:sz w:val="14"/>
                 <w:szCs w:val="14"/>
               </w:rPr>
-              <w:t xml:space="preserve">│   └── src/</w:t>
+              <w:t xml:space="preserve">│   ├── App.jsx                      route table</w:t>
             </w:r>
           </w:p>
           <w:p>
@@ -24896,7 +27068,7 @@
                 <w:sz w:val="14"/>
                 <w:szCs w:val="14"/>
               </w:rPr>
-              <w:t xml:space="preserve">│       ├── App.jsx                  route table</w:t>
+              <w:t xml:space="preserve">│   ├── pages/                       Login, Dashboard, Wardrobe, AddClothing,</w:t>
             </w:r>
           </w:p>
           <w:p>
@@ -24910,7 +27082,7 @@
                 <w:sz w:val="14"/>
                 <w:szCs w:val="14"/>
               </w:rPr>
-              <w:t xml:space="preserve">│       ├── pages/                   Login, Dashboard, Wardrobe, AddClothing,</w:t>
+              <w:t xml:space="preserve">│   │                                OutfitBuilder, MyFits, Profile</w:t>
             </w:r>
           </w:p>
           <w:p>
@@ -24924,7 +27096,7 @@
                 <w:sz w:val="14"/>
                 <w:szCs w:val="14"/>
               </w:rPr>
-              <w:t xml:space="preserve">│       │                            OutfitBuilder, Profile</w:t>
+              <w:t xml:space="preserve">│   ├── components/                  Layout, Sidebar, Topbar, UserMenu, Button, Card,</w:t>
             </w:r>
           </w:p>
           <w:p>
@@ -24938,7 +27110,7 @@
                 <w:sz w:val="14"/>
                 <w:szCs w:val="14"/>
               </w:rPr>
-              <w:t xml:space="preserve">│       ├── components/              Layout, Sidebar, Topbar, Button, Card,</w:t>
+              <w:t xml:space="preserve">│   │                                ItemCard, CataloguePicker, Charts, Garment, Icon</w:t>
             </w:r>
           </w:p>
           <w:p>
@@ -24952,7 +27124,7 @@
                 <w:sz w:val="14"/>
                 <w:szCs w:val="14"/>
               </w:rPr>
-              <w:t xml:space="preserve">│       │                            ItemCard, Charts, Garment, Icon, HeroArt</w:t>
+              <w:t xml:space="preserve">│   ├── services/api.js              the only module that calls the backend</w:t>
             </w:r>
           </w:p>
           <w:p>
@@ -24966,7 +27138,7 @@
                 <w:sz w:val="14"/>
                 <w:szCs w:val="14"/>
               </w:rPr>
-              <w:t xml:space="preserve">│       ├── services/api.js          the only module that calls the backend</w:t>
+              <w:t xml:space="preserve">│   ├── services/session.js          who is signed in</w:t>
             </w:r>
           </w:p>
           <w:p>
@@ -24980,7 +27152,7 @@
                 <w:sz w:val="14"/>
                 <w:szCs w:val="14"/>
               </w:rPr>
-              <w:t xml:space="preserve">│       └── styles/global.css        design tokens and shared component styles</w:t>
+              <w:t xml:space="preserve">│   └── styles/global.css            design tokens and shared component styles</w:t>
             </w:r>
           </w:p>
           <w:p>
@@ -24994,7 +27166,7 @@
                 <w:sz w:val="14"/>
                 <w:szCs w:val="14"/>
               </w:rPr>
-              <w:t xml:space="preserve">├── backend/                         FastAPI application</w:t>
+              <w:t xml:space="preserve">├── backend/</w:t>
             </w:r>
           </w:p>
           <w:p>
@@ -25008,7 +27180,7 @@
                 <w:sz w:val="14"/>
                 <w:szCs w:val="14"/>
               </w:rPr>
-              <w:t xml:space="preserve">│   ├── main.py                      app factory: CORS + router registration</w:t>
+              <w:t xml:space="preserve">│   ├── main.py                      app factory, CORS, routers, static serving</w:t>
             </w:r>
           </w:p>
           <w:p>
@@ -25022,7 +27194,7 @@
                 <w:sz w:val="14"/>
                 <w:szCs w:val="14"/>
               </w:rPr>
-              <w:t xml:space="preserve">│   ├── routers/                     clothing.py, outfits.py, stats.py</w:t>
+              <w:t xml:space="preserve">│   ├── deps.py                      resolves the request's account</w:t>
             </w:r>
           </w:p>
           <w:p>
@@ -25036,7 +27208,7 @@
                 <w:sz w:val="14"/>
                 <w:szCs w:val="14"/>
               </w:rPr>
-              <w:t xml:space="preserve">│   ├── schemas.py                   Pydantic models — the API contract</w:t>
+              <w:t xml:space="preserve">│   ├── catalogue.py                 the 33 predefined garments</w:t>
             </w:r>
           </w:p>
           <w:p>
@@ -25050,7 +27222,7 @@
                 <w:sz w:val="14"/>
                 <w:szCs w:val="14"/>
               </w:rPr>
-              <w:t xml:space="preserve">│   ├── services/analytics_service.py dashboard and analytics calculations</w:t>
+              <w:t xml:space="preserve">│   ├── routers/                     clothing · outfits · catalogue · stats</w:t>
             </w:r>
           </w:p>
           <w:p>
@@ -25064,7 +27236,7 @@
                 <w:sz w:val="14"/>
                 <w:szCs w:val="14"/>
               </w:rPr>
-              <w:t xml:space="preserve">│   ├── repositories/                base.py, memory_repository.py,</w:t>
+              <w:t xml:space="preserve">│   ├── schemas.py                   Pydantic models — the API contract</w:t>
             </w:r>
           </w:p>
           <w:p>
@@ -25078,7 +27250,7 @@
                 <w:sz w:val="14"/>
                 <w:szCs w:val="14"/>
               </w:rPr>
-              <w:t xml:space="preserve">│   │                                postgres_repository.py, __init__.py (factory)</w:t>
+              <w:t xml:space="preserve">│   ├── services/                    analytics_service.py · style_service.py</w:t>
             </w:r>
           </w:p>
           <w:p>
@@ -25092,7 +27264,7 @@
                 <w:sz w:val="14"/>
                 <w:szCs w:val="14"/>
               </w:rPr>
-              <w:t xml:space="preserve">│   ├── seed_data.py                 the twelve-item sample wardrobe</w:t>
+              <w:t xml:space="preserve">│   ├── repositories/                base.py, memory_repository.py,</w:t>
             </w:r>
           </w:p>
           <w:p>
@@ -25106,7 +27278,7 @@
                 <w:sz w:val="14"/>
                 <w:szCs w:val="14"/>
               </w:rPr>
-              <w:t xml:space="preserve">│   └── tests/                       46 tests across unit, integration, regression</w:t>
+              <w:t xml:space="preserve">│   │                                postgres_repository.py, __init__.py (factory)</w:t>
             </w:r>
           </w:p>
           <w:p>
@@ -25120,7 +27292,7 @@
                 <w:sz w:val="14"/>
                 <w:szCs w:val="14"/>
               </w:rPr>
-              <w:t xml:space="preserve">├── database/</w:t>
+              <w:t xml:space="preserve">│   ├── seed_data.py                 the demo account's sample wardrobe</w:t>
             </w:r>
           </w:p>
           <w:p>
@@ -25134,7 +27306,7 @@
                 <w:sz w:val="14"/>
                 <w:szCs w:val="14"/>
               </w:rPr>
-              <w:t xml:space="preserve">│   ├── schema.sql                   four tables, foreign keys and indexes</w:t>
+              <w:t xml:space="preserve">│   └── tests/                       96 tests: unit, integration, regression</w:t>
             </w:r>
           </w:p>
           <w:p>
@@ -25148,7 +27320,7 @@
                 <w:sz w:val="14"/>
                 <w:szCs w:val="14"/>
               </w:rPr>
-              <w:t xml:space="preserve">│   └── seed.sql                     the same sample wardrobe, in SQL</w:t>
+              <w:t xml:space="preserve">├── database/schema.sql, seed.sql</w:t>
             </w:r>
           </w:p>
           <w:p>
@@ -25204,7 +27376,7 @@
                 <w:sz w:val="14"/>
                 <w:szCs w:val="14"/>
               </w:rPr>
-              <w:t xml:space="preserve">│   ├── design/wireframes/           the six designed screens</w:t>
+              <w:t xml:space="preserve">│   ├── screenshots/                 application and terminal evidence</w:t>
             </w:r>
           </w:p>
           <w:p>
@@ -25218,7 +27390,7 @@
                 <w:sz w:val="14"/>
                 <w:szCs w:val="14"/>
               </w:rPr>
-              <w:t xml:space="preserve">│   ├── screenshots/                 application and terminal evidence</w:t>
+              <w:t xml:space="preserve">│   ├── DEMO-SCRIPT.md               a seven-minute walkthrough</w:t>
             </w:r>
           </w:p>
           <w:p>
@@ -25246,7 +27418,35 @@
                 <w:sz w:val="14"/>
                 <w:szCs w:val="14"/>
               </w:rPr>
-              <w:t xml:space="preserve">├── docker-compose.yml               frontend 5173, backend 8000, database 5433</w:t>
+              <w:t xml:space="preserve">├── Dockerfile                       production image (app + API, one origin)</w:t>
+            </w:r>
+          </w:p>
+          <w:p>
+            <w:pPr>
+              <w:spacing w:after="0" w:line="215"/>
+            </w:pPr>
+            <w:r>
+              <w:rPr>
+                <w:rFonts w:ascii="Consolas" w:cs="Consolas" w:eastAsia="Consolas" w:hAnsi="Consolas"/>
+                <w:color w:val="24292F"/>
+                <w:sz w:val="14"/>
+                <w:szCs w:val="14"/>
+              </w:rPr>
+              <w:t xml:space="preserve">├── docker-compose.yml               development: three containers</w:t>
+            </w:r>
+          </w:p>
+          <w:p>
+            <w:pPr>
+              <w:spacing w:after="0" w:line="215"/>
+            </w:pPr>
+            <w:r>
+              <w:rPr>
+                <w:rFonts w:ascii="Consolas" w:cs="Consolas" w:eastAsia="Consolas" w:hAnsi="Consolas"/>
+                <w:color w:val="24292F"/>
+                <w:sz w:val="14"/>
+                <w:szCs w:val="14"/>
+              </w:rPr>
+              <w:t xml:space="preserve">├── render.yaml                      deployment blueprint</w:t>
             </w:r>
           </w:p>
           <w:p>
@@ -25286,7 +27486,7 @@
         <w:keepNext/>
       </w:pPr>
       <w:r>
-        <w:t xml:space="preserve">E.3.1  Repository interface — backend/repositories/base.py</w:t>
+        <w:t xml:space="preserve">E.3.1  Storage interface — backend/repositories/base.py</w:t>
       </w:r>
     </w:p>
     <w:tbl>
@@ -25336,7 +27536,7 @@
                 <w:sz w:val="14"/>
                 <w:szCs w:val="14"/>
               </w:rPr>
-              <w:t xml:space="preserve">from schemas import ClothingItem, ClothingItemCreate, ClothingItemUpdate, Outfit, OutfitCreate</w:t>
+              <w:t xml:space="preserve">class UserRepository(ABC):</w:t>
             </w:r>
           </w:p>
           <w:p>
@@ -25350,7 +27550,7 @@
                 <w:sz w:val="14"/>
                 <w:szCs w:val="14"/>
               </w:rPr>
-              <w:t xml:space="preserve"> </w:t>
+              <w:t xml:space="preserve">    @abstractmethod</w:t>
             </w:r>
           </w:p>
           <w:p>
@@ -25364,7 +27564,7 @@
                 <w:sz w:val="14"/>
                 <w:szCs w:val="14"/>
               </w:rPr>
-              <w:t xml:space="preserve"> </w:t>
+              <w:t xml:space="preserve">    def get_or_create(self, email: str, name: str) -&gt; User: ...</w:t>
             </w:r>
           </w:p>
           <w:p>
@@ -25378,7 +27578,7 @@
                 <w:sz w:val="14"/>
                 <w:szCs w:val="14"/>
               </w:rPr>
-              <w:t xml:space="preserve">class ClothingRepository(ABC):</w:t>
+              <w:t xml:space="preserve"> </w:t>
             </w:r>
           </w:p>
           <w:p>
@@ -25392,7 +27592,7 @@
                 <w:sz w:val="14"/>
                 <w:szCs w:val="14"/>
               </w:rPr>
-              <w:t xml:space="preserve">    @abstractmethod</w:t>
+              <w:t xml:space="preserve"> </w:t>
             </w:r>
           </w:p>
           <w:p>
@@ -25406,7 +27606,7 @@
                 <w:sz w:val="14"/>
                 <w:szCs w:val="14"/>
               </w:rPr>
-              <w:t xml:space="preserve">    def list(self) -&gt; list[ClothingItem]: ...</w:t>
+              <w:t xml:space="preserve">class ClothingRepository(ABC):</w:t>
             </w:r>
           </w:p>
           <w:p>
@@ -25420,7 +27620,7 @@
                 <w:sz w:val="14"/>
                 <w:szCs w:val="14"/>
               </w:rPr>
-              <w:t xml:space="preserve"> </w:t>
+              <w:t xml:space="preserve">    @abstractmethod</w:t>
             </w:r>
           </w:p>
           <w:p>
@@ -25434,7 +27634,7 @@
                 <w:sz w:val="14"/>
                 <w:szCs w:val="14"/>
               </w:rPr>
-              <w:t xml:space="preserve">    @abstractmethod</w:t>
+              <w:t xml:space="preserve">    def list(self, user_id: int) -&gt; list[ClothingItem]: ...</w:t>
             </w:r>
           </w:p>
           <w:p>
@@ -25448,7 +27648,7 @@
                 <w:sz w:val="14"/>
                 <w:szCs w:val="14"/>
               </w:rPr>
-              <w:t xml:space="preserve">    def get(self, item_id: int) -&gt; ClothingItem | None: ...</w:t>
+              <w:t xml:space="preserve"> </w:t>
             </w:r>
           </w:p>
           <w:p>
@@ -25462,7 +27662,7 @@
                 <w:sz w:val="14"/>
                 <w:szCs w:val="14"/>
               </w:rPr>
-              <w:t xml:space="preserve"> </w:t>
+              <w:t xml:space="preserve">    @abstractmethod</w:t>
             </w:r>
           </w:p>
           <w:p>
@@ -25476,7 +27676,7 @@
                 <w:sz w:val="14"/>
                 <w:szCs w:val="14"/>
               </w:rPr>
-              <w:t xml:space="preserve">    @abstractmethod</w:t>
+              <w:t xml:space="preserve">    def get(self, user_id: int, item_id: int) -&gt; ClothingItem | None: ...</w:t>
             </w:r>
           </w:p>
           <w:p>
@@ -25490,7 +27690,7 @@
                 <w:sz w:val="14"/>
                 <w:szCs w:val="14"/>
               </w:rPr>
-              <w:t xml:space="preserve">    def add(self, data: ClothingItemCreate) -&gt; ClothingItem: ...</w:t>
+              <w:t xml:space="preserve"> </w:t>
             </w:r>
           </w:p>
           <w:p>
@@ -25504,7 +27704,7 @@
                 <w:sz w:val="14"/>
                 <w:szCs w:val="14"/>
               </w:rPr>
-              <w:t xml:space="preserve"> </w:t>
+              <w:t xml:space="preserve">    @abstractmethod</w:t>
             </w:r>
           </w:p>
           <w:p>
@@ -25518,7 +27718,7 @@
                 <w:sz w:val="14"/>
                 <w:szCs w:val="14"/>
               </w:rPr>
-              <w:t xml:space="preserve">    @abstractmethod</w:t>
+              <w:t xml:space="preserve">    def add(self, user_id: int, data: ClothingItemCreate) -&gt; ClothingItem: ...</w:t>
             </w:r>
           </w:p>
           <w:p>
@@ -25532,7 +27732,7 @@
                 <w:sz w:val="14"/>
                 <w:szCs w:val="14"/>
               </w:rPr>
-              <w:t xml:space="preserve">    def update(self, item_id: int, data: ClothingItemUpdate) -&gt; ClothingItem | None: ...</w:t>
+              <w:t xml:space="preserve"> </w:t>
             </w:r>
           </w:p>
           <w:p>
@@ -25546,7 +27746,7 @@
                 <w:sz w:val="14"/>
                 <w:szCs w:val="14"/>
               </w:rPr>
-              <w:t xml:space="preserve"> </w:t>
+              <w:t xml:space="preserve">    @abstractmethod</w:t>
             </w:r>
           </w:p>
           <w:p>
@@ -25560,7 +27760,7 @@
                 <w:sz w:val="14"/>
                 <w:szCs w:val="14"/>
               </w:rPr>
-              <w:t xml:space="preserve">    @abstractmethod</w:t>
+              <w:t xml:space="preserve">    def update(</w:t>
             </w:r>
           </w:p>
           <w:p>
@@ -25574,7 +27774,7 @@
                 <w:sz w:val="14"/>
                 <w:szCs w:val="14"/>
               </w:rPr>
-              <w:t xml:space="preserve">    def delete(self, item_id: int) -&gt; bool: ...</w:t>
+              <w:t xml:space="preserve">        self, user_id: int, item_id: int, data: ClothingItemUpdate</w:t>
             </w:r>
           </w:p>
           <w:p>
@@ -25588,7 +27788,7 @@
                 <w:sz w:val="14"/>
                 <w:szCs w:val="14"/>
               </w:rPr>
-              <w:t xml:space="preserve"> </w:t>
+              <w:t xml:space="preserve">    ) -&gt; ClothingItem | None: ...</w:t>
             </w:r>
           </w:p>
           <w:p>
@@ -25602,7 +27802,7 @@
                 <w:sz w:val="14"/>
                 <w:szCs w:val="14"/>
               </w:rPr>
-              <w:t xml:space="preserve">    @abstractmethod</w:t>
+              <w:t xml:space="preserve"> </w:t>
             </w:r>
           </w:p>
           <w:p>
@@ -25616,35 +27816,7 @@
                 <w:sz w:val="14"/>
                 <w:szCs w:val="14"/>
               </w:rPr>
-              <w:t xml:space="preserve">    def toggle_favourite(self, item_id: int) -&gt; ClothingItem | None: ...</w:t>
-            </w:r>
-          </w:p>
-          <w:p>
-            <w:pPr>
-              <w:spacing w:after="0" w:line="215"/>
-            </w:pPr>
-            <w:r>
-              <w:rPr>
-                <w:rFonts w:ascii="Consolas" w:cs="Consolas" w:eastAsia="Consolas" w:hAnsi="Consolas"/>
-                <w:color w:val="24292F"/>
-                <w:sz w:val="14"/>
-                <w:szCs w:val="14"/>
-              </w:rPr>
-              <w:t xml:space="preserve"> </w:t>
-            </w:r>
-          </w:p>
-          <w:p>
-            <w:pPr>
-              <w:spacing w:after="0" w:line="215"/>
-            </w:pPr>
-            <w:r>
-              <w:rPr>
-                <w:rFonts w:ascii="Consolas" w:cs="Consolas" w:eastAsia="Consolas" w:hAnsi="Consolas"/>
-                <w:color w:val="24292F"/>
-                <w:sz w:val="14"/>
-                <w:szCs w:val="14"/>
-              </w:rPr>
-              <w:t xml:space="preserve"> </w:t>
+              <w:t xml:space="preserve">    @abstractmethod</w:t>
             </w:r>
           </w:p>
         </w:tc>
@@ -25661,7 +27833,7 @@
         <w:keepNext/>
       </w:pPr>
       <w:r>
-        <w:t xml:space="preserve">E.3.2  Analytics service — backend/services/analytics_service.py</w:t>
+        <w:t xml:space="preserve">E.3.2  Identity for a request — backend/deps.py</w:t>
       </w:r>
     </w:p>
     <w:tbl>
@@ -25711,7 +27883,7 @@
                 <w:sz w:val="14"/>
                 <w:szCs w:val="14"/>
               </w:rPr>
-              <w:t xml:space="preserve">def _counts(values: list[str]) -&gt; list[CategoryCount]:</w:t>
+              <w:t xml:space="preserve">from urllib.parse import unquote</w:t>
             </w:r>
           </w:p>
           <w:p>
@@ -25725,7 +27897,7 @@
                 <w:sz w:val="14"/>
                 <w:szCs w:val="14"/>
               </w:rPr>
-              <w:t xml:space="preserve">    counter = Counter(values)</w:t>
+              <w:t xml:space="preserve"> </w:t>
             </w:r>
           </w:p>
           <w:p>
@@ -25739,7 +27911,7 @@
                 <w:sz w:val="14"/>
                 <w:szCs w:val="14"/>
               </w:rPr>
-              <w:t xml:space="preserve">    ordered = sorted(counter.items(), key=lambda pair: (-pair[1], pair[0]))</w:t>
+              <w:t xml:space="preserve">from fastapi import Depends, Header</w:t>
             </w:r>
           </w:p>
           <w:p>
@@ -25753,7 +27925,7 @@
                 <w:sz w:val="14"/>
                 <w:szCs w:val="14"/>
               </w:rPr>
-              <w:t xml:space="preserve">    return [CategoryCount(label=label, count=count) for label, count in ordered]</w:t>
+              <w:t xml:space="preserve"> </w:t>
             </w:r>
           </w:p>
           <w:p>
@@ -25767,7 +27939,7 @@
                 <w:sz w:val="14"/>
                 <w:szCs w:val="14"/>
               </w:rPr>
-              <w:t xml:space="preserve"> </w:t>
+              <w:t xml:space="preserve">from repositories import get_user_repository</w:t>
             </w:r>
           </w:p>
           <w:p>
@@ -25781,7 +27953,7 @@
                 <w:sz w:val="14"/>
                 <w:szCs w:val="14"/>
               </w:rPr>
-              <w:t xml:space="preserve"> </w:t>
+              <w:t xml:space="preserve">from repositories.base import UserRepository</w:t>
             </w:r>
           </w:p>
           <w:p>
@@ -25795,7 +27967,7 @@
                 <w:sz w:val="14"/>
                 <w:szCs w:val="14"/>
               </w:rPr>
-              <w:t xml:space="preserve">def dashboard_stats(clothing: ClothingRepository, outfits: OutfitRepository) -&gt; DashboardStats:</w:t>
+              <w:t xml:space="preserve"> </w:t>
             </w:r>
           </w:p>
           <w:p>
@@ -25809,7 +27981,7 @@
                 <w:sz w:val="14"/>
                 <w:szCs w:val="14"/>
               </w:rPr>
-              <w:t xml:space="preserve">    items = clothing.list()</w:t>
+              <w:t xml:space="preserve">DEMO_EMAIL = "jamie@email.com"</w:t>
             </w:r>
           </w:p>
           <w:p>
@@ -25823,7 +27995,7 @@
                 <w:sz w:val="14"/>
                 <w:szCs w:val="14"/>
               </w:rPr>
-              <w:t xml:space="preserve">    cutoff = date.today() - timedelta(days=7)</w:t>
+              <w:t xml:space="preserve">DEMO_NAME = "Jamie Anderson"</w:t>
             </w:r>
           </w:p>
           <w:p>
@@ -25837,7 +28009,7 @@
                 <w:sz w:val="14"/>
                 <w:szCs w:val="14"/>
               </w:rPr>
-              <w:t xml:space="preserve">    recent = [i for i in items if i.created_at and i.created_at &gt;= cutoff]</w:t>
+              <w:t xml:space="preserve"> </w:t>
             </w:r>
           </w:p>
           <w:p>
@@ -25851,7 +28023,7 @@
                 <w:sz w:val="14"/>
                 <w:szCs w:val="14"/>
               </w:rPr>
-              <w:t xml:space="preserve">    most_worn = max(items, key=lambda i: i.times_worn, default=None)</w:t>
+              <w:t xml:space="preserve"> </w:t>
             </w:r>
           </w:p>
           <w:p>
@@ -25865,7 +28037,7 @@
                 <w:sz w:val="14"/>
                 <w:szCs w:val="14"/>
               </w:rPr>
-              <w:t xml:space="preserve"> </w:t>
+              <w:t xml:space="preserve">def current_user_id(</w:t>
             </w:r>
           </w:p>
           <w:p>
@@ -25879,7 +28051,7 @@
                 <w:sz w:val="14"/>
                 <w:szCs w:val="14"/>
               </w:rPr>
-              <w:t xml:space="preserve">    return DashboardStats(</w:t>
+              <w:t xml:space="preserve">    x_user_email: str | None = Header(default=None),</w:t>
             </w:r>
           </w:p>
           <w:p>
@@ -25893,7 +28065,7 @@
                 <w:sz w:val="14"/>
                 <w:szCs w:val="14"/>
               </w:rPr>
-              <w:t xml:space="preserve">        total_items=len(items),</w:t>
+              <w:t xml:space="preserve">    x_user_name: str | None = Header(default=None),</w:t>
             </w:r>
           </w:p>
           <w:p>
@@ -25907,7 +28079,7 @@
                 <w:sz w:val="14"/>
                 <w:szCs w:val="14"/>
               </w:rPr>
-              <w:t xml:space="preserve">        total_outfits=len(outfits.list()),</w:t>
+              <w:t xml:space="preserve">    users: UserRepository = Depends(get_user_repository),</w:t>
             </w:r>
           </w:p>
           <w:p>
@@ -25921,7 +28093,7 @@
                 <w:sz w:val="14"/>
                 <w:szCs w:val="14"/>
               </w:rPr>
-              <w:t xml:space="preserve">        favourites=sum(1 for i in items if i.is_favourite),</w:t>
+              <w:t xml:space="preserve">) -&gt; int:</w:t>
             </w:r>
           </w:p>
           <w:p>
@@ -25935,7 +28107,7 @@
                 <w:sz w:val="14"/>
                 <w:szCs w:val="14"/>
               </w:rPr>
-              <w:t xml:space="preserve">        most_worn=most_worn.name if most_worn else "—",</w:t>
+              <w:t xml:space="preserve">    email = (x_user_email or DEMO_EMAIL).strip().lower()</w:t>
             </w:r>
           </w:p>
           <w:p>
@@ -25949,7 +28121,7 @@
                 <w:sz w:val="14"/>
                 <w:szCs w:val="14"/>
               </w:rPr>
-              <w:t xml:space="preserve">        most_worn_count=most_worn.times_worn if most_worn else 0,</w:t>
+              <w:t xml:space="preserve">    name = unquote(x_user_name or DEMO_NAME).strip() or email</w:t>
             </w:r>
           </w:p>
           <w:p>
@@ -25963,119 +28135,7 @@
                 <w:sz w:val="14"/>
                 <w:szCs w:val="14"/>
               </w:rPr>
-              <w:t xml:space="preserve">        added_this_week=len(recent),</w:t>
-            </w:r>
-          </w:p>
-          <w:p>
-            <w:pPr>
-              <w:spacing w:after="0" w:line="215"/>
-            </w:pPr>
-            <w:r>
-              <w:rPr>
-                <w:rFonts w:ascii="Consolas" w:cs="Consolas" w:eastAsia="Consolas" w:hAnsi="Consolas"/>
-                <w:color w:val="24292F"/>
-                <w:sz w:val="14"/>
-                <w:szCs w:val="14"/>
-              </w:rPr>
-              <w:t xml:space="preserve">        breakdown=_counts([i.category for i in items]),</w:t>
-            </w:r>
-          </w:p>
-          <w:p>
-            <w:pPr>
-              <w:spacing w:after="0" w:line="215"/>
-            </w:pPr>
-            <w:r>
-              <w:rPr>
-                <w:rFonts w:ascii="Consolas" w:cs="Consolas" w:eastAsia="Consolas" w:hAnsi="Consolas"/>
-                <w:color w:val="24292F"/>
-                <w:sz w:val="14"/>
-                <w:szCs w:val="14"/>
-              </w:rPr>
-              <w:t xml:space="preserve">    )</w:t>
-            </w:r>
-          </w:p>
-          <w:p>
-            <w:pPr>
-              <w:spacing w:after="0" w:line="215"/>
-            </w:pPr>
-            <w:r>
-              <w:rPr>
-                <w:rFonts w:ascii="Consolas" w:cs="Consolas" w:eastAsia="Consolas" w:hAnsi="Consolas"/>
-                <w:color w:val="24292F"/>
-                <w:sz w:val="14"/>
-                <w:szCs w:val="14"/>
-              </w:rPr>
-              <w:t xml:space="preserve"> </w:t>
-            </w:r>
-          </w:p>
-          <w:p>
-            <w:pPr>
-              <w:spacing w:after="0" w:line="215"/>
-            </w:pPr>
-            <w:r>
-              <w:rPr>
-                <w:rFonts w:ascii="Consolas" w:cs="Consolas" w:eastAsia="Consolas" w:hAnsi="Consolas"/>
-                <w:color w:val="24292F"/>
-                <w:sz w:val="14"/>
-                <w:szCs w:val="14"/>
-              </w:rPr>
-              <w:t xml:space="preserve"> </w:t>
-            </w:r>
-          </w:p>
-          <w:p>
-            <w:pPr>
-              <w:spacing w:after="0" w:line="215"/>
-            </w:pPr>
-            <w:r>
-              <w:rPr>
-                <w:rFonts w:ascii="Consolas" w:cs="Consolas" w:eastAsia="Consolas" w:hAnsi="Consolas"/>
-                <w:color w:val="24292F"/>
-                <w:sz w:val="14"/>
-                <w:szCs w:val="14"/>
-              </w:rPr>
-              <w:t xml:space="preserve">def analytics_stats(clothing: ClothingRepository) -&gt; AnalyticsStats:</w:t>
-            </w:r>
-          </w:p>
-          <w:p>
-            <w:pPr>
-              <w:spacing w:after="0" w:line="215"/>
-            </w:pPr>
-            <w:r>
-              <w:rPr>
-                <w:rFonts w:ascii="Consolas" w:cs="Consolas" w:eastAsia="Consolas" w:hAnsi="Consolas"/>
-                <w:color w:val="24292F"/>
-                <w:sz w:val="14"/>
-                <w:szCs w:val="14"/>
-              </w:rPr>
-              <w:t xml:space="preserve">    items = clothing.list()</w:t>
-            </w:r>
-          </w:p>
-          <w:p>
-            <w:pPr>
-              <w:spacing w:after="0" w:line="215"/>
-            </w:pPr>
-            <w:r>
-              <w:rPr>
-                <w:rFonts w:ascii="Consolas" w:cs="Consolas" w:eastAsia="Consolas" w:hAnsi="Consolas"/>
-                <w:color w:val="24292F"/>
-                <w:sz w:val="14"/>
-                <w:szCs w:val="14"/>
-              </w:rPr>
-              <w:t xml:space="preserve">    categories = _counts([i.category for i in items])</w:t>
-            </w:r>
-          </w:p>
-          <w:p>
-            <w:pPr>
-              <w:spacing w:after="0" w:line="215"/>
-            </w:pPr>
-            <w:r>
-              <w:rPr>
-                <w:rFonts w:ascii="Consolas" w:cs="Consolas" w:eastAsia="Consolas" w:hAnsi="Consolas"/>
-                <w:color w:val="24292F"/>
-                <w:sz w:val="14"/>
-                <w:szCs w:val="14"/>
-              </w:rPr>
-              <w:t xml:space="preserve">    brands = _counts([i.brand for i in items if i.brand])</w:t>
+              <w:t xml:space="preserve">    return users.get_or_create(email=email, name=name).id</w:t>
             </w:r>
           </w:p>
         </w:tc>
@@ -26092,7 +28152,7 @@
         <w:keepNext/>
       </w:pPr>
       <w:r>
-        <w:t xml:space="preserve">E.3.3  Clothing router — backend/routers/clothing.py</w:t>
+        <w:t xml:space="preserve">E.3.3  The outfit style score — backend/services/style_service.py</w:t>
       </w:r>
     </w:p>
     <w:tbl>
@@ -26142,7 +28202,7 @@
                 <w:sz w:val="14"/>
                 <w:szCs w:val="14"/>
               </w:rPr>
-              <w:t xml:space="preserve"> </w:t>
+              <w:t xml:space="preserve">MAX_COVERAGE, MAX_COLOUR, MAX_SEASON, MAX_OCCASION = 4, 3, 2, 1</w:t>
             </w:r>
           </w:p>
           <w:p>
@@ -26156,7 +28216,7 @@
                 <w:sz w:val="14"/>
                 <w:szCs w:val="14"/>
               </w:rPr>
-              <w:t xml:space="preserve">router = APIRouter(prefix="/clothing", tags=["clothing"])</w:t>
+              <w:t xml:space="preserve">MAX_SCORE = MAX_COVERAGE + MAX_COLOUR + MAX_SEASON + MAX_OCCASION</w:t>
             </w:r>
           </w:p>
           <w:p>
@@ -26184,7 +28244,7 @@
                 <w:sz w:val="14"/>
                 <w:szCs w:val="14"/>
               </w:rPr>
-              <w:t xml:space="preserve"> </w:t>
+              <w:t xml:space="preserve">def _colour(items: list[ClothingItem]) -&gt; tuple[int, str]:</w:t>
             </w:r>
           </w:p>
           <w:p>
@@ -26198,7 +28258,7 @@
                 <w:sz w:val="14"/>
                 <w:szCs w:val="14"/>
               </w:rPr>
-              <w:t xml:space="preserve">@router.get("", response_model=list[ClothingItem])</w:t>
+              <w:t xml:space="preserve">    """Neutrals always sit together; one accent lifts them; three fight."""</w:t>
             </w:r>
           </w:p>
           <w:p>
@@ -26212,7 +28272,7 @@
                 <w:sz w:val="14"/>
                 <w:szCs w:val="14"/>
               </w:rPr>
-              <w:t xml:space="preserve">def list_clothing(</w:t>
+              <w:t xml:space="preserve">    accents = {</w:t>
             </w:r>
           </w:p>
           <w:p>
@@ -26226,7 +28286,7 @@
                 <w:sz w:val="14"/>
                 <w:szCs w:val="14"/>
               </w:rPr>
-              <w:t xml:space="preserve">    search: str = "",</w:t>
+              <w:t xml:space="preserve">        item.colour.strip().lower()</w:t>
             </w:r>
           </w:p>
           <w:p>
@@ -26240,7 +28300,7 @@
                 <w:sz w:val="14"/>
                 <w:szCs w:val="14"/>
               </w:rPr>
-              <w:t xml:space="preserve">    category: str = "All",</w:t>
+              <w:t xml:space="preserve">        for item in items</w:t>
             </w:r>
           </w:p>
           <w:p>
@@ -26254,7 +28314,7 @@
                 <w:sz w:val="14"/>
                 <w:szCs w:val="14"/>
               </w:rPr>
-              <w:t xml:space="preserve">    season: str = "All",</w:t>
+              <w:t xml:space="preserve">        if item.colour.strip().lower() not in NEUTRALS</w:t>
             </w:r>
           </w:p>
           <w:p>
@@ -26268,7 +28328,7 @@
                 <w:sz w:val="14"/>
                 <w:szCs w:val="14"/>
               </w:rPr>
-              <w:t xml:space="preserve">    sort: str = "newest",</w:t>
+              <w:t xml:space="preserve">    }</w:t>
             </w:r>
           </w:p>
           <w:p>
@@ -26282,7 +28342,7 @@
                 <w:sz w:val="14"/>
                 <w:szCs w:val="14"/>
               </w:rPr>
-              <w:t xml:space="preserve">    repository: ClothingRepository = Depends(get_clothing_repository),</w:t>
+              <w:t xml:space="preserve"> </w:t>
             </w:r>
           </w:p>
           <w:p>
@@ -26296,7 +28356,7 @@
                 <w:sz w:val="14"/>
                 <w:szCs w:val="14"/>
               </w:rPr>
-              <w:t xml:space="preserve">):</w:t>
+              <w:t xml:space="preserve">    if len(accents) &lt;= 1:</w:t>
             </w:r>
           </w:p>
           <w:p>
@@ -26310,7 +28370,7 @@
                 <w:sz w:val="14"/>
                 <w:szCs w:val="14"/>
               </w:rPr>
-              <w:t xml:space="preserve">    items = repository.list()</w:t>
+              <w:t xml:space="preserve">        note = "Neutral palette" if not accents else f"Neutrals with one accent"</w:t>
             </w:r>
           </w:p>
           <w:p>
@@ -26324,7 +28384,7 @@
                 <w:sz w:val="14"/>
                 <w:szCs w:val="14"/>
               </w:rPr>
-              <w:t xml:space="preserve"> </w:t>
+              <w:t xml:space="preserve">        return MAX_COLOUR, note</w:t>
             </w:r>
           </w:p>
           <w:p>
@@ -26338,7 +28398,7 @@
                 <w:sz w:val="14"/>
                 <w:szCs w:val="14"/>
               </w:rPr>
-              <w:t xml:space="preserve">    if search:</w:t>
+              <w:t xml:space="preserve">    if len(accents) == 2:</w:t>
             </w:r>
           </w:p>
           <w:p>
@@ -26352,7 +28412,7 @@
                 <w:sz w:val="14"/>
                 <w:szCs w:val="14"/>
               </w:rPr>
-              <w:t xml:space="preserve">        needle = search.lower()</w:t>
+              <w:t xml:space="preserve">        return 2, "Two accent colours"</w:t>
             </w:r>
           </w:p>
           <w:p>
@@ -26366,7 +28426,7 @@
                 <w:sz w:val="14"/>
                 <w:szCs w:val="14"/>
               </w:rPr>
-              <w:t xml:space="preserve">        items = [i for i in items if needle in i.name.lower() or needle in i.brand.lower()]</w:t>
+              <w:t xml:space="preserve">    return 1, f"{len(accents)} accent colours competing"</w:t>
             </w:r>
           </w:p>
           <w:p>
@@ -26380,7 +28440,7 @@
                 <w:sz w:val="14"/>
                 <w:szCs w:val="14"/>
               </w:rPr>
-              <w:t xml:space="preserve">    if category != "All":</w:t>
+              <w:t xml:space="preserve"> </w:t>
             </w:r>
           </w:p>
           <w:p>
@@ -26394,7 +28454,7 @@
                 <w:sz w:val="14"/>
                 <w:szCs w:val="14"/>
               </w:rPr>
-              <w:t xml:space="preserve">        items = [i for i in items if i.category == category]</w:t>
+              <w:t xml:space="preserve"> </w:t>
             </w:r>
           </w:p>
           <w:p>
@@ -26408,7 +28468,7 @@
                 <w:sz w:val="14"/>
                 <w:szCs w:val="14"/>
               </w:rPr>
-              <w:t xml:space="preserve">    if season != "All":</w:t>
+              <w:t xml:space="preserve">def score_outfit(items: list[ClothingItem], occasion: str) -&gt; tuple[int, list[str]]:</w:t>
             </w:r>
           </w:p>
           <w:p>
@@ -26422,7 +28482,7 @@
                 <w:sz w:val="14"/>
                 <w:szCs w:val="14"/>
               </w:rPr>
-              <w:t xml:space="preserve">        items = [i for i in items if i.season == season]</w:t>
+              <w:t xml:space="preserve">    """Return the score out of ten and the reason for each part of it."""</w:t>
             </w:r>
           </w:p>
           <w:p>
@@ -26436,7 +28496,7 @@
                 <w:sz w:val="14"/>
                 <w:szCs w:val="14"/>
               </w:rPr>
-              <w:t xml:space="preserve"> </w:t>
+              <w:t xml:space="preserve">    if not items:</w:t>
             </w:r>
           </w:p>
           <w:p>
@@ -26450,7 +28510,7 @@
                 <w:sz w:val="14"/>
                 <w:szCs w:val="14"/>
               </w:rPr>
-              <w:t xml:space="preserve">    sorters = {</w:t>
+              <w:t xml:space="preserve">        return 0, ["No pieces chosen"]</w:t>
             </w:r>
           </w:p>
           <w:p>
@@ -26464,7 +28524,7 @@
                 <w:sz w:val="14"/>
                 <w:szCs w:val="14"/>
               </w:rPr>
-              <w:t xml:space="preserve">        "newest": lambda i: -i.id,</w:t>
+              <w:t xml:space="preserve"> </w:t>
             </w:r>
           </w:p>
           <w:p>
@@ -26478,7 +28538,7 @@
                 <w:sz w:val="14"/>
                 <w:szCs w:val="14"/>
               </w:rPr>
-              <w:t xml:space="preserve">        "name": lambda i: i.name.lower(),</w:t>
+              <w:t xml:space="preserve">    results = [</w:t>
             </w:r>
           </w:p>
           <w:p>
@@ -26492,7 +28552,7 @@
                 <w:sz w:val="14"/>
                 <w:szCs w:val="14"/>
               </w:rPr>
-              <w:t xml:space="preserve">        "most-worn": lambda i: -i.times_worn,</w:t>
+              <w:t xml:space="preserve">        _coverage(items),</w:t>
             </w:r>
           </w:p>
           <w:p>
@@ -26506,7 +28566,7 @@
                 <w:sz w:val="14"/>
                 <w:szCs w:val="14"/>
               </w:rPr>
-              <w:t xml:space="preserve">        "price": lambda i: -i.price,</w:t>
+              <w:t xml:space="preserve">        _colour(items),</w:t>
             </w:r>
           </w:p>
           <w:p>
@@ -26520,7 +28580,7 @@
                 <w:sz w:val="14"/>
                 <w:szCs w:val="14"/>
               </w:rPr>
-              <w:t xml:space="preserve">    }</w:t>
+              <w:t xml:space="preserve">        _season(items),</w:t>
             </w:r>
           </w:p>
           <w:p>
@@ -26534,7 +28594,7 @@
                 <w:sz w:val="14"/>
                 <w:szCs w:val="14"/>
               </w:rPr>
-              <w:t xml:space="preserve">    return sorted(items, key=sorters.get(sort, sorters["newest"]))</w:t>
+              <w:t xml:space="preserve">        _occasion(items, occasion),</w:t>
             </w:r>
           </w:p>
           <w:p>
@@ -26548,7 +28608,7 @@
                 <w:sz w:val="14"/>
                 <w:szCs w:val="14"/>
               </w:rPr>
-              <w:t xml:space="preserve"> </w:t>
+              <w:t xml:space="preserve">    ]</w:t>
             </w:r>
           </w:p>
           <w:p>
@@ -26562,7 +28622,7 @@
                 <w:sz w:val="14"/>
                 <w:szCs w:val="14"/>
               </w:rPr>
-              <w:t xml:space="preserve"> </w:t>
+              <w:t xml:space="preserve">    total = sum(points for points, _ in results)</w:t>
             </w:r>
           </w:p>
           <w:p>
@@ -26576,21 +28636,7 @@
                 <w:sz w:val="14"/>
                 <w:szCs w:val="14"/>
               </w:rPr>
-              <w:t xml:space="preserve">@router.get("/categories", response_model=list[str])</w:t>
-            </w:r>
-          </w:p>
-          <w:p>
-            <w:pPr>
-              <w:spacing w:after="0" w:line="215"/>
-            </w:pPr>
-            <w:r>
-              <w:rPr>
-                <w:rFonts w:ascii="Consolas" w:cs="Consolas" w:eastAsia="Consolas" w:hAnsi="Consolas"/>
-                <w:color w:val="24292F"/>
-                <w:sz w:val="14"/>
-                <w:szCs w:val="14"/>
-              </w:rPr>
-              <w:t xml:space="preserve">def list_categories():</w:t>
+              <w:t xml:space="preserve">    return total, [note for _, note in results]</w:t>
             </w:r>
           </w:p>
         </w:tc>
@@ -26607,7 +28653,7 @@
         <w:keepNext/>
       </w:pPr>
       <w:r>
-        <w:t xml:space="preserve">E.3.4  API client — frontend/src/services/api.js</w:t>
+        <w:t xml:space="preserve">E.3.4  The catalogue router — backend/routers/catalogue.py</w:t>
       </w:r>
     </w:p>
     <w:tbl>
@@ -26657,7 +28703,7 @@
                 <w:sz w:val="14"/>
                 <w:szCs w:val="14"/>
               </w:rPr>
-              <w:t xml:space="preserve">const BASE_URL = import.meta.env.VITE_API_URL ?? "http://localhost:8000";</w:t>
+              <w:t xml:space="preserve"> </w:t>
             </w:r>
           </w:p>
           <w:p>
@@ -26671,7 +28717,7 @@
                 <w:sz w:val="14"/>
                 <w:szCs w:val="14"/>
               </w:rPr>
-              <w:t xml:space="preserve"> </w:t>
+              <w:t xml:space="preserve">@router.get("", response_model=list[CatalogueItem])</w:t>
             </w:r>
           </w:p>
           <w:p>
@@ -26685,7 +28731,7 @@
                 <w:sz w:val="14"/>
                 <w:szCs w:val="14"/>
               </w:rPr>
-              <w:t xml:space="preserve">async function request(path, options = {}) {</w:t>
+              <w:t xml:space="preserve">def list_catalogue(category: str = "All"):</w:t>
             </w:r>
           </w:p>
           <w:p>
@@ -26699,7 +28745,7 @@
                 <w:sz w:val="14"/>
                 <w:szCs w:val="14"/>
               </w:rPr>
-              <w:t xml:space="preserve">  const response = await fetch(`${BASE_URL}${path}`, {</w:t>
+              <w:t xml:space="preserve">    entries = catalogue_data.entries()</w:t>
             </w:r>
           </w:p>
           <w:p>
@@ -26713,7 +28759,7 @@
                 <w:sz w:val="14"/>
                 <w:szCs w:val="14"/>
               </w:rPr>
-              <w:t xml:space="preserve">    headers: { "Content-Type": "application/json" },</w:t>
+              <w:t xml:space="preserve">    if category != "All":</w:t>
             </w:r>
           </w:p>
           <w:p>
@@ -26727,7 +28773,7 @@
                 <w:sz w:val="14"/>
                 <w:szCs w:val="14"/>
               </w:rPr>
-              <w:t xml:space="preserve">    ...options,</w:t>
+              <w:t xml:space="preserve">        entries = [e for e in entries if e["category"] == category]</w:t>
             </w:r>
           </w:p>
           <w:p>
@@ -26741,7 +28787,7 @@
                 <w:sz w:val="14"/>
                 <w:szCs w:val="14"/>
               </w:rPr>
-              <w:t xml:space="preserve">  });</w:t>
+              <w:t xml:space="preserve">    return entries</w:t>
             </w:r>
           </w:p>
           <w:p>
@@ -26769,7 +28815,7 @@
                 <w:sz w:val="14"/>
                 <w:szCs w:val="14"/>
               </w:rPr>
-              <w:t xml:space="preserve">  if (!response.ok) {</w:t>
+              <w:t xml:space="preserve"> </w:t>
             </w:r>
           </w:p>
           <w:p>
@@ -26783,7 +28829,7 @@
                 <w:sz w:val="14"/>
                 <w:szCs w:val="14"/>
               </w:rPr>
-              <w:t xml:space="preserve">    throw new Error(`Request failed: ${response.status}`);</w:t>
+              <w:t xml:space="preserve">@router.post("/add", response_model=ClothingItem, status_code=201)</w:t>
             </w:r>
           </w:p>
           <w:p>
@@ -26797,7 +28843,7 @@
                 <w:sz w:val="14"/>
                 <w:szCs w:val="14"/>
               </w:rPr>
-              <w:t xml:space="preserve">  }</w:t>
+              <w:t xml:space="preserve">def add_from_catalogue(</w:t>
             </w:r>
           </w:p>
           <w:p>
@@ -26811,7 +28857,7 @@
                 <w:sz w:val="14"/>
                 <w:szCs w:val="14"/>
               </w:rPr>
-              <w:t xml:space="preserve"> </w:t>
+              <w:t xml:space="preserve">    data: AddFromCatalogue,</w:t>
             </w:r>
           </w:p>
           <w:p>
@@ -26825,7 +28871,7 @@
                 <w:sz w:val="14"/>
                 <w:szCs w:val="14"/>
               </w:rPr>
-              <w:t xml:space="preserve">  return response.status === 204 ? null : response.json();</w:t>
+              <w:t xml:space="preserve">    repository: ClothingRepository = Depends(get_clothing_repository),</w:t>
             </w:r>
           </w:p>
           <w:p>
@@ -26839,7 +28885,7 @@
                 <w:sz w:val="14"/>
                 <w:szCs w:val="14"/>
               </w:rPr>
-              <w:t xml:space="preserve">}</w:t>
+              <w:t xml:space="preserve">    user_id: int = Depends(current_user_id),</w:t>
             </w:r>
           </w:p>
           <w:p>
@@ -26853,7 +28899,7 @@
                 <w:sz w:val="14"/>
                 <w:szCs w:val="14"/>
               </w:rPr>
-              <w:t xml:space="preserve"> </w:t>
+              <w:t xml:space="preserve">):</w:t>
             </w:r>
           </w:p>
           <w:p>
@@ -26867,7 +28913,7 @@
                 <w:sz w:val="14"/>
                 <w:szCs w:val="14"/>
               </w:rPr>
-              <w:t xml:space="preserve">function query(params) {</w:t>
+              <w:t xml:space="preserve">    entry = catalogue_data.find(data.catalogue_id)</w:t>
             </w:r>
           </w:p>
           <w:p>
@@ -26881,7 +28927,7 @@
                 <w:sz w:val="14"/>
                 <w:szCs w:val="14"/>
               </w:rPr>
-              <w:t xml:space="preserve">  const search = new URLSearchParams(</w:t>
+              <w:t xml:space="preserve">    if entry is None:</w:t>
             </w:r>
           </w:p>
           <w:p>
@@ -26895,7 +28941,7 @@
                 <w:sz w:val="14"/>
                 <w:szCs w:val="14"/>
               </w:rPr>
-              <w:t xml:space="preserve">    Object.entries(params).filter(([, value]) =&gt; value !== "" &amp;&amp; value != null)</w:t>
+              <w:t xml:space="preserve">        raise HTTPException(status_code=404, detail="Catalogue item not found")</w:t>
             </w:r>
           </w:p>
           <w:p>
@@ -26909,7 +28955,7 @@
                 <w:sz w:val="14"/>
                 <w:szCs w:val="14"/>
               </w:rPr>
-              <w:t xml:space="preserve">  );</w:t>
+              <w:t xml:space="preserve"> </w:t>
             </w:r>
           </w:p>
           <w:p>
@@ -26923,7 +28969,7 @@
                 <w:sz w:val="14"/>
                 <w:szCs w:val="14"/>
               </w:rPr>
-              <w:t xml:space="preserve">  return search.toString() ? `?${search}` : "";</w:t>
+              <w:t xml:space="preserve">    fields = {key: entry[key] for key in catalogue_data.FIELDS}</w:t>
             </w:r>
           </w:p>
           <w:p>
@@ -26937,21 +28983,7 @@
                 <w:sz w:val="14"/>
                 <w:szCs w:val="14"/>
               </w:rPr>
-              <w:t xml:space="preserve">}</w:t>
-            </w:r>
-          </w:p>
-          <w:p>
-            <w:pPr>
-              <w:spacing w:after="0" w:line="215"/>
-            </w:pPr>
-            <w:r>
-              <w:rPr>
-                <w:rFonts w:ascii="Consolas" w:cs="Consolas" w:eastAsia="Consolas" w:hAnsi="Consolas"/>
-                <w:color w:val="24292F"/>
-                <w:sz w:val="14"/>
-                <w:szCs w:val="14"/>
-              </w:rPr>
-              <w:t xml:space="preserve"> </w:t>
+              <w:t xml:space="preserve">    return repository.add(user_id, ClothingItemCreate(**fields))</w:t>
             </w:r>
           </w:p>
         </w:tc>
@@ -26968,7 +29000,7 @@
         <w:keepNext/>
       </w:pPr>
       <w:r>
-        <w:t xml:space="preserve">E.3.5  Route table — frontend/src/App.jsx</w:t>
+        <w:t xml:space="preserve">E.3.5  Who is signed in — frontend/src/services/session.js</w:t>
       </w:r>
     </w:p>
     <w:tbl>
@@ -27018,7 +29050,7 @@
                 <w:sz w:val="14"/>
                 <w:szCs w:val="14"/>
               </w:rPr>
-              <w:t xml:space="preserve"> * Route table. Login stands alone; every other screen is nested inside</w:t>
+              <w:t xml:space="preserve">  if (words.length === 0) return email;</w:t>
             </w:r>
           </w:p>
           <w:p>
@@ -27032,7 +29064,7 @@
                 <w:sz w:val="14"/>
                 <w:szCs w:val="14"/>
               </w:rPr>
-              <w:t xml:space="preserve"> * Layout and therefore gets the sidebar automatically.</w:t>
+              <w:t xml:space="preserve">  return words.map((w) =&gt; w[0].toUpperCase() + w.slice(1)).join(" ");</w:t>
             </w:r>
           </w:p>
           <w:p>
@@ -27046,7 +29078,7 @@
                 <w:sz w:val="14"/>
                 <w:szCs w:val="14"/>
               </w:rPr>
-              <w:t xml:space="preserve"> */</w:t>
+              <w:t xml:space="preserve">}</w:t>
             </w:r>
           </w:p>
           <w:p>
@@ -27060,7 +29092,7 @@
                 <w:sz w:val="14"/>
                 <w:szCs w:val="14"/>
               </w:rPr>
-              <w:t xml:space="preserve">export default function App() {</w:t>
+              <w:t xml:space="preserve"> </w:t>
             </w:r>
           </w:p>
           <w:p>
@@ -27074,7 +29106,7 @@
                 <w:sz w:val="14"/>
                 <w:szCs w:val="14"/>
               </w:rPr>
-              <w:t xml:space="preserve">  return (</w:t>
+              <w:t xml:space="preserve">export function signIn({ name, email }) {</w:t>
             </w:r>
           </w:p>
           <w:p>
@@ -27088,7 +29120,7 @@
                 <w:sz w:val="14"/>
                 <w:szCs w:val="14"/>
               </w:rPr>
-              <w:t xml:space="preserve">    &lt;BrowserRouter&gt;</w:t>
+              <w:t xml:space="preserve">  const address = (email ?? "").trim().toLowerCase();</w:t>
             </w:r>
           </w:p>
           <w:p>
@@ -27102,7 +29134,7 @@
                 <w:sz w:val="14"/>
                 <w:szCs w:val="14"/>
               </w:rPr>
-              <w:t xml:space="preserve">      &lt;Routes&gt;</w:t>
+              <w:t xml:space="preserve">  const display = (name ?? "").trim() || nameFromEmail(address);</w:t>
             </w:r>
           </w:p>
           <w:p>
@@ -27116,7 +29148,7 @@
                 <w:sz w:val="14"/>
                 <w:szCs w:val="14"/>
               </w:rPr>
-              <w:t xml:space="preserve">        &lt;Route path="/" element={&lt;Login /&gt;} /&gt;</w:t>
+              <w:t xml:space="preserve">  const user = { name: display, email: address, initials: initialsFrom(display) };</w:t>
             </w:r>
           </w:p>
           <w:p>
@@ -27144,7 +29176,7 @@
                 <w:sz w:val="14"/>
                 <w:szCs w:val="14"/>
               </w:rPr>
-              <w:t xml:space="preserve">        &lt;Route element={&lt;Layout /&gt;}&gt;</w:t>
+              <w:t xml:space="preserve">  try {</w:t>
             </w:r>
           </w:p>
           <w:p>
@@ -27158,7 +29190,7 @@
                 <w:sz w:val="14"/>
                 <w:szCs w:val="14"/>
               </w:rPr>
-              <w:t xml:space="preserve">          &lt;Route path="/dashboard" element={&lt;Dashboard /&gt;} /&gt;</w:t>
+              <w:t xml:space="preserve">    localStorage.setItem(KEY, JSON.stringify(user));</w:t>
             </w:r>
           </w:p>
           <w:p>
@@ -27172,7 +29204,7 @@
                 <w:sz w:val="14"/>
                 <w:szCs w:val="14"/>
               </w:rPr>
-              <w:t xml:space="preserve">          &lt;Route path="/wardrobe" element={&lt;Wardrobe /&gt;} /&gt;</w:t>
+              <w:t xml:space="preserve">  } catch {</w:t>
             </w:r>
           </w:p>
           <w:p>
@@ -27186,7 +29218,7 @@
                 <w:sz w:val="14"/>
                 <w:szCs w:val="14"/>
               </w:rPr>
-              <w:t xml:space="preserve">          &lt;Route path="/add-clothing" element={&lt;AddClothing /&gt;} /&gt;</w:t>
+              <w:t xml:space="preserve">    // private browsing: the session simply lasts for this page view</w:t>
             </w:r>
           </w:p>
           <w:p>
@@ -27200,7 +29232,7 @@
                 <w:sz w:val="14"/>
                 <w:szCs w:val="14"/>
               </w:rPr>
-              <w:t xml:space="preserve">          &lt;Route path="/outfit-builder" element={&lt;OutfitBuilder /&gt;} /&gt;</w:t>
+              <w:t xml:space="preserve">  }</w:t>
             </w:r>
           </w:p>
           <w:p>
@@ -27214,7 +29246,7 @@
                 <w:sz w:val="14"/>
                 <w:szCs w:val="14"/>
               </w:rPr>
-              <w:t xml:space="preserve">          &lt;Route path="/profile" element={&lt;Profile /&gt;} /&gt;</w:t>
+              <w:t xml:space="preserve">  return user;</w:t>
             </w:r>
           </w:p>
           <w:p>
@@ -27228,7 +29260,7 @@
                 <w:sz w:val="14"/>
                 <w:szCs w:val="14"/>
               </w:rPr>
-              <w:t xml:space="preserve">        &lt;/Route&gt;</w:t>
+              <w:t xml:space="preserve">}</w:t>
             </w:r>
           </w:p>
           <w:p>
@@ -27242,7 +29274,7 @@
                 <w:sz w:val="14"/>
                 <w:szCs w:val="14"/>
               </w:rPr>
-              <w:t xml:space="preserve">      &lt;/Routes&gt;</w:t>
+              <w:t xml:space="preserve"> </w:t>
             </w:r>
           </w:p>
           <w:p>
@@ -27256,7 +29288,7 @@
                 <w:sz w:val="14"/>
                 <w:szCs w:val="14"/>
               </w:rPr>
-              <w:t xml:space="preserve">    &lt;/BrowserRouter&gt;</w:t>
+              <w:t xml:space="preserve">export function getSession() {</w:t>
             </w:r>
           </w:p>
           <w:p>
@@ -27270,7 +29302,7 @@
                 <w:sz w:val="14"/>
                 <w:szCs w:val="14"/>
               </w:rPr>
-              <w:t xml:space="preserve">  );</w:t>
+              <w:t xml:space="preserve">  try {</w:t>
             </w:r>
           </w:p>
           <w:p>
@@ -27284,7 +29316,35 @@
                 <w:sz w:val="14"/>
                 <w:szCs w:val="14"/>
               </w:rPr>
-              <w:t xml:space="preserve">}</w:t>
+              <w:t xml:space="preserve">    const raw = localStorage.getItem(KEY);</w:t>
+            </w:r>
+          </w:p>
+          <w:p>
+            <w:pPr>
+              <w:spacing w:after="0" w:line="215"/>
+            </w:pPr>
+            <w:r>
+              <w:rPr>
+                <w:rFonts w:ascii="Consolas" w:cs="Consolas" w:eastAsia="Consolas" w:hAnsi="Consolas"/>
+                <w:color w:val="24292F"/>
+                <w:sz w:val="14"/>
+                <w:szCs w:val="14"/>
+              </w:rPr>
+              <w:t xml:space="preserve">    const user = raw ? JSON.parse(raw) : null;</w:t>
+            </w:r>
+          </w:p>
+          <w:p>
+            <w:pPr>
+              <w:spacing w:after="0" w:line="215"/>
+            </w:pPr>
+            <w:r>
+              <w:rPr>
+                <w:rFonts w:ascii="Consolas" w:cs="Consolas" w:eastAsia="Consolas" w:hAnsi="Consolas"/>
+                <w:color w:val="24292F"/>
+                <w:sz w:val="14"/>
+                <w:szCs w:val="14"/>
+              </w:rPr>
+              <w:t xml:space="preserve">    return user &amp;&amp; user.email ? user : null;</w:t>
             </w:r>
           </w:p>
         </w:tc>
@@ -27301,7 +29361,7 @@
         <w:keepNext/>
       </w:pPr>
       <w:r>
-        <w:t xml:space="preserve">E.3.6  Wardrobe screen — frontend/src/pages/Wardrobe.jsx (extract)</w:t>
+        <w:t xml:space="preserve">E.3.6  Route table — frontend/src/App.jsx</w:t>
       </w:r>
     </w:p>
     <w:tbl>
@@ -27351,7 +29411,7 @@
                 <w:sz w:val="14"/>
                 <w:szCs w:val="14"/>
               </w:rPr>
-              <w:t xml:space="preserve">  const [status, setStatus] = useState("loading");</w:t>
+              <w:t xml:space="preserve"> * Route table. Login stands alone; every other screen is nested inside</w:t>
             </w:r>
           </w:p>
           <w:p>
@@ -27365,7 +29425,7 @@
                 <w:sz w:val="14"/>
                 <w:szCs w:val="14"/>
               </w:rPr>
-              <w:t xml:space="preserve">  const [search, setSearch] = useState("");</w:t>
+              <w:t xml:space="preserve"> * Layout and therefore gets the sidebar automatically.</w:t>
             </w:r>
           </w:p>
           <w:p>
@@ -27379,7 +29439,7 @@
                 <w:sz w:val="14"/>
                 <w:szCs w:val="14"/>
               </w:rPr>
-              <w:t xml:space="preserve">  const [category, setCategory] = useState("All");</w:t>
+              <w:t xml:space="preserve"> */</w:t>
             </w:r>
           </w:p>
           <w:p>
@@ -27393,7 +29453,7 @@
                 <w:sz w:val="14"/>
                 <w:szCs w:val="14"/>
               </w:rPr>
-              <w:t xml:space="preserve">  const [season, setSeason] = useState("All");</w:t>
+              <w:t xml:space="preserve">export default function App() {</w:t>
             </w:r>
           </w:p>
           <w:p>
@@ -27407,7 +29467,7 @@
                 <w:sz w:val="14"/>
                 <w:szCs w:val="14"/>
               </w:rPr>
-              <w:t xml:space="preserve">  const [sort, setSort] = useState("newest");</w:t>
+              <w:t xml:space="preserve">  return (</w:t>
             </w:r>
           </w:p>
           <w:p>
@@ -27421,7 +29481,7 @@
                 <w:sz w:val="14"/>
                 <w:szCs w:val="14"/>
               </w:rPr>
-              <w:t xml:space="preserve"> </w:t>
+              <w:t xml:space="preserve">    &lt;BrowserRouter&gt;</w:t>
             </w:r>
           </w:p>
           <w:p>
@@ -27435,7 +29495,7 @@
                 <w:sz w:val="14"/>
                 <w:szCs w:val="14"/>
               </w:rPr>
-              <w:t xml:space="preserve">  useEffect(() =&gt; {</w:t>
+              <w:t xml:space="preserve">      &lt;Routes&gt;</w:t>
             </w:r>
           </w:p>
           <w:p>
@@ -27449,7 +29509,7 @@
                 <w:sz w:val="14"/>
                 <w:szCs w:val="14"/>
               </w:rPr>
-              <w:t xml:space="preserve">    let cancelled = false;</w:t>
+              <w:t xml:space="preserve">        &lt;Route path="/" element={&lt;Login /&gt;} /&gt;</w:t>
             </w:r>
           </w:p>
           <w:p>
@@ -27463,7 +29523,7 @@
                 <w:sz w:val="14"/>
                 <w:szCs w:val="14"/>
               </w:rPr>
-              <w:t xml:space="preserve">    getClothingItems({ search, category, season, sort })</w:t>
+              <w:t xml:space="preserve"> </w:t>
             </w:r>
           </w:p>
           <w:p>
@@ -27477,7 +29537,7 @@
                 <w:sz w:val="14"/>
                 <w:szCs w:val="14"/>
               </w:rPr>
-              <w:t xml:space="preserve">      .then((data) =&gt; {</w:t>
+              <w:t xml:space="preserve">        &lt;Route element={&lt;Layout /&gt;}&gt;</w:t>
             </w:r>
           </w:p>
           <w:p>
@@ -27491,7 +29551,7 @@
                 <w:sz w:val="14"/>
                 <w:szCs w:val="14"/>
               </w:rPr>
-              <w:t xml:space="preserve">        if (!cancelled) {</w:t>
+              <w:t xml:space="preserve">          &lt;Route path="/dashboard" element={&lt;Dashboard /&gt;} /&gt;</w:t>
             </w:r>
           </w:p>
           <w:p>
@@ -27505,7 +29565,7 @@
                 <w:sz w:val="14"/>
                 <w:szCs w:val="14"/>
               </w:rPr>
-              <w:t xml:space="preserve">          setItems(data);</w:t>
+              <w:t xml:space="preserve">          &lt;Route path="/wardrobe" element={&lt;Wardrobe /&gt;} /&gt;</w:t>
             </w:r>
           </w:p>
           <w:p>
@@ -27519,7 +29579,7 @@
                 <w:sz w:val="14"/>
                 <w:szCs w:val="14"/>
               </w:rPr>
-              <w:t xml:space="preserve">          setStatus("ready");</w:t>
+              <w:t xml:space="preserve">          &lt;Route path="/add-clothing" element={&lt;AddClothing /&gt;} /&gt;</w:t>
             </w:r>
           </w:p>
           <w:p>
@@ -27533,7 +29593,7 @@
                 <w:sz w:val="14"/>
                 <w:szCs w:val="14"/>
               </w:rPr>
-              <w:t xml:space="preserve">        }</w:t>
+              <w:t xml:space="preserve">          &lt;Route path="/outfit-builder" element={&lt;OutfitBuilder /&gt;} /&gt;</w:t>
             </w:r>
           </w:p>
           <w:p>
@@ -27547,7 +29607,7 @@
                 <w:sz w:val="14"/>
                 <w:szCs w:val="14"/>
               </w:rPr>
-              <w:t xml:space="preserve">      })</w:t>
+              <w:t xml:space="preserve">          &lt;Route path="/fits" element={&lt;MyFits /&gt;} /&gt;</w:t>
             </w:r>
           </w:p>
           <w:p>
@@ -27561,7 +29621,7 @@
                 <w:sz w:val="14"/>
                 <w:szCs w:val="14"/>
               </w:rPr>
-              <w:t xml:space="preserve">      .catch(() =&gt; !cancelled &amp;&amp; setStatus("error"));</w:t>
+              <w:t xml:space="preserve">          &lt;Route path="/profile" element={&lt;Profile /&gt;} /&gt;</w:t>
             </w:r>
           </w:p>
           <w:p>
@@ -27575,7 +29635,7 @@
                 <w:sz w:val="14"/>
                 <w:szCs w:val="14"/>
               </w:rPr>
-              <w:t xml:space="preserve">    return () =&gt; {</w:t>
+              <w:t xml:space="preserve">        &lt;/Route&gt;</w:t>
             </w:r>
           </w:p>
           <w:p>
@@ -27589,7 +29649,7 @@
                 <w:sz w:val="14"/>
                 <w:szCs w:val="14"/>
               </w:rPr>
-              <w:t xml:space="preserve">      cancelled = true;</w:t>
+              <w:t xml:space="preserve">      &lt;/Routes&gt;</w:t>
             </w:r>
           </w:p>
           <w:p>
@@ -27603,7 +29663,7 @@
                 <w:sz w:val="14"/>
                 <w:szCs w:val="14"/>
               </w:rPr>
-              <w:t xml:space="preserve">    };</w:t>
+              <w:t xml:space="preserve">    &lt;/BrowserRouter&gt;</w:t>
             </w:r>
           </w:p>
           <w:p>
@@ -27617,7 +29677,7 @@
                 <w:sz w:val="14"/>
                 <w:szCs w:val="14"/>
               </w:rPr>
-              <w:t xml:space="preserve">  }, [search, category, season, sort]);</w:t>
+              <w:t xml:space="preserve">  );</w:t>
             </w:r>
           </w:p>
           <w:p>
@@ -27631,147 +29691,7 @@
                 <w:sz w:val="14"/>
                 <w:szCs w:val="14"/>
               </w:rPr>
-              <w:t xml:space="preserve"> </w:t>
-            </w:r>
-          </w:p>
-          <w:p>
-            <w:pPr>
-              <w:spacing w:after="0" w:line="215"/>
-            </w:pPr>
-            <w:r>
-              <w:rPr>
-                <w:rFonts w:ascii="Consolas" w:cs="Consolas" w:eastAsia="Consolas" w:hAnsi="Consolas"/>
-                <w:color w:val="24292F"/>
-                <w:sz w:val="14"/>
-                <w:szCs w:val="14"/>
-              </w:rPr>
-              <w:t xml:space="preserve">  async function handleFavourite(item) {</w:t>
-            </w:r>
-          </w:p>
-          <w:p>
-            <w:pPr>
-              <w:spacing w:after="0" w:line="215"/>
-            </w:pPr>
-            <w:r>
-              <w:rPr>
-                <w:rFonts w:ascii="Consolas" w:cs="Consolas" w:eastAsia="Consolas" w:hAnsi="Consolas"/>
-                <w:color w:val="24292F"/>
-                <w:sz w:val="14"/>
-                <w:szCs w:val="14"/>
-              </w:rPr>
-              <w:t xml:space="preserve">    const updated = await toggleClothingFavourite(item.id);</w:t>
-            </w:r>
-          </w:p>
-          <w:p>
-            <w:pPr>
-              <w:spacing w:after="0" w:line="215"/>
-            </w:pPr>
-            <w:r>
-              <w:rPr>
-                <w:rFonts w:ascii="Consolas" w:cs="Consolas" w:eastAsia="Consolas" w:hAnsi="Consolas"/>
-                <w:color w:val="24292F"/>
-                <w:sz w:val="14"/>
-                <w:szCs w:val="14"/>
-              </w:rPr>
-              <w:t xml:space="preserve">    setItems((current) =&gt; current.map((i) =&gt; (i.id === updated.id ? updated : i)));</w:t>
-            </w:r>
-          </w:p>
-          <w:p>
-            <w:pPr>
-              <w:spacing w:after="0" w:line="215"/>
-            </w:pPr>
-            <w:r>
-              <w:rPr>
-                <w:rFonts w:ascii="Consolas" w:cs="Consolas" w:eastAsia="Consolas" w:hAnsi="Consolas"/>
-                <w:color w:val="24292F"/>
-                <w:sz w:val="14"/>
-                <w:szCs w:val="14"/>
-              </w:rPr>
-              <w:t xml:space="preserve">  }</w:t>
-            </w:r>
-          </w:p>
-          <w:p>
-            <w:pPr>
-              <w:spacing w:after="0" w:line="215"/>
-            </w:pPr>
-            <w:r>
-              <w:rPr>
-                <w:rFonts w:ascii="Consolas" w:cs="Consolas" w:eastAsia="Consolas" w:hAnsi="Consolas"/>
-                <w:color w:val="24292F"/>
-                <w:sz w:val="14"/>
-                <w:szCs w:val="14"/>
-              </w:rPr>
-              <w:t xml:space="preserve"> </w:t>
-            </w:r>
-          </w:p>
-          <w:p>
-            <w:pPr>
-              <w:spacing w:after="0" w:line="215"/>
-            </w:pPr>
-            <w:r>
-              <w:rPr>
-                <w:rFonts w:ascii="Consolas" w:cs="Consolas" w:eastAsia="Consolas" w:hAnsi="Consolas"/>
-                <w:color w:val="24292F"/>
-                <w:sz w:val="14"/>
-                <w:szCs w:val="14"/>
-              </w:rPr>
-              <w:t xml:space="preserve">  return (</w:t>
-            </w:r>
-          </w:p>
-          <w:p>
-            <w:pPr>
-              <w:spacing w:after="0" w:line="215"/>
-            </w:pPr>
-            <w:r>
-              <w:rPr>
-                <w:rFonts w:ascii="Consolas" w:cs="Consolas" w:eastAsia="Consolas" w:hAnsi="Consolas"/>
-                <w:color w:val="24292F"/>
-                <w:sz w:val="14"/>
-                <w:szCs w:val="14"/>
-              </w:rPr>
-              <w:t xml:space="preserve">    &lt;&gt;</w:t>
-            </w:r>
-          </w:p>
-          <w:p>
-            <w:pPr>
-              <w:spacing w:after="0" w:line="215"/>
-            </w:pPr>
-            <w:r>
-              <w:rPr>
-                <w:rFonts w:ascii="Consolas" w:cs="Consolas" w:eastAsia="Consolas" w:hAnsi="Consolas"/>
-                <w:color w:val="24292F"/>
-                <w:sz w:val="14"/>
-                <w:szCs w:val="14"/>
-              </w:rPr>
-              <w:t xml:space="preserve">      &lt;Topbar title="My Wardrobe" subtitle={`${items.length} pieces in your collection`}&gt;</w:t>
-            </w:r>
-          </w:p>
-          <w:p>
-            <w:pPr>
-              <w:spacing w:after="0" w:line="215"/>
-            </w:pPr>
-            <w:r>
-              <w:rPr>
-                <w:rFonts w:ascii="Consolas" w:cs="Consolas" w:eastAsia="Consolas" w:hAnsi="Consolas"/>
-                <w:color w:val="24292F"/>
-                <w:sz w:val="14"/>
-                <w:szCs w:val="14"/>
-              </w:rPr>
-              <w:t xml:space="preserve">        &lt;Link to="/add-clothing"&gt;</w:t>
-            </w:r>
-          </w:p>
-          <w:p>
-            <w:pPr>
-              <w:spacing w:after="0" w:line="215"/>
-            </w:pPr>
-            <w:r>
-              <w:rPr>
-                <w:rFonts w:ascii="Consolas" w:cs="Consolas" w:eastAsia="Consolas" w:hAnsi="Consolas"/>
-                <w:color w:val="24292F"/>
-                <w:sz w:val="14"/>
-                <w:szCs w:val="14"/>
-              </w:rPr>
-              <w:t xml:space="preserve">          &lt;Button&gt;</w:t>
+              <w:t xml:space="preserve">}</w:t>
             </w:r>
           </w:p>
         </w:tc>
@@ -27906,7 +29826,7 @@
           <w:sz w:val="16"/>
           <w:szCs w:val="16"/>
         </w:rPr>
-        <w:t xml:space="preserve">Without Docker — for development</w:t>
+        <w:t xml:space="preserve">Running the tests</w:t>
       </w:r>
     </w:p>
     <w:tbl>
@@ -27956,7 +29876,7 @@
                 <w:sz w:val="15"/>
                 <w:szCs w:val="15"/>
               </w:rPr>
-              <w:t xml:space="preserve"># terminal 1</w:t>
+              <w:t xml:space="preserve">$ cd backend &amp;&amp; python3.13 -m venv .venv</w:t>
             </w:r>
           </w:p>
           <w:p>
@@ -27970,7 +29890,7 @@
                 <w:sz w:val="15"/>
                 <w:szCs w:val="15"/>
               </w:rPr>
-              <w:t xml:space="preserve">$ cd backend &amp;&amp; python3.13 -m venv .venv</w:t>
+              <w:t xml:space="preserve">$ .venv/bin/pip install -r requirements-dev.txt</w:t>
             </w:r>
           </w:p>
           <w:p>
@@ -27984,7 +29904,7 @@
                 <w:sz w:val="15"/>
                 <w:szCs w:val="15"/>
               </w:rPr>
-              <w:t xml:space="preserve">$ .venv/bin/pip install -r requirements-dev.txt</w:t>
+              <w:t xml:space="preserve">$ .venv/bin/python -m pytest        # 96 tests</w:t>
             </w:r>
           </w:p>
           <w:p>
@@ -27998,49 +29918,7 @@
                 <w:sz w:val="15"/>
                 <w:szCs w:val="15"/>
               </w:rPr>
-              <w:t xml:space="preserve">$ .venv/bin/uvicorn main:app --reload</w:t>
-            </w:r>
-          </w:p>
-          <w:p>
-            <w:pPr>
-              <w:spacing w:after="0" w:line="215"/>
-            </w:pPr>
-            <w:r>
-              <w:rPr>
-                <w:rFonts w:ascii="Consolas" w:cs="Consolas" w:eastAsia="Consolas" w:hAnsi="Consolas"/>
-                <w:color w:val="24292F"/>
-                <w:sz w:val="15"/>
-                <w:szCs w:val="15"/>
-              </w:rPr>
-              <w:t xml:space="preserve"> </w:t>
-            </w:r>
-          </w:p>
-          <w:p>
-            <w:pPr>
-              <w:spacing w:after="0" w:line="215"/>
-            </w:pPr>
-            <w:r>
-              <w:rPr>
-                <w:rFonts w:ascii="Consolas" w:cs="Consolas" w:eastAsia="Consolas" w:hAnsi="Consolas"/>
-                <w:color w:val="24292F"/>
-                <w:sz w:val="15"/>
-                <w:szCs w:val="15"/>
-              </w:rPr>
-              <w:t xml:space="preserve"># terminal 2</w:t>
-            </w:r>
-          </w:p>
-          <w:p>
-            <w:pPr>
-              <w:spacing w:after="0" w:line="215"/>
-            </w:pPr>
-            <w:r>
-              <w:rPr>
-                <w:rFonts w:ascii="Consolas" w:cs="Consolas" w:eastAsia="Consolas" w:hAnsi="Consolas"/>
-                <w:color w:val="24292F"/>
-                <w:sz w:val="15"/>
-                <w:szCs w:val="15"/>
-              </w:rPr>
-              <w:t xml:space="preserve">$ cd frontend &amp;&amp; npm install &amp;&amp; npm run dev</w:t>
+              <w:t xml:space="preserve">$ .venv/bin/mutmut run              # mutation testing over services/</w:t>
             </w:r>
           </w:p>
         </w:tc>
@@ -28074,7 +29952,7 @@
           <w:sz w:val="20"/>
           <w:szCs w:val="20"/>
         </w:rPr>
-        <w:t xml:space="preserve">Real authentication: password hashing, sessions and per-user data, which the schema already supports through user_id.</w:t>
+        <w:t xml:space="preserve">Real authentication: password hashing and sessions, replacing the header-based identity. The users table and its password_hash column are already in place.</w:t>
       </w:r>
     </w:p>
     <w:p>
@@ -28091,7 +29969,7 @@
           <w:sz w:val="20"/>
           <w:szCs w:val="20"/>
         </w:rPr>
-        <w:t xml:space="preserve">Screens for editing and deleting clothing items and outfits, so stories 5, 6 and 12 become end-to-end rather than API-only.</w:t>
+        <w:t xml:space="preserve">Screens for editing a clothing item and viewing one in detail, so stories 5 and 22 become end-to-end rather than API-only.</w:t>
       </w:r>
     </w:p>
     <w:p>
@@ -28142,7 +30020,7 @@
           <w:sz w:val="20"/>
           <w:szCs w:val="20"/>
         </w:rPr>
-        <w:t xml:space="preserve">Outfit suggestions based on occasion, season and what has not been worn recently.</w:t>
+        <w:t xml:space="preserve">Extending the style score with wardrobe history — for example rewarding an outfit that uses a piece which has not been worn recently.</w:t>
       </w:r>
     </w:p>
     <w:sectPr>
@@ -28214,8 +30092,29 @@
         <w:szCs w:val="15"/>
       </w:rPr>
       <w:fldChar w:fldCharType="begin"/>
+    </w:r>
+    <w:r>
+      <w:rPr>
+        <w:color w:val="6B7280"/>
+        <w:sz w:val="15"/>
+        <w:szCs w:val="15"/>
+      </w:rPr>
       <w:instrText xml:space="preserve">PAGE</w:instrText>
+    </w:r>
+    <w:r>
+      <w:rPr>
+        <w:color w:val="6B7280"/>
+        <w:sz w:val="15"/>
+        <w:szCs w:val="15"/>
+      </w:rPr>
       <w:fldChar w:fldCharType="separate"/>
+    </w:r>
+    <w:r>
+      <w:rPr>
+        <w:color w:val="6B7280"/>
+        <w:sz w:val="15"/>
+        <w:szCs w:val="15"/>
+      </w:rPr>
       <w:fldChar w:fldCharType="end"/>
     </w:r>
   </w:p>
@@ -28393,6 +30292,9 @@
   <w:num w:numId="3">
     <w:abstractNumId w:val="2"/>
     <w:lvlOverride w:ilvl="0">
+      <w:startOverride w:val="1"/>
+    </w:lvlOverride>
+    <w:lvlOverride w:ilvl="1">
       <w:startOverride w:val="1"/>
     </w:lvlOverride>
   </w:num>
